--- a/claude/thesis_chapter/RESULTS_CHAPTER_EN_R4_color.docx
+++ b/claude/thesis_chapter/RESULTS_CHAPTER_EN_R4_color.docx
@@ -2,7 +2,7 @@
 <file path=word/document.xml><?xml version="1.0" encoding="utf-8"?>
 <w:document xmlns:w="http://schemas.openxmlformats.org/wordprocessingml/2006/main" xmlns:m="http://schemas.openxmlformats.org/officeDocument/2006/math" xmlns:r="http://schemas.openxmlformats.org/officeDocument/2006/relationships" xmlns:o="urn:schemas-microsoft-com:office:office" xmlns:v="urn:schemas-microsoft-com:vml" xmlns:w10="urn:schemas-microsoft-com:office:word" xmlns:a="http://schemas.openxmlformats.org/drawingml/2006/main" xmlns:pic="http://schemas.openxmlformats.org/drawingml/2006/picture" xmlns:wp="http://schemas.openxmlformats.org/drawingml/2006/wordprocessingDrawing">
   <w:body>
-    <w:bookmarkStart w:id="99" w:name="chapter-4-research-findings"/>
+    <w:bookmarkStart w:id="108" w:name="chapter-4-research-findings"/>
     <w:p>
       <w:pPr>
         <w:pStyle w:val="Heading1"/>
@@ -686,7 +686,7 @@
           <wp:inline>
             <wp:extent cx="5334000" cy="3243072"/>
             <wp:effectExtent b="0" l="0" r="0" t="0"/>
-            <wp:docPr descr="conv_NL" title="" id="12" name="Picture"/>
+            <wp:docPr descr="Layer-count convergence: hoop-stress and temperature profiles, L2 error and cost vs number of layers N_L (N_r=15, N_z=11)." title="" id="12" name="Picture"/>
             <a:graphic>
               <a:graphicData uri="http://schemas.openxmlformats.org/drawingml/2006/picture">
                 <pic:pic>
@@ -729,7 +729,7 @@
         <w:pStyle w:val="ImageCaption"/>
       </w:pPr>
       <w:r>
-        <w:t xml:space="preserve">conv_NL</w:t>
+        <w:t xml:space="preserve">Layer-count convergence: hoop-stress and temperature profiles, L2 error and cost vs number of layers N_L (N_r=15, N_z=11).</w:t>
       </w:r>
     </w:p>
     <w:p>
@@ -803,7 +803,7 @@
           <wp:inline>
             <wp:extent cx="5334000" cy="4002024"/>
             <wp:effectExtent b="0" l="0" r="0" t="0"/>
-            <wp:docPr descr="conv_Nr" title="" id="15" name="Picture"/>
+            <wp:docPr descr="Radial-node convergence per layer (N_z=11, N_L=7); the field quantities are converged from N_r=7." title="" id="15" name="Picture"/>
             <a:graphic>
               <a:graphicData uri="http://schemas.openxmlformats.org/drawingml/2006/picture">
                 <pic:pic>
@@ -846,7 +846,7 @@
         <w:pStyle w:val="ImageCaption"/>
       </w:pPr>
       <w:r>
-        <w:t xml:space="preserve">conv_Nr</w:t>
+        <w:t xml:space="preserve">Radial-node convergence per layer (N_z=11, N_L=7); the field quantities are converged from N_r=7.</w:t>
       </w:r>
     </w:p>
     <w:p>
@@ -926,7 +926,7 @@
           <wp:inline>
             <wp:extent cx="5334000" cy="3243072"/>
             <wp:effectExtent b="0" l="0" r="0" t="0"/>
-            <wp:docPr descr="conv_Nz" title="" id="18" name="Picture"/>
+            <wp:docPr descr="Axial-node convergence, the binding direction (N_r=15, N_L=7); N_z=5 gives a 9.4% error, with the clean serial cost." title="" id="18" name="Picture"/>
             <a:graphic>
               <a:graphicData uri="http://schemas.openxmlformats.org/drawingml/2006/picture">
                 <pic:pic>
@@ -969,7 +969,7 @@
         <w:pStyle w:val="ImageCaption"/>
       </w:pPr>
       <w:r>
-        <w:t xml:space="preserve">conv_Nz</w:t>
+        <w:t xml:space="preserve">Axial-node convergence, the binding direction (N_r=15, N_L=7); N_z=5 gives a 9.4% error, with the clean serial cost.</w:t>
       </w:r>
     </w:p>
     <w:p>
@@ -1055,7 +1055,7 @@
           <wp:inline>
             <wp:extent cx="5334000" cy="3243072"/>
             <wp:effectExtent b="0" l="0" r="0" t="0"/>
-            <wp:docPr descr="conv_dt" title="" id="21" name="Picture"/>
+            <wp:docPr descr="Time-step convergence; steps up to 2 s are converged while 5 s produces a spurious overshoot." title="" id="21" name="Picture"/>
             <a:graphic>
               <a:graphicData uri="http://schemas.openxmlformats.org/drawingml/2006/picture">
                 <pic:pic>
@@ -1098,7 +1098,7 @@
         <w:pStyle w:val="ImageCaption"/>
       </w:pPr>
       <w:r>
-        <w:t xml:space="preserve">conv_dt</w:t>
+        <w:t xml:space="preserve">Time-step convergence; steps up to 2 s are converged while 5 s produces a spurious overshoot.</w:t>
       </w:r>
     </w:p>
     <w:p>
@@ -1148,7 +1148,7 @@
           <wp:inline>
             <wp:extent cx="5334000" cy="4036178"/>
             <wp:effectExtent b="0" l="0" r="0" t="0"/>
-            <wp:docPr descr="conv_master" title="" id="24" name="Picture"/>
+            <wp:docPr descr="L2 hoop-profile error versus problem size N_dof, refined one direction at a time; the axial direction is binding." title="" id="24" name="Picture"/>
             <a:graphic>
               <a:graphicData uri="http://schemas.openxmlformats.org/drawingml/2006/picture">
                 <pic:pic>
@@ -1191,7 +1191,7 @@
         <w:pStyle w:val="ImageCaption"/>
       </w:pPr>
       <w:r>
-        <w:t xml:space="preserve">conv_master</w:t>
+        <w:t xml:space="preserve">L2 hoop-profile error versus problem size N_dof, refined one direction at a time; the axial direction is binding.</w:t>
       </w:r>
     </w:p>
     <w:p>
@@ -1263,7 +1263,7 @@
       </w:r>
     </w:p>
     <w:bookmarkEnd w:id="26"/>
-    <w:bookmarkStart w:id="27" w:name="verification"/>
+    <w:bookmarkStart w:id="36" w:name="verification"/>
     <w:p>
       <w:pPr>
         <w:pStyle w:val="Heading2"/>
@@ -1456,6 +1456,203 @@
       </w:r>
       <w:r>
         <w:t xml:space="preserve">summary is given in Table 4-2.</w:t>
+      </w:r>
+    </w:p>
+    <w:p>
+      <w:pPr>
+        <w:pStyle w:val="BodyText"/>
+      </w:pPr>
+      <w:r>
+        <w:t xml:space="preserve">The three checks that compare against published or exact references are shown</w:t>
+      </w:r>
+      <w:r>
+        <w:t xml:space="preserve"> </w:t>
+      </w:r>
+      <w:r>
+        <w:t xml:space="preserve">below — the mechanical response against Malekzadeh &amp; Heydarpour and ANSYS, the</w:t>
+      </w:r>
+      <w:r>
+        <w:t xml:space="preserve"> </w:t>
+      </w:r>
+      <w:r>
+        <w:t xml:space="preserve">transient conduction against the exact Bessel-series solution, and the coupled</w:t>
+      </w:r>
+      <w:r>
+        <w:t xml:space="preserve"> </w:t>
+      </w:r>
+      <w:r>
+        <w:t xml:space="preserve">Lord-Shulman wave fronts against Bagri &amp; Eslami — with the present curves</w:t>
+      </w:r>
+      <w:r>
+        <w:t xml:space="preserve"> </w:t>
+      </w:r>
+      <w:r>
+        <w:t xml:space="preserve">coinciding with the references in every case.</w:t>
+      </w:r>
+    </w:p>
+    <w:p>
+      <w:pPr>
+        <w:pStyle w:val="CaptionedFigure"/>
+      </w:pPr>
+      <w:r>
+        <w:drawing>
+          <wp:inline>
+            <wp:extent cx="5334000" cy="3810348"/>
+            <wp:effectExtent b="0" l="0" r="0" t="0"/>
+            <wp:docPr descr="Verification (mechanical): dimensionless inner-surface radial displacement of the present solver against Malekzadeh &amp; Heydarpour (2012) and an independent ANSYS solution." title="" id="28" name="Picture"/>
+            <a:graphic>
+              <a:graphicData uri="http://schemas.openxmlformats.org/drawingml/2006/picture">
+                <pic:pic>
+                  <pic:nvPicPr>
+                    <pic:cNvPr descr="figures_ch4_color/bench1_U.png" id="29" name="Picture"/>
+                    <pic:cNvPicPr>
+                      <a:picLocks noChangeArrowheads="1" noChangeAspect="1"/>
+                    </pic:cNvPicPr>
+                  </pic:nvPicPr>
+                  <pic:blipFill>
+                    <a:blip r:embed="rId27"/>
+                    <a:stretch>
+                      <a:fillRect/>
+                    </a:stretch>
+                  </pic:blipFill>
+                  <pic:spPr bwMode="auto">
+                    <a:xfrm>
+                      <a:off x="0" y="0"/>
+                      <a:ext cx="5334000" cy="3810348"/>
+                    </a:xfrm>
+                    <a:prstGeom prst="rect">
+                      <a:avLst/>
+                    </a:prstGeom>
+                    <a:noFill/>
+                    <a:ln w="9525">
+                      <a:noFill/>
+                      <a:headEnd/>
+                      <a:tailEnd/>
+                    </a:ln>
+                  </pic:spPr>
+                </pic:pic>
+              </a:graphicData>
+            </a:graphic>
+          </wp:inline>
+        </w:drawing>
+      </w:r>
+    </w:p>
+    <w:p>
+      <w:pPr>
+        <w:pStyle w:val="ImageCaption"/>
+      </w:pPr>
+      <w:r>
+        <w:t xml:space="preserve">Verification (mechanical): dimensionless inner-surface radial displacement of the present solver against Malekzadeh &amp; Heydarpour (2012) and an independent ANSYS solution.</w:t>
+      </w:r>
+    </w:p>
+    <w:p>
+      <w:pPr>
+        <w:pStyle w:val="CaptionedFigure"/>
+      </w:pPr>
+      <w:r>
+        <w:drawing>
+          <wp:inline>
+            <wp:extent cx="5334000" cy="3697845"/>
+            <wp:effectExtent b="0" l="0" r="0" t="0"/>
+            <wp:docPr descr="Verification (thermal): transient temperature profiles from the present DQM+Newmark solver against the exact Bessel-series solution at t = 2, 10 and 40 s." title="" id="31" name="Picture"/>
+            <a:graphic>
+              <a:graphicData uri="http://schemas.openxmlformats.org/drawingml/2006/picture">
+                <pic:pic>
+                  <pic:nvPicPr>
+                    <pic:cNvPr descr="figures_ch4_color/bench2_T_profiles.png" id="32" name="Picture"/>
+                    <pic:cNvPicPr>
+                      <a:picLocks noChangeArrowheads="1" noChangeAspect="1"/>
+                    </pic:cNvPicPr>
+                  </pic:nvPicPr>
+                  <pic:blipFill>
+                    <a:blip r:embed="rId30"/>
+                    <a:stretch>
+                      <a:fillRect/>
+                    </a:stretch>
+                  </pic:blipFill>
+                  <pic:spPr bwMode="auto">
+                    <a:xfrm>
+                      <a:off x="0" y="0"/>
+                      <a:ext cx="5334000" cy="3697845"/>
+                    </a:xfrm>
+                    <a:prstGeom prst="rect">
+                      <a:avLst/>
+                    </a:prstGeom>
+                    <a:noFill/>
+                    <a:ln w="9525">
+                      <a:noFill/>
+                      <a:headEnd/>
+                      <a:tailEnd/>
+                    </a:ln>
+                  </pic:spPr>
+                </pic:pic>
+              </a:graphicData>
+            </a:graphic>
+          </wp:inline>
+        </w:drawing>
+      </w:r>
+    </w:p>
+    <w:p>
+      <w:pPr>
+        <w:pStyle w:val="ImageCaption"/>
+      </w:pPr>
+      <w:r>
+        <w:t xml:space="preserve">Verification (thermal): transient temperature profiles from the present DQM+Newmark solver against the exact Bessel-series solution at t = 2, 10 and 40 s.</w:t>
+      </w:r>
+    </w:p>
+    <w:p>
+      <w:pPr>
+        <w:pStyle w:val="CaptionedFigure"/>
+      </w:pPr>
+      <w:r>
+        <w:drawing>
+          <wp:inline>
+            <wp:extent cx="5334000" cy="3472656"/>
+            <wp:effectExtent b="0" l="0" r="0" t="0"/>
+            <wp:docPr descr="Verification (Lord-Shulman waves): second-sound temperature fronts through the wall against Bagri &amp; Eslami (2007), Fig. 2." title="" id="34" name="Picture"/>
+            <a:graphic>
+              <a:graphicData uri="http://schemas.openxmlformats.org/drawingml/2006/picture">
+                <pic:pic>
+                  <pic:nvPicPr>
+                    <pic:cNvPr descr="figures_ch4_color/bench3_theta.png" id="35" name="Picture"/>
+                    <pic:cNvPicPr>
+                      <a:picLocks noChangeArrowheads="1" noChangeAspect="1"/>
+                    </pic:cNvPicPr>
+                  </pic:nvPicPr>
+                  <pic:blipFill>
+                    <a:blip r:embed="rId33"/>
+                    <a:stretch>
+                      <a:fillRect/>
+                    </a:stretch>
+                  </pic:blipFill>
+                  <pic:spPr bwMode="auto">
+                    <a:xfrm>
+                      <a:off x="0" y="0"/>
+                      <a:ext cx="5334000" cy="3472656"/>
+                    </a:xfrm>
+                    <a:prstGeom prst="rect">
+                      <a:avLst/>
+                    </a:prstGeom>
+                    <a:noFill/>
+                    <a:ln w="9525">
+                      <a:noFill/>
+                      <a:headEnd/>
+                      <a:tailEnd/>
+                    </a:ln>
+                  </pic:spPr>
+                </pic:pic>
+              </a:graphicData>
+            </a:graphic>
+          </wp:inline>
+        </w:drawing>
+      </w:r>
+    </w:p>
+    <w:p>
+      <w:pPr>
+        <w:pStyle w:val="ImageCaption"/>
+      </w:pPr>
+      <w:r>
+        <w:t xml:space="preserve">Verification (Lord-Shulman waves): second-sound temperature fronts through the wall against Bagri &amp; Eslami (2007), Fig. 2.</w:t>
       </w:r>
     </w:p>
     <w:p>
@@ -1763,8 +1960,8 @@
         </w:tc>
       </w:tr>
     </w:tbl>
-    <w:bookmarkEnd w:id="27"/>
-    <w:bookmarkStart w:id="31" w:name="effect-of-the-gpl-distribution-pattern"/>
+    <w:bookmarkEnd w:id="36"/>
+    <w:bookmarkStart w:id="40" w:name="effect-of-the-gpl-distribution-pattern"/>
     <w:p>
       <w:pPr>
         <w:pStyle w:val="Heading2"/>
@@ -1820,18 +2017,18 @@
           <wp:inline>
             <wp:extent cx="5334000" cy="3708431"/>
             <wp:effectExtent b="0" l="0" r="0" t="0"/>
-            <wp:docPr descr="A_GPL_patterns" title="" id="29" name="Picture"/>
+            <wp:docPr descr="Effect of the GPL distribution pattern (UD, O, X, V, A): mid-point T* and U* histories vs Fo and the final T*, hoop-stress profiles vs xi." title="" id="38" name="Picture"/>
             <a:graphic>
               <a:graphicData uri="http://schemas.openxmlformats.org/drawingml/2006/picture">
                 <pic:pic>
                   <pic:nvPicPr>
-                    <pic:cNvPr descr="figures_ch4_color/A_GPL_patterns.png" id="30" name="Picture"/>
+                    <pic:cNvPr descr="figures_ch4_color/A_GPL_patterns.png" id="39" name="Picture"/>
                     <pic:cNvPicPr>
                       <a:picLocks noChangeArrowheads="1" noChangeAspect="1"/>
                     </pic:cNvPicPr>
                   </pic:nvPicPr>
                   <pic:blipFill>
-                    <a:blip r:embed="rId28"/>
+                    <a:blip r:embed="rId37"/>
                     <a:stretch>
                       <a:fillRect/>
                     </a:stretch>
@@ -1863,7 +2060,7 @@
         <w:pStyle w:val="ImageCaption"/>
       </w:pPr>
       <w:r>
-        <w:t xml:space="preserve">A_GPL_patterns</w:t>
+        <w:t xml:space="preserve">Effect of the GPL distribution pattern (UD, O, X, V, A): mid-point T* and U* histories vs Fo and the final T*, hoop-stress profiles vs xi.</w:t>
       </w:r>
     </w:p>
     <w:p>
@@ -2028,8 +2225,8 @@
         <w:t xml:space="preserve">cylinders under internal thermal shock.</w:t>
       </w:r>
     </w:p>
-    <w:bookmarkEnd w:id="31"/>
-    <w:bookmarkStart w:id="38" w:name="X010068c55f76942fb87a50811d0f7ee4b1eb2c3"/>
+    <w:bookmarkEnd w:id="40"/>
+    <w:bookmarkStart w:id="47" w:name="X010068c55f76942fb87a50811d0f7ee4b1eb2c3"/>
     <w:p>
       <w:pPr>
         <w:pStyle w:val="Heading2"/>
@@ -2109,18 +2306,18 @@
           <wp:inline>
             <wp:extent cx="5334000" cy="3708431"/>
             <wp:effectExtent b="0" l="0" r="0" t="0"/>
-            <wp:docPr descr="B_porosity_patterns" title="" id="33" name="Picture"/>
+            <wp:docPr descr="Effect of the porosity distribution pattern (UD, O, X, V, A), GPL kept uniform; pattern A acts as a thermal barrier." title="" id="42" name="Picture"/>
             <a:graphic>
               <a:graphicData uri="http://schemas.openxmlformats.org/drawingml/2006/picture">
                 <pic:pic>
                   <pic:nvPicPr>
-                    <pic:cNvPr descr="figures_ch4_color/B_porosity_patterns.png" id="34" name="Picture"/>
+                    <pic:cNvPr descr="figures_ch4_color/B_porosity_patterns.png" id="43" name="Picture"/>
                     <pic:cNvPicPr>
                       <a:picLocks noChangeArrowheads="1" noChangeAspect="1"/>
                     </pic:cNvPicPr>
                   </pic:nvPicPr>
                   <pic:blipFill>
-                    <a:blip r:embed="rId32"/>
+                    <a:blip r:embed="rId41"/>
                     <a:stretch>
                       <a:fillRect/>
                     </a:stretch>
@@ -2152,7 +2349,7 @@
         <w:pStyle w:val="ImageCaption"/>
       </w:pPr>
       <w:r>
-        <w:t xml:space="preserve">B_porosity_patterns</w:t>
+        <w:t xml:space="preserve">Effect of the porosity distribution pattern (UD, O, X, V, A), GPL kept uniform; pattern A acts as a thermal barrier.</w:t>
       </w:r>
     </w:p>
     <w:p>
@@ -2289,18 +2486,18 @@
           <wp:inline>
             <wp:extent cx="5334000" cy="3708431"/>
             <wp:effectExtent b="0" l="0" r="0" t="0"/>
-            <wp:docPr descr="E_porosity_level" title="" id="36" name="Picture"/>
+            <wp:docPr descr="Effect of the porosity level e_m3 = 0.9675 / 0.8604 / 0.7776 (light / moderate / heavy)." title="" id="45" name="Picture"/>
             <a:graphic>
               <a:graphicData uri="http://schemas.openxmlformats.org/drawingml/2006/picture">
                 <pic:pic>
                   <pic:nvPicPr>
-                    <pic:cNvPr descr="figures_ch4_color/E_porosity_level.png" id="37" name="Picture"/>
+                    <pic:cNvPr descr="figures_ch4_color/E_porosity_level.png" id="46" name="Picture"/>
                     <pic:cNvPicPr>
                       <a:picLocks noChangeArrowheads="1" noChangeAspect="1"/>
                     </pic:cNvPicPr>
                   </pic:nvPicPr>
                   <pic:blipFill>
-                    <a:blip r:embed="rId35"/>
+                    <a:blip r:embed="rId44"/>
                     <a:stretch>
                       <a:fillRect/>
                     </a:stretch>
@@ -2332,7 +2529,7 @@
         <w:pStyle w:val="ImageCaption"/>
       </w:pPr>
       <w:r>
-        <w:t xml:space="preserve">E_porosity_level</w:t>
+        <w:t xml:space="preserve">Effect of the porosity level e_m3 = 0.9675 / 0.8604 / 0.7776 (light / moderate / heavy).</w:t>
       </w:r>
     </w:p>
     <w:p>
@@ -2379,8 +2576,8 @@
         <w:t xml:space="preserve">loading.</w:t>
       </w:r>
     </w:p>
-    <w:bookmarkEnd w:id="38"/>
-    <w:bookmarkStart w:id="45" w:name="effect-of-the-gpl-weight-fraction"/>
+    <w:bookmarkEnd w:id="47"/>
+    <w:bookmarkStart w:id="54" w:name="effect-of-the-gpl-weight-fraction"/>
     <w:p>
       <w:pPr>
         <w:pStyle w:val="Heading2"/>
@@ -2398,18 +2595,18 @@
           <wp:inline>
             <wp:extent cx="5334000" cy="3708431"/>
             <wp:effectExtent b="0" l="0" r="0" t="0"/>
-            <wp:docPr descr="D_wt_low" title="" id="40" name="Picture"/>
+            <wp:docPr descr="Effect of the GPL weight fraction, low range W = 0.1 / 0.3 / 0.5 / 0.9 / 1.5 %." title="" id="49" name="Picture"/>
             <a:graphic>
               <a:graphicData uri="http://schemas.openxmlformats.org/drawingml/2006/picture">
                 <pic:pic>
                   <pic:nvPicPr>
-                    <pic:cNvPr descr="figures_ch4_color/D_wt_low.png" id="41" name="Picture"/>
+                    <pic:cNvPr descr="figures_ch4_color/D_wt_low.png" id="50" name="Picture"/>
                     <pic:cNvPicPr>
                       <a:picLocks noChangeArrowheads="1" noChangeAspect="1"/>
                     </pic:cNvPicPr>
                   </pic:nvPicPr>
                   <pic:blipFill>
-                    <a:blip r:embed="rId39"/>
+                    <a:blip r:embed="rId48"/>
                     <a:stretch>
                       <a:fillRect/>
                     </a:stretch>
@@ -2441,7 +2638,7 @@
         <w:pStyle w:val="ImageCaption"/>
       </w:pPr>
       <w:r>
-        <w:t xml:space="preserve">D_wt_low</w:t>
+        <w:t xml:space="preserve">Effect of the GPL weight fraction, low range W = 0.1 / 0.3 / 0.5 / 0.9 / 1.5 %.</w:t>
       </w:r>
     </w:p>
     <w:p>
@@ -2521,18 +2718,18 @@
           <wp:inline>
             <wp:extent cx="5334000" cy="3708431"/>
             <wp:effectExtent b="0" l="0" r="0" t="0"/>
-            <wp:docPr descr="D2_wt_high" title="" id="43" name="Picture"/>
+            <wp:docPr descr="Effect of the GPL weight fraction, high range W = 1 / 2 / 4 / 8 %; the thermal gain saturates while the stresses grow." title="" id="52" name="Picture"/>
             <a:graphic>
               <a:graphicData uri="http://schemas.openxmlformats.org/drawingml/2006/picture">
                 <pic:pic>
                   <pic:nvPicPr>
-                    <pic:cNvPr descr="figures_ch4_color/D2_wt_high.png" id="44" name="Picture"/>
+                    <pic:cNvPr descr="figures_ch4_color/D2_wt_high.png" id="53" name="Picture"/>
                     <pic:cNvPicPr>
                       <a:picLocks noChangeArrowheads="1" noChangeAspect="1"/>
                     </pic:cNvPicPr>
                   </pic:nvPicPr>
                   <pic:blipFill>
-                    <a:blip r:embed="rId42"/>
+                    <a:blip r:embed="rId51"/>
                     <a:stretch>
                       <a:fillRect/>
                     </a:stretch>
@@ -2564,7 +2761,7 @@
         <w:pStyle w:val="ImageCaption"/>
       </w:pPr>
       <w:r>
-        <w:t xml:space="preserve">D2_wt_high</w:t>
+        <w:t xml:space="preserve">Effect of the GPL weight fraction, high range W = 1 / 2 / 4 / 8 %; the thermal gain saturates while the stresses grow.</w:t>
       </w:r>
     </w:p>
     <w:p>
@@ -2635,8 +2832,8 @@
         <w:t xml:space="preserve">gain and the growth of the stresses.</w:t>
       </w:r>
     </w:p>
-    <w:bookmarkEnd w:id="45"/>
-    <w:bookmarkStart w:id="52" w:name="effect-of-the-gpl-aspect-ratios"/>
+    <w:bookmarkEnd w:id="54"/>
+    <w:bookmarkStart w:id="61" w:name="effect-of-the-gpl-aspect-ratios"/>
     <w:p>
       <w:pPr>
         <w:pStyle w:val="Heading2"/>
@@ -2692,18 +2889,18 @@
           <wp:inline>
             <wp:extent cx="5334000" cy="3297867"/>
             <wp:effectExtent b="0" l="0" r="0" t="0"/>
-            <wp:docPr descr="O_aspect_ab" title="" id="47" name="Picture"/>
+            <wp:docPr descr="Effect of the platelet length-to-width aspect ratio a/b = 1.0 / 1.67 / 2.67." title="" id="56" name="Picture"/>
             <a:graphic>
               <a:graphicData uri="http://schemas.openxmlformats.org/drawingml/2006/picture">
                 <pic:pic>
                   <pic:nvPicPr>
-                    <pic:cNvPr descr="figures_ch4_color/O_aspect_ab.png" id="48" name="Picture"/>
+                    <pic:cNvPr descr="figures_ch4_color/O_aspect_ab.png" id="57" name="Picture"/>
                     <pic:cNvPicPr>
                       <a:picLocks noChangeArrowheads="1" noChangeAspect="1"/>
                     </pic:cNvPicPr>
                   </pic:nvPicPr>
                   <pic:blipFill>
-                    <a:blip r:embed="rId46"/>
+                    <a:blip r:embed="rId55"/>
                     <a:stretch>
                       <a:fillRect/>
                     </a:stretch>
@@ -2735,7 +2932,7 @@
         <w:pStyle w:val="ImageCaption"/>
       </w:pPr>
       <w:r>
-        <w:t xml:space="preserve">O_aspect_ab</w:t>
+        <w:t xml:space="preserve">Effect of the platelet length-to-width aspect ratio a/b = 1.0 / 1.67 / 2.67.</w:t>
       </w:r>
     </w:p>
     <w:p>
@@ -2773,18 +2970,18 @@
           <wp:inline>
             <wp:extent cx="5334000" cy="3708431"/>
             <wp:effectExtent b="0" l="0" r="0" t="0"/>
-            <wp:docPr descr="P_aspect_bt" title="" id="50" name="Picture"/>
+            <wp:docPr descr="Effect of the platelet width-to-thickness aspect ratio b/t = 500 / 1000 / 2000." title="" id="59" name="Picture"/>
             <a:graphic>
               <a:graphicData uri="http://schemas.openxmlformats.org/drawingml/2006/picture">
                 <pic:pic>
                   <pic:nvPicPr>
-                    <pic:cNvPr descr="figures_ch4_color/P_aspect_bt.png" id="51" name="Picture"/>
+                    <pic:cNvPr descr="figures_ch4_color/P_aspect_bt.png" id="60" name="Picture"/>
                     <pic:cNvPicPr>
                       <a:picLocks noChangeArrowheads="1" noChangeAspect="1"/>
                     </pic:cNvPicPr>
                   </pic:nvPicPr>
                   <pic:blipFill>
-                    <a:blip r:embed="rId49"/>
+                    <a:blip r:embed="rId58"/>
                     <a:stretch>
                       <a:fillRect/>
                     </a:stretch>
@@ -2816,7 +3013,7 @@
         <w:pStyle w:val="ImageCaption"/>
       </w:pPr>
       <w:r>
-        <w:t xml:space="preserve">P_aspect_bt</w:t>
+        <w:t xml:space="preserve">Effect of the platelet width-to-thickness aspect ratio b/t = 500 / 1000 / 2000.</w:t>
       </w:r>
     </w:p>
     <w:p>
@@ -2881,8 +3078,8 @@
         <w:t xml:space="preserve">properties.</w:t>
       </w:r>
     </w:p>
-    <w:bookmarkEnd w:id="52"/>
-    <w:bookmarkStart w:id="56" w:name="Xa0a4f2ec79457097fc13ef5bb4a7f53f3d50b31"/>
+    <w:bookmarkEnd w:id="61"/>
+    <w:bookmarkStart w:id="65" w:name="Xa0a4f2ec79457097fc13ef5bb4a7f53f3d50b31"/>
     <w:p>
       <w:pPr>
         <w:pStyle w:val="Heading2"/>
@@ -2900,18 +3097,18 @@
           <wp:inline>
             <wp:extent cx="5334000" cy="3708431"/>
             <wp:effectExtent b="0" l="0" r="0" t="0"/>
-            <wp:docPr descr="C_relaxation" title="" id="54" name="Picture"/>
+            <wp:docPr descr="Effect of the relaxation time: Fourier (tau=0) and Lord-Shulman tau = 0.04 / 0.15 / 0.44 / 0.87; overshoot grows with tau*." title="" id="63" name="Picture"/>
             <a:graphic>
               <a:graphicData uri="http://schemas.openxmlformats.org/drawingml/2006/picture">
                 <pic:pic>
                   <pic:nvPicPr>
-                    <pic:cNvPr descr="figures_ch4_color/C_relaxation.png" id="55" name="Picture"/>
+                    <pic:cNvPr descr="figures_ch4_color/C_relaxation.png" id="64" name="Picture"/>
                     <pic:cNvPicPr>
                       <a:picLocks noChangeArrowheads="1" noChangeAspect="1"/>
                     </pic:cNvPicPr>
                   </pic:nvPicPr>
                   <pic:blipFill>
-                    <a:blip r:embed="rId53"/>
+                    <a:blip r:embed="rId62"/>
                     <a:stretch>
                       <a:fillRect/>
                     </a:stretch>
@@ -2943,7 +3140,20 @@
         <w:pStyle w:val="ImageCaption"/>
       </w:pPr>
       <w:r>
-        <w:t xml:space="preserve">C_relaxation</w:t>
+        <w:t xml:space="preserve">Effect of the relaxation time: Fourier (tau</w:t>
+      </w:r>
+      <w:r>
+        <w:rPr>
+          <w:i/>
+          <w:iCs/>
+        </w:rPr>
+        <w:t xml:space="preserve">=0) and Lord-Shulman tau</w:t>
+      </w:r>
+      <w:r>
+        <w:t xml:space="preserve"> </w:t>
+      </w:r>
+      <w:r>
+        <w:t xml:space="preserve">= 0.04 / 0.15 / 0.44 / 0.87; overshoot grows with tau*.</w:t>
       </w:r>
     </w:p>
     <w:p>
@@ -3054,8 +3264,8 @@
         <w:t xml:space="preserve">employing generalized thermoelasticity in short-time analyses [3].</w:t>
       </w:r>
     </w:p>
-    <w:bookmarkEnd w:id="56"/>
-    <w:bookmarkStart w:id="60" w:name="effect-of-the-end-supports"/>
+    <w:bookmarkEnd w:id="65"/>
+    <w:bookmarkStart w:id="69" w:name="effect-of-the-end-supports"/>
     <w:p>
       <w:pPr>
         <w:pStyle w:val="Heading2"/>
@@ -3073,18 +3283,18 @@
           <wp:inline>
             <wp:extent cx="5334000" cy="3708431"/>
             <wp:effectExtent b="0" l="0" r="0" t="0"/>
-            <wp:docPr descr="F_end_BC" title="" id="58" name="Picture"/>
+            <wp:docPr descr="Effect of the end supports: simply supported (S-S), mixed (S-C) and clamped (C-C)." title="" id="67" name="Picture"/>
             <a:graphic>
               <a:graphicData uri="http://schemas.openxmlformats.org/drawingml/2006/picture">
                 <pic:pic>
                   <pic:nvPicPr>
-                    <pic:cNvPr descr="figures_ch4_color/F_end_BC.png" id="59" name="Picture"/>
+                    <pic:cNvPr descr="figures_ch4_color/F_end_BC.png" id="68" name="Picture"/>
                     <pic:cNvPicPr>
                       <a:picLocks noChangeArrowheads="1" noChangeAspect="1"/>
                     </pic:cNvPicPr>
                   </pic:nvPicPr>
                   <pic:blipFill>
-                    <a:blip r:embed="rId57"/>
+                    <a:blip r:embed="rId66"/>
                     <a:stretch>
                       <a:fillRect/>
                     </a:stretch>
@@ -3116,7 +3326,7 @@
         <w:pStyle w:val="ImageCaption"/>
       </w:pPr>
       <w:r>
-        <w:t xml:space="preserve">F_end_BC</w:t>
+        <w:t xml:space="preserve">Effect of the end supports: simply supported (S-S), mixed (S-C) and clamped (C-C).</w:t>
       </w:r>
     </w:p>
     <w:p>
@@ -3225,8 +3435,8 @@
         <w:t xml:space="preserve">the characteristic response of the structure.</w:t>
       </w:r>
     </w:p>
-    <w:bookmarkEnd w:id="60"/>
-    <w:bookmarkStart w:id="64" w:name="effect-of-the-internal-pressure"/>
+    <w:bookmarkEnd w:id="69"/>
+    <w:bookmarkStart w:id="73" w:name="effect-of-the-internal-pressure"/>
     <w:p>
       <w:pPr>
         <w:pStyle w:val="Heading2"/>
@@ -3276,18 +3486,18 @@
           <wp:inline>
             <wp:extent cx="5334000" cy="3708431"/>
             <wp:effectExtent b="0" l="0" r="0" t="0"/>
-            <wp:docPr descr="G_pressure" title="" id="62" name="Picture"/>
+            <wp:docPr descr="Effect of the internal pressure P_i = 0 / 10 / 50 / 100 MPa; the mechanical response grows linearly." title="" id="71" name="Picture"/>
             <a:graphic>
               <a:graphicData uri="http://schemas.openxmlformats.org/drawingml/2006/picture">
                 <pic:pic>
                   <pic:nvPicPr>
-                    <pic:cNvPr descr="figures_ch4_color/G_pressure.png" id="63" name="Picture"/>
+                    <pic:cNvPr descr="figures_ch4_color/G_pressure.png" id="72" name="Picture"/>
                     <pic:cNvPicPr>
                       <a:picLocks noChangeArrowheads="1" noChangeAspect="1"/>
                     </pic:cNvPicPr>
                   </pic:nvPicPr>
                   <pic:blipFill>
-                    <a:blip r:embed="rId61"/>
+                    <a:blip r:embed="rId70"/>
                     <a:stretch>
                       <a:fillRect/>
                     </a:stretch>
@@ -3319,7 +3529,7 @@
         <w:pStyle w:val="ImageCaption"/>
       </w:pPr>
       <w:r>
-        <w:t xml:space="preserve">G_pressure</w:t>
+        <w:t xml:space="preserve">Effect of the internal pressure P_i = 0 / 10 / 50 / 100 MPa; the mechanical response grows linearly.</w:t>
       </w:r>
     </w:p>
     <w:p>
@@ -3414,8 +3624,8 @@
         <w:t xml:space="preserve">consistent with the loading boundary condition.</w:t>
       </w:r>
     </w:p>
-    <w:bookmarkEnd w:id="64"/>
-    <w:bookmarkStart w:id="68" w:name="X85283b7d337430b612aa9d28b66a5c2b37b0441"/>
+    <w:bookmarkEnd w:id="73"/>
+    <w:bookmarkStart w:id="77" w:name="X85283b7d337430b612aa9d28b66a5c2b37b0441"/>
     <w:p>
       <w:pPr>
         <w:pStyle w:val="Heading2"/>
@@ -3433,18 +3643,18 @@
           <wp:inline>
             <wp:extent cx="5334000" cy="3708431"/>
             <wp:effectExtent b="0" l="0" r="0" t="0"/>
-            <wp:docPr descr="Q_length" title="" id="66" name="Picture"/>
+            <wp:docPr descr="Effect of the cylinder length l = 1 / 2.1 / 5 / 10 m and the approach to the long-cylinder limit." title="" id="75" name="Picture"/>
             <a:graphic>
               <a:graphicData uri="http://schemas.openxmlformats.org/drawingml/2006/picture">
                 <pic:pic>
                   <pic:nvPicPr>
-                    <pic:cNvPr descr="figures_ch4_color/Q_length.png" id="67" name="Picture"/>
+                    <pic:cNvPr descr="figures_ch4_color/Q_length.png" id="76" name="Picture"/>
                     <pic:cNvPicPr>
                       <a:picLocks noChangeArrowheads="1" noChangeAspect="1"/>
                     </pic:cNvPicPr>
                   </pic:nvPicPr>
                   <pic:blipFill>
-                    <a:blip r:embed="rId65"/>
+                    <a:blip r:embed="rId74"/>
                     <a:stretch>
                       <a:fillRect/>
                     </a:stretch>
@@ -3476,7 +3686,7 @@
         <w:pStyle w:val="ImageCaption"/>
       </w:pPr>
       <w:r>
-        <w:t xml:space="preserve">Q_length</w:t>
+        <w:t xml:space="preserve">Effect of the cylinder length l = 1 / 2.1 / 5 / 10 m and the approach to the long-cylinder limit.</w:t>
       </w:r>
     </w:p>
     <w:p>
@@ -3553,8 +3763,8 @@
         <w:t xml:space="preserve">the mechanical effects of the two ends are not felt.</w:t>
       </w:r>
     </w:p>
-    <w:bookmarkEnd w:id="68"/>
-    <w:bookmarkStart w:id="75" w:name="X81eac57fafad65e87a08e7444e513955d528acd"/>
+    <w:bookmarkEnd w:id="77"/>
+    <w:bookmarkStart w:id="84" w:name="X81eac57fafad65e87a08e7444e513955d528acd"/>
     <w:p>
       <w:pPr>
         <w:pStyle w:val="Heading2"/>
@@ -3610,18 +3820,18 @@
           <wp:inline>
             <wp:extent cx="5334000" cy="2695073"/>
             <wp:effectExtent b="0" l="0" r="0" t="0"/>
-            <wp:docPr descr="matrix25_Tstar" title="" id="70" name="Picture"/>
+            <wp:docPr descr="Full 25-case GPL x porosity matrix: through-wall dimensionless temperature T*(xi) for every pattern pair; porosity A is a universal thermal barrier." title="" id="79" name="Picture"/>
             <a:graphic>
               <a:graphicData uri="http://schemas.openxmlformats.org/drawingml/2006/picture">
                 <pic:pic>
                   <pic:nvPicPr>
-                    <pic:cNvPr descr="figures_ch4_color/matrix25_Tstar.png" id="71" name="Picture"/>
+                    <pic:cNvPr descr="figures_ch4_color/matrix25_Tstar.png" id="80" name="Picture"/>
                     <pic:cNvPicPr>
                       <a:picLocks noChangeArrowheads="1" noChangeAspect="1"/>
                     </pic:cNvPicPr>
                   </pic:nvPicPr>
                   <pic:blipFill>
-                    <a:blip r:embed="rId69"/>
+                    <a:blip r:embed="rId78"/>
                     <a:stretch>
                       <a:fillRect/>
                     </a:stretch>
@@ -3653,7 +3863,7 @@
         <w:pStyle w:val="ImageCaption"/>
       </w:pPr>
       <w:r>
-        <w:t xml:space="preserve">matrix25_Tstar</w:t>
+        <w:t xml:space="preserve">Full 25-case GPL x porosity matrix: through-wall dimensionless temperature T*(xi) for every pattern pair; porosity A is a universal thermal barrier.</w:t>
       </w:r>
     </w:p>
     <w:p>
@@ -3742,18 +3952,18 @@
           <wp:inline>
             <wp:extent cx="5334000" cy="3982720"/>
             <wp:effectExtent b="0" l="0" r="0" t="0"/>
-            <wp:docPr descr="matrix25_Sigma_thth" title="" id="73" name="Picture"/>
+            <wp:docPr descr="Full 25-case GPL x porosity matrix: hoop-stress profile Sigma_thth(xi) for every pattern pair." title="" id="82" name="Picture"/>
             <a:graphic>
               <a:graphicData uri="http://schemas.openxmlformats.org/drawingml/2006/picture">
                 <pic:pic>
                   <pic:nvPicPr>
-                    <pic:cNvPr descr="figures_ch4_color/matrix25_Sigma_thth.png" id="74" name="Picture"/>
+                    <pic:cNvPr descr="figures_ch4_color/matrix25_Sigma_thth.png" id="83" name="Picture"/>
                     <pic:cNvPicPr>
                       <a:picLocks noChangeArrowheads="1" noChangeAspect="1"/>
                     </pic:cNvPicPr>
                   </pic:nvPicPr>
                   <pic:blipFill>
-                    <a:blip r:embed="rId72"/>
+                    <a:blip r:embed="rId81"/>
                     <a:stretch>
                       <a:fillRect/>
                     </a:stretch>
@@ -3785,7 +3995,7 @@
         <w:pStyle w:val="ImageCaption"/>
       </w:pPr>
       <w:r>
-        <w:t xml:space="preserve">matrix25_Sigma_thth</w:t>
+        <w:t xml:space="preserve">Full 25-case GPL x porosity matrix: hoop-stress profile Sigma_thth(xi) for every pattern pair.</w:t>
       </w:r>
     </w:p>
     <w:p>
@@ -3886,8 +4096,8 @@
         <w:t xml:space="preserve">this work.</w:t>
       </w:r>
     </w:p>
-    <w:bookmarkEnd w:id="75"/>
-    <w:bookmarkStart w:id="79" w:name="effect-of-the-coupling-of-the-equations"/>
+    <w:bookmarkEnd w:id="84"/>
+    <w:bookmarkStart w:id="88" w:name="effect-of-the-coupling-of-the-equations"/>
     <w:p>
       <w:pPr>
         <w:pStyle w:val="Heading2"/>
@@ -3905,18 +4115,18 @@
           <wp:inline>
             <wp:extent cx="5334000" cy="3708431"/>
             <wp:effectExtent b="0" l="0" r="0" t="0"/>
-            <wp:docPr descr="I_coupling" title="" id="77" name="Picture"/>
+            <wp:docPr descr="Effect of thermo-mechanical coupling: fully coupled versus uncoupled energy equation." title="" id="86" name="Picture"/>
             <a:graphic>
               <a:graphicData uri="http://schemas.openxmlformats.org/drawingml/2006/picture">
                 <pic:pic>
                   <pic:nvPicPr>
-                    <pic:cNvPr descr="figures_ch4_color/I_coupling.png" id="78" name="Picture"/>
+                    <pic:cNvPr descr="figures_ch4_color/I_coupling.png" id="87" name="Picture"/>
                     <pic:cNvPicPr>
                       <a:picLocks noChangeArrowheads="1" noChangeAspect="1"/>
                     </pic:cNvPicPr>
                   </pic:nvPicPr>
                   <pic:blipFill>
-                    <a:blip r:embed="rId76"/>
+                    <a:blip r:embed="rId85"/>
                     <a:stretch>
                       <a:fillRect/>
                     </a:stretch>
@@ -3948,7 +4158,7 @@
         <w:pStyle w:val="ImageCaption"/>
       </w:pPr>
       <w:r>
-        <w:t xml:space="preserve">I_coupling</w:t>
+        <w:t xml:space="preserve">Effect of thermo-mechanical coupling: fully coupled versus uncoupled energy equation.</w:t>
       </w:r>
     </w:p>
     <w:p>
@@ -4013,8 +4223,8 @@
         <w:t xml:space="preserve">should be solved when the wave signature matters, despite its higher cost.</w:t>
       </w:r>
     </w:p>
-    <w:bookmarkEnd w:id="79"/>
-    <w:bookmarkStart w:id="83" w:name="Xb006e1994140170e308a706d86645cac631d9cb"/>
+    <w:bookmarkEnd w:id="88"/>
+    <w:bookmarkStart w:id="92" w:name="Xb006e1994140170e308a706d86645cac631d9cb"/>
     <w:p>
       <w:pPr>
         <w:pStyle w:val="Heading2"/>
@@ -4032,18 +4242,18 @@
           <wp:inline>
             <wp:extent cx="5334000" cy="3297867"/>
             <wp:effectExtent b="0" l="0" r="0" t="0"/>
-            <wp:docPr descr="J_convection" title="" id="81" name="Picture"/>
+            <wp:docPr descr="Effect of the outer-surface convection coefficient h_c = 10 / 100 / 1000 W/m2K." title="" id="90" name="Picture"/>
             <a:graphic>
               <a:graphicData uri="http://schemas.openxmlformats.org/drawingml/2006/picture">
                 <pic:pic>
                   <pic:nvPicPr>
-                    <pic:cNvPr descr="figures_ch4_color/J_convection.png" id="82" name="Picture"/>
+                    <pic:cNvPr descr="figures_ch4_color/J_convection.png" id="91" name="Picture"/>
                     <pic:cNvPicPr>
                       <a:picLocks noChangeArrowheads="1" noChangeAspect="1"/>
                     </pic:cNvPicPr>
                   </pic:nvPicPr>
                   <pic:blipFill>
-                    <a:blip r:embed="rId80"/>
+                    <a:blip r:embed="rId89"/>
                     <a:stretch>
                       <a:fillRect/>
                     </a:stretch>
@@ -4075,7 +4285,7 @@
         <w:pStyle w:val="ImageCaption"/>
       </w:pPr>
       <w:r>
-        <w:t xml:space="preserve">J_convection</w:t>
+        <w:t xml:space="preserve">Effect of the outer-surface convection coefficient h_c = 10 / 100 / 1000 W/m2K.</w:t>
       </w:r>
     </w:p>
     <w:p>
@@ -4140,8 +4350,8 @@
         <w:t xml:space="preserve">distinguished in design.</w:t>
       </w:r>
     </w:p>
-    <w:bookmarkEnd w:id="83"/>
-    <w:bookmarkStart w:id="87" w:name="effect-of-the-wall-thickness"/>
+    <w:bookmarkEnd w:id="92"/>
+    <w:bookmarkStart w:id="96" w:name="effect-of-the-wall-thickness"/>
     <w:p>
       <w:pPr>
         <w:pStyle w:val="Heading2"/>
@@ -4159,18 +4369,18 @@
           <wp:inline>
             <wp:extent cx="5334000" cy="3708431"/>
             <wp:effectExtent b="0" l="0" r="0" t="0"/>
-            <wp:docPr descr="K_thickness" title="" id="85" name="Picture"/>
+            <wp:docPr descr="Effect of the wall thickness, radius ratio R_o/R_i = 1.25 / 1.5 / 2.0 (inner radius fixed)." title="" id="94" name="Picture"/>
             <a:graphic>
               <a:graphicData uri="http://schemas.openxmlformats.org/drawingml/2006/picture">
                 <pic:pic>
                   <pic:nvPicPr>
-                    <pic:cNvPr descr="figures_ch4_color/K_thickness.png" id="86" name="Picture"/>
+                    <pic:cNvPr descr="figures_ch4_color/K_thickness.png" id="95" name="Picture"/>
                     <pic:cNvPicPr>
                       <a:picLocks noChangeArrowheads="1" noChangeAspect="1"/>
                     </pic:cNvPicPr>
                   </pic:nvPicPr>
                   <pic:blipFill>
-                    <a:blip r:embed="rId84"/>
+                    <a:blip r:embed="rId93"/>
                     <a:stretch>
                       <a:fillRect/>
                     </a:stretch>
@@ -4202,7 +4412,7 @@
         <w:pStyle w:val="ImageCaption"/>
       </w:pPr>
       <w:r>
-        <w:t xml:space="preserve">K_thickness</w:t>
+        <w:t xml:space="preserve">Effect of the wall thickness, radius ratio R_o/R_i = 1.25 / 1.5 / 2.0 (inner radius fixed).</w:t>
       </w:r>
     </w:p>
     <w:p>
@@ -4285,8 +4495,8 @@
         <w:t xml:space="preserve">against a large, mildly stressed but strongly compressive thick wall.</w:t>
       </w:r>
     </w:p>
-    <w:bookmarkEnd w:id="87"/>
-    <w:bookmarkStart w:id="91" w:name="response-to-a-gaussian-thermal-shock"/>
+    <w:bookmarkEnd w:id="96"/>
+    <w:bookmarkStart w:id="100" w:name="response-to-a-gaussian-thermal-shock"/>
     <w:p>
       <w:pPr>
         <w:pStyle w:val="Heading2"/>
@@ -4304,18 +4514,18 @@
           <wp:inline>
             <wp:extent cx="5334000" cy="3708431"/>
             <wp:effectExtent b="0" l="0" r="0" t="0"/>
-            <wp:docPr descr="M_gauss_shock" title="" id="89" name="Picture"/>
+            <wp:docPr descr="Response to a Gaussian thermal shock: Lord-Shulman versus Fourier; the LS pulse arrives later, stronger and persists." title="" id="98" name="Picture"/>
             <a:graphic>
               <a:graphicData uri="http://schemas.openxmlformats.org/drawingml/2006/picture">
                 <pic:pic>
                   <pic:nvPicPr>
-                    <pic:cNvPr descr="figures_ch4_color/M_gauss_shock.png" id="90" name="Picture"/>
+                    <pic:cNvPr descr="figures_ch4_color/M_gauss_shock.png" id="99" name="Picture"/>
                     <pic:cNvPicPr>
                       <a:picLocks noChangeArrowheads="1" noChangeAspect="1"/>
                     </pic:cNvPicPr>
                   </pic:nvPicPr>
                   <pic:blipFill>
-                    <a:blip r:embed="rId88"/>
+                    <a:blip r:embed="rId97"/>
                     <a:stretch>
                       <a:fillRect/>
                     </a:stretch>
@@ -4347,7 +4557,7 @@
         <w:pStyle w:val="ImageCaption"/>
       </w:pPr>
       <w:r>
-        <w:t xml:space="preserve">M_gauss_shock</w:t>
+        <w:t xml:space="preserve">Response to a Gaussian thermal shock: Lord-Shulman versus Fourier; the LS pulse arrives later, stronger and persists.</w:t>
       </w:r>
     </w:p>
     <w:p>
@@ -4430,8 +4640,8 @@
         <w:t xml:space="preserve">of the shock — a strong argument in favor of the generalized theory.</w:t>
       </w:r>
     </w:p>
-    <w:bookmarkEnd w:id="91"/>
-    <w:bookmarkStart w:id="92" w:name="comparison-of-time-integration-methods"/>
+    <w:bookmarkEnd w:id="100"/>
+    <w:bookmarkStart w:id="101" w:name="comparison-of-time-integration-methods"/>
     <w:p>
       <w:pPr>
         <w:pStyle w:val="Heading2"/>
@@ -4800,8 +5010,8 @@
         <w:t xml:space="preserve">method for all production runs of this thesis.</w:t>
       </w:r>
     </w:p>
-    <w:bookmarkEnd w:id="92"/>
-    <w:bookmarkStart w:id="93" w:name="X9c9188b738b4478e05baa4d1b661521d9ddb445"/>
+    <w:bookmarkEnd w:id="101"/>
+    <w:bookmarkStart w:id="102" w:name="X9c9188b738b4478e05baa4d1b661521d9ddb445"/>
     <w:p>
       <w:pPr>
         <w:pStyle w:val="Heading2"/>
@@ -4914,8 +5124,8 @@
         <w:t xml:space="preserve">work over comparable previous studies.</w:t>
       </w:r>
     </w:p>
-    <w:bookmarkEnd w:id="93"/>
-    <w:bookmarkStart w:id="97" w:name="X98f2e98b83d46383dd6148158741cac70debee7"/>
+    <w:bookmarkEnd w:id="102"/>
+    <w:bookmarkStart w:id="106" w:name="X98f2e98b83d46383dd6148158741cac70debee7"/>
     <w:p>
       <w:pPr>
         <w:pStyle w:val="Heading2"/>
@@ -4933,18 +5143,18 @@
           <wp:inline>
             <wp:extent cx="5334000" cy="3708431"/>
             <wp:effectExtent b="0" l="0" r="0" t="0"/>
-            <wp:docPr descr="T3_theories" title="" id="95" name="Picture"/>
+            <wp:docPr descr="Comparison of the generalized thermoelasticity theories: Fourier / Lord-Shulman / dual-phase-lag / Green-Naghdi III." title="" id="104" name="Picture"/>
             <a:graphic>
               <a:graphicData uri="http://schemas.openxmlformats.org/drawingml/2006/picture">
                 <pic:pic>
                   <pic:nvPicPr>
-                    <pic:cNvPr descr="figures_ch4_color/T3_theories.png" id="96" name="Picture"/>
+                    <pic:cNvPr descr="figures_ch4_color/T3_theories.png" id="105" name="Picture"/>
                     <pic:cNvPicPr>
                       <a:picLocks noChangeArrowheads="1" noChangeAspect="1"/>
                     </pic:cNvPicPr>
                   </pic:nvPicPr>
                   <pic:blipFill>
-                    <a:blip r:embed="rId94"/>
+                    <a:blip r:embed="rId103"/>
                     <a:stretch>
                       <a:fillRect/>
                     </a:stretch>
@@ -4976,7 +5186,7 @@
         <w:pStyle w:val="ImageCaption"/>
       </w:pPr>
       <w:r>
-        <w:t xml:space="preserve">T3_theories</w:t>
+        <w:t xml:space="preserve">Comparison of the generalized thermoelasticity theories: Fourier / Lord-Shulman / dual-phase-lag / Green-Naghdi III.</w:t>
       </w:r>
     </w:p>
     <w:p>
@@ -5077,8 +5287,8 @@
         <w:t xml:space="preserve">contributions of this research.</w:t>
       </w:r>
     </w:p>
-    <w:bookmarkEnd w:id="97"/>
-    <w:bookmarkStart w:id="98" w:name="chapter-summary"/>
+    <w:bookmarkEnd w:id="106"/>
+    <w:bookmarkStart w:id="107" w:name="chapter-summary"/>
     <w:p>
       <w:pPr>
         <w:pStyle w:val="Heading2"/>
@@ -5365,8 +5575,8 @@
         <w:t xml:space="preserve">theories diverge for this class of structures.</w:t>
       </w:r>
     </w:p>
-    <w:bookmarkEnd w:id="98"/>
-    <w:bookmarkEnd w:id="99"/>
+    <w:bookmarkEnd w:id="107"/>
+    <w:bookmarkEnd w:id="108"/>
     <w:sectPr>
       <w:footnotePr>
         <w:numRestart w:val="eachSect"/>

--- a/claude/thesis_chapter/RESULTS_CHAPTER_EN_R4_color.docx
+++ b/claude/thesis_chapter/RESULTS_CHAPTER_EN_R4_color.docx
@@ -2,7 +2,7 @@
 <file path=word/document.xml><?xml version="1.0" encoding="utf-8"?>
 <w:document xmlns:w="http://schemas.openxmlformats.org/wordprocessingml/2006/main" xmlns:m="http://schemas.openxmlformats.org/officeDocument/2006/math" xmlns:r="http://schemas.openxmlformats.org/officeDocument/2006/relationships" xmlns:o="urn:schemas-microsoft-com:office:office" xmlns:v="urn:schemas-microsoft-com:vml" xmlns:w10="urn:schemas-microsoft-com:office:word" xmlns:a="http://schemas.openxmlformats.org/drawingml/2006/main" xmlns:pic="http://schemas.openxmlformats.org/drawingml/2006/picture" xmlns:wp="http://schemas.openxmlformats.org/drawingml/2006/wordprocessingDrawing">
   <w:body>
-    <w:bookmarkStart w:id="108" w:name="chapter-4-research-findings"/>
+    <w:bookmarkStart w:id="106" w:name="chapter-4-research-findings"/>
     <w:p>
       <w:pPr>
         <w:pStyle w:val="Heading1"/>
@@ -145,7 +145,7 @@
         <w:t xml:space="preserve"> </w:t>
       </w:r>
       <w:r>
-        <w:t xml:space="preserve">thickness h = 0.5 m), length l = 2.1 m, built from N_L = 7 layers. In the</w:t>
+        <w:t xml:space="preserve">thickness h = 0.5 m), length L = 2.1 m, built from N_L = 7 layers. In the</w:t>
       </w:r>
       <w:r>
         <w:t xml:space="preserve"> </w:t>
@@ -618,7 +618,7 @@
       </w:r>
     </w:p>
     <w:bookmarkEnd w:id="10"/>
-    <w:bookmarkStart w:id="26" w:name="numerical-convergence"/>
+    <w:bookmarkStart w:id="24" w:name="numerical-convergence"/>
     <w:p>
       <w:pPr>
         <w:pStyle w:val="Heading2"/>
@@ -638,43 +638,58 @@
         <w:t xml:space="preserve"> </w:t>
       </w:r>
       <w:r>
-        <w:t xml:space="preserve">examined independently in every discretization direction of the model — the</w:t>
-      </w:r>
-      <w:r>
-        <w:t xml:space="preserve"> </w:t>
-      </w:r>
-      <w:r>
-        <w:t xml:space="preserve">number of radial points per layer N_r, the number of axial points N_z, the</w:t>
-      </w:r>
-      <w:r>
-        <w:t xml:space="preserve"> </w:t>
-      </w:r>
-      <w:r>
-        <w:t xml:space="preserve">number of layers N_L, and the time step Δt — so that any later discrepancy with</w:t>
-      </w:r>
-      <w:r>
-        <w:t xml:space="preserve"> </w:t>
-      </w:r>
-      <w:r>
-        <w:t xml:space="preserve">a reference can be attributed to physics rather than residual numerical error.</w:t>
-      </w:r>
-      <w:r>
-        <w:t xml:space="preserve"> </w:t>
-      </w:r>
-      <w:r>
-        <w:t xml:space="preserve">The convergence measure is the dimensionless hoop stress, reported both as the</w:t>
-      </w:r>
-      <w:r>
-        <w:t xml:space="preserve"> </w:t>
-      </w:r>
-      <w:r>
-        <w:t xml:space="preserve">inner-surface value and as the relative L₂ error of the whole mid-plane radial</w:t>
-      </w:r>
-      <w:r>
-        <w:t xml:space="preserve"> </w:t>
-      </w:r>
-      <w:r>
-        <w:t xml:space="preserve">profile against the finest mesh.</w:t>
+        <w:t xml:space="preserve">examined independently in each discretization direction — the radial nodes per</w:t>
+      </w:r>
+      <w:r>
+        <w:t xml:space="preserve"> </w:t>
+      </w:r>
+      <w:r>
+        <w:t xml:space="preserve">layer N_r, the axial nodes N_z, the number of layers N_L, and the time step Δt.</w:t>
+      </w:r>
+      <w:r>
+        <w:t xml:space="preserve"> </w:t>
+      </w:r>
+      <w:r>
+        <w:t xml:space="preserve">The convergence measure is the dimensionless hoop stress, reported as both the</w:t>
+      </w:r>
+      <w:r>
+        <w:t xml:space="preserve"> </w:t>
+      </w:r>
+      <w:r>
+        <w:t xml:space="preserve">inner-surface value and the relative L₂ error of the whole mid-plane radial</w:t>
+      </w:r>
+      <w:r>
+        <w:t xml:space="preserve"> </w:t>
+      </w:r>
+      <w:r>
+        <w:t xml:space="preserve">profile against the finest mesh. For each spatial direction the profile overlays</w:t>
+      </w:r>
+      <w:r>
+        <w:t xml:space="preserve"> </w:t>
+      </w:r>
+      <w:r>
+        <w:t xml:space="preserve">are shown as a figure and the error and cost are collected in a table.</w:t>
+      </w:r>
+    </w:p>
+    <w:bookmarkStart w:id="14" w:name="radial-nodes-n_r"/>
+    <w:p>
+      <w:pPr>
+        <w:pStyle w:val="Heading3"/>
+      </w:pPr>
+      <w:r>
+        <w:t xml:space="preserve">4-3-1. Radial nodes (N_r)</w:t>
+      </w:r>
+    </w:p>
+    <w:p>
+      <w:pPr>
+        <w:pStyle w:val="FirstParagraph"/>
+      </w:pPr>
+      <w:r>
+        <w:rPr>
+          <w:b/>
+          <w:bCs/>
+        </w:rPr>
+        <w:t xml:space="preserve">Figure 4-1.</w:t>
       </w:r>
     </w:p>
     <w:p>
@@ -684,14 +699,14 @@
       <w:r>
         <w:drawing>
           <wp:inline>
-            <wp:extent cx="5334000" cy="3243072"/>
+            <wp:extent cx="5334000" cy="2079671"/>
             <wp:effectExtent b="0" l="0" r="0" t="0"/>
-            <wp:docPr descr="Layer-count convergence: hoop-stress and temperature profiles, L2 error and cost vs number of layers N_L (N_r=15, N_z=11)." title="" id="12" name="Picture"/>
+            <wp:docPr descr="Radial-node convergence per layer (N_z=11, N_L=7); the field quantities are converged from N_r=7." title="" id="12" name="Picture"/>
             <a:graphic>
               <a:graphicData uri="http://schemas.openxmlformats.org/drawingml/2006/picture">
                 <pic:pic>
                   <pic:nvPicPr>
-                    <pic:cNvPr descr="figures_ch4_color/conv_NL.png" id="13" name="Picture"/>
+                    <pic:cNvPr descr="figures_ch4_color/conv_Nr.png" id="13" name="Picture"/>
                     <pic:cNvPicPr>
                       <a:picLocks noChangeArrowheads="1" noChangeAspect="1"/>
                     </pic:cNvPicPr>
@@ -705,7 +720,7 @@
                   <pic:spPr bwMode="auto">
                     <a:xfrm>
                       <a:off x="0" y="0"/>
-                      <a:ext cx="5334000" cy="3243072"/>
+                      <a:ext cx="5334000" cy="2079671"/>
                     </a:xfrm>
                     <a:prstGeom prst="rect">
                       <a:avLst/>
@@ -729,7 +744,7 @@
         <w:pStyle w:val="ImageCaption"/>
       </w:pPr>
       <w:r>
-        <w:t xml:space="preserve">Layer-count convergence: hoop-stress and temperature profiles, L2 error and cost vs number of layers N_L (N_r=15, N_z=11).</w:t>
+        <w:t xml:space="preserve">Radial-node convergence per layer (N_z=11, N_L=7); the field quantities are converged from N_r=7.</w:t>
       </w:r>
     </w:p>
     <w:p>
@@ -737,61 +752,381 @@
         <w:pStyle w:val="BodyText"/>
       </w:pPr>
       <w:r>
-        <w:t xml:space="preserve">Layer convergence is shown in Figure 4-1(NL). As the number of layers is</w:t>
-      </w:r>
-      <w:r>
-        <w:t xml:space="preserve"> </w:t>
-      </w:r>
-      <w:r>
-        <w:t xml:space="preserve">increased through 3, 5, 7, 9 and 15, the dimensionless inner-surface hoop stress</w:t>
-      </w:r>
-      <w:r>
-        <w:t xml:space="preserve"> </w:t>
-      </w:r>
-      <w:r>
-        <w:t xml:space="preserve">takes the values 1.5261, 1.5257, 1.5264, 1.5264 and 1.5265, a total variation</w:t>
-      </w:r>
-      <w:r>
-        <w:t xml:space="preserve"> </w:t>
-      </w:r>
-      <w:r>
-        <w:t xml:space="preserve">below 0.05 %, and the L₂ profile error relative to fifteen layers falls below</w:t>
-      </w:r>
-      <w:r>
-        <w:t xml:space="preserve"> </w:t>
-      </w:r>
-      <w:r>
-        <w:t xml:space="preserve">0.26 %. The field quantities are therefore essentially layer-independent from as</w:t>
-      </w:r>
-      <w:r>
-        <w:t xml:space="preserve"> </w:t>
-      </w:r>
-      <w:r>
-        <w:t xml:space="preserve">few as three layers; the main effect of a larger layer count is only a</w:t>
-      </w:r>
-      <w:r>
-        <w:t xml:space="preserve"> </w:t>
-      </w:r>
-      <w:r>
-        <w:t xml:space="preserve">refinement of the staircase pattern of the hoop-stress profile at the layer</w:t>
-      </w:r>
-      <w:r>
-        <w:t xml:space="preserve"> </w:t>
-      </w:r>
-      <w:r>
-        <w:t xml:space="preserve">interfaces, which is the natural signature of the layerwise property model.</w:t>
-      </w:r>
-      <w:r>
-        <w:t xml:space="preserve"> </w:t>
-      </w:r>
-      <w:r>
-        <w:t xml:space="preserve">Seven layers are adopted in what follows, matching the seven-layer graded</w:t>
-      </w:r>
-      <w:r>
-        <w:t xml:space="preserve"> </w:t>
-      </w:r>
-      <w:r>
-        <w:t xml:space="preserve">build of the reference cylinder while remaining safely on the converged side.</w:t>
+        <w:t xml:space="preserve">Figure 4-1 shows the hoop-stress and temperature profiles for N_r = 7 … 15</w:t>
+      </w:r>
+      <w:r>
+        <w:t xml:space="preserve"> </w:t>
+      </w:r>
+      <w:r>
+        <w:t xml:space="preserve">(with N_z = 11, N_L = 7); the curves are visually indistinguishable. As Table 4-2</w:t>
+      </w:r>
+      <w:r>
+        <w:t xml:space="preserve"> </w:t>
+      </w:r>
+      <w:r>
+        <w:t xml:space="preserve">shows, the inner-surface hoop stress stays within 0.09 % and the L₂ profile error</w:t>
+      </w:r>
+      <w:r>
+        <w:t xml:space="preserve"> </w:t>
+      </w:r>
+      <w:r>
+        <w:t xml:space="preserve">below 0.29 % over the whole range, so the field quantities are converged from as</w:t>
+      </w:r>
+      <w:r>
+        <w:t xml:space="preserve"> </w:t>
+      </w:r>
+      <w:r>
+        <w:t xml:space="preserve">few as seven radial points — the hallmark of the spectral (Chebyshev) differential</w:t>
+      </w:r>
+      <w:r>
+        <w:t xml:space="preserve"> </w:t>
+      </w:r>
+      <w:r>
+        <w:t xml:space="preserve">quadrature discretization. N_r = 15 is nevertheless adopted for the production</w:t>
+      </w:r>
+      <w:r>
+        <w:t xml:space="preserve"> </w:t>
+      </w:r>
+      <w:r>
+        <w:t xml:space="preserve">runs because it renders the sharp, moving second-sound front in the temperature</w:t>
+      </w:r>
+      <w:r>
+        <w:t xml:space="preserve"> </w:t>
+      </w:r>
+      <w:r>
+        <w:t xml:space="preserve">profiles cleanly, without the localized oscillation a coarser mesh leaves when the</w:t>
+      </w:r>
+      <w:r>
+        <w:t xml:space="preserve"> </w:t>
+      </w:r>
+      <w:r>
+        <w:t xml:space="preserve">front sits between two nodes; this does not change any integral quantity.</w:t>
+      </w:r>
+    </w:p>
+    <w:p>
+      <w:pPr>
+        <w:pStyle w:val="BodyText"/>
+      </w:pPr>
+      <w:r>
+        <w:rPr>
+          <w:b/>
+          <w:bCs/>
+        </w:rPr>
+        <w:t xml:space="preserve">Table 4-2: Radial-node convergence (N_z = 11, N_L = 7).</w:t>
+      </w:r>
+    </w:p>
+    <w:tbl>
+      <w:tblPr>
+        <w:tblStyle w:val="Table"/>
+        <w:tblW w:type="auto" w:w="0"/>
+        <w:tblLook w:firstRow="1" w:lastRow="0" w:firstColumn="0" w:lastColumn="0" w:noHBand="0" w:noVBand="0" w:val="0020"/>
+      </w:tblPr>
+      <w:tblGrid>
+        <w:gridCol w:w="1980"/>
+        <w:gridCol w:w="1980"/>
+        <w:gridCol w:w="1980"/>
+        <w:gridCol w:w="1980"/>
+      </w:tblGrid>
+      <w:tr>
+        <w:trPr>
+          <w:tblHeader w:val="on"/>
+        </w:trPr>
+        <w:tc>
+          <w:tcPr/>
+          <w:p>
+            <w:pPr>
+              <w:pStyle w:val="Compact"/>
+            </w:pPr>
+            <w:r>
+              <w:t xml:space="preserve">N_r</w:t>
+            </w:r>
+          </w:p>
+        </w:tc>
+        <w:tc>
+          <w:tcPr/>
+          <w:p>
+            <w:pPr>
+              <w:pStyle w:val="Compact"/>
+            </w:pPr>
+            <w:r>
+              <w:t xml:space="preserve">Σθθ (inner)</w:t>
+            </w:r>
+          </w:p>
+        </w:tc>
+        <w:tc>
+          <w:tcPr/>
+          <w:p>
+            <w:pPr>
+              <w:pStyle w:val="Compact"/>
+            </w:pPr>
+            <w:r>
+              <w:t xml:space="preserve">L₂ error (%)</w:t>
+            </w:r>
+          </w:p>
+        </w:tc>
+        <w:tc>
+          <w:tcPr/>
+          <w:p>
+            <w:pPr>
+              <w:pStyle w:val="Compact"/>
+            </w:pPr>
+            <w:r>
+              <w:t xml:space="preserve">N_dof</w:t>
+            </w:r>
+          </w:p>
+        </w:tc>
+      </w:tr>
+      <w:tr>
+        <w:tc>
+          <w:tcPr/>
+          <w:p>
+            <w:pPr>
+              <w:pStyle w:val="Compact"/>
+            </w:pPr>
+            <w:r>
+              <w:t xml:space="preserve">7</w:t>
+            </w:r>
+          </w:p>
+        </w:tc>
+        <w:tc>
+          <w:tcPr/>
+          <w:p>
+            <w:pPr>
+              <w:pStyle w:val="Compact"/>
+            </w:pPr>
+            <w:r>
+              <w:t xml:space="preserve">1.5251</w:t>
+            </w:r>
+          </w:p>
+        </w:tc>
+        <w:tc>
+          <w:tcPr/>
+          <w:p>
+            <w:pPr>
+              <w:pStyle w:val="Compact"/>
+            </w:pPr>
+            <w:r>
+              <w:t xml:space="preserve">0.28</w:t>
+            </w:r>
+          </w:p>
+        </w:tc>
+        <w:tc>
+          <w:tcPr/>
+          <w:p>
+            <w:pPr>
+              <w:pStyle w:val="Compact"/>
+            </w:pPr>
+            <w:r>
+              <w:t xml:space="preserve">1617</w:t>
+            </w:r>
+          </w:p>
+        </w:tc>
+      </w:tr>
+      <w:tr>
+        <w:tc>
+          <w:tcPr/>
+          <w:p>
+            <w:pPr>
+              <w:pStyle w:val="Compact"/>
+            </w:pPr>
+            <w:r>
+              <w:t xml:space="preserve">9</w:t>
+            </w:r>
+          </w:p>
+        </w:tc>
+        <w:tc>
+          <w:tcPr/>
+          <w:p>
+            <w:pPr>
+              <w:pStyle w:val="Compact"/>
+            </w:pPr>
+            <w:r>
+              <w:t xml:space="preserve">1.5256</w:t>
+            </w:r>
+          </w:p>
+        </w:tc>
+        <w:tc>
+          <w:tcPr/>
+          <w:p>
+            <w:pPr>
+              <w:pStyle w:val="Compact"/>
+            </w:pPr>
+            <w:r>
+              <w:t xml:space="preserve">0.23</w:t>
+            </w:r>
+          </w:p>
+        </w:tc>
+        <w:tc>
+          <w:tcPr/>
+          <w:p>
+            <w:pPr>
+              <w:pStyle w:val="Compact"/>
+            </w:pPr>
+            <w:r>
+              <w:t xml:space="preserve">2079</w:t>
+            </w:r>
+          </w:p>
+        </w:tc>
+      </w:tr>
+      <w:tr>
+        <w:tc>
+          <w:tcPr/>
+          <w:p>
+            <w:pPr>
+              <w:pStyle w:val="Compact"/>
+            </w:pPr>
+            <w:r>
+              <w:t xml:space="preserve">11</w:t>
+            </w:r>
+          </w:p>
+        </w:tc>
+        <w:tc>
+          <w:tcPr/>
+          <w:p>
+            <w:pPr>
+              <w:pStyle w:val="Compact"/>
+            </w:pPr>
+            <w:r>
+              <w:t xml:space="preserve">1.5256</w:t>
+            </w:r>
+          </w:p>
+        </w:tc>
+        <w:tc>
+          <w:tcPr/>
+          <w:p>
+            <w:pPr>
+              <w:pStyle w:val="Compact"/>
+            </w:pPr>
+            <w:r>
+              <w:t xml:space="preserve">0.24</w:t>
+            </w:r>
+          </w:p>
+        </w:tc>
+        <w:tc>
+          <w:tcPr/>
+          <w:p>
+            <w:pPr>
+              <w:pStyle w:val="Compact"/>
+            </w:pPr>
+            <w:r>
+              <w:t xml:space="preserve">2541</w:t>
+            </w:r>
+          </w:p>
+        </w:tc>
+      </w:tr>
+      <w:tr>
+        <w:tc>
+          <w:tcPr/>
+          <w:p>
+            <w:pPr>
+              <w:pStyle w:val="Compact"/>
+            </w:pPr>
+            <w:r>
+              <w:t xml:space="preserve">13</w:t>
+            </w:r>
+          </w:p>
+        </w:tc>
+        <w:tc>
+          <w:tcPr/>
+          <w:p>
+            <w:pPr>
+              <w:pStyle w:val="Compact"/>
+            </w:pPr>
+            <w:r>
+              <w:t xml:space="preserve">1.5264</w:t>
+            </w:r>
+          </w:p>
+        </w:tc>
+        <w:tc>
+          <w:tcPr/>
+          <w:p>
+            <w:pPr>
+              <w:pStyle w:val="Compact"/>
+            </w:pPr>
+            <w:r>
+              <w:t xml:space="preserve">0.16</w:t>
+            </w:r>
+          </w:p>
+        </w:tc>
+        <w:tc>
+          <w:tcPr/>
+          <w:p>
+            <w:pPr>
+              <w:pStyle w:val="Compact"/>
+            </w:pPr>
+            <w:r>
+              <w:t xml:space="preserve">3003</w:t>
+            </w:r>
+          </w:p>
+        </w:tc>
+      </w:tr>
+      <w:tr>
+        <w:tc>
+          <w:tcPr/>
+          <w:p>
+            <w:pPr>
+              <w:pStyle w:val="Compact"/>
+            </w:pPr>
+            <w:r>
+              <w:t xml:space="preserve">15</w:t>
+            </w:r>
+          </w:p>
+        </w:tc>
+        <w:tc>
+          <w:tcPr/>
+          <w:p>
+            <w:pPr>
+              <w:pStyle w:val="Compact"/>
+            </w:pPr>
+            <w:r>
+              <w:t xml:space="preserve">1.5264</w:t>
+            </w:r>
+          </w:p>
+        </w:tc>
+        <w:tc>
+          <w:tcPr/>
+          <w:p>
+            <w:pPr>
+              <w:pStyle w:val="Compact"/>
+            </w:pPr>
+            <w:r>
+              <w:t xml:space="preserve">ref</w:t>
+            </w:r>
+          </w:p>
+        </w:tc>
+        <w:tc>
+          <w:tcPr/>
+          <w:p>
+            <w:pPr>
+              <w:pStyle w:val="Compact"/>
+            </w:pPr>
+            <w:r>
+              <w:t xml:space="preserve">3465</w:t>
+            </w:r>
+          </w:p>
+        </w:tc>
+      </w:tr>
+    </w:tbl>
+    <w:bookmarkEnd w:id="14"/>
+    <w:bookmarkStart w:id="18" w:name="axial-nodes-n_z"/>
+    <w:p>
+      <w:pPr>
+        <w:pStyle w:val="Heading3"/>
+      </w:pPr>
+      <w:r>
+        <w:t xml:space="preserve">4-3-2. Axial nodes (N_z)</w:t>
+      </w:r>
+    </w:p>
+    <w:p>
+      <w:pPr>
+        <w:pStyle w:val="FirstParagraph"/>
+      </w:pPr>
+      <w:r>
+        <w:rPr>
+          <w:b/>
+          <w:bCs/>
+        </w:rPr>
+        <w:t xml:space="preserve">Figure 4-2.</w:t>
       </w:r>
     </w:p>
     <w:p>
@@ -801,20 +1136,20 @@
       <w:r>
         <w:drawing>
           <wp:inline>
-            <wp:extent cx="5334000" cy="4002024"/>
+            <wp:extent cx="5334000" cy="2079671"/>
             <wp:effectExtent b="0" l="0" r="0" t="0"/>
-            <wp:docPr descr="Radial-node convergence per layer (N_z=11, N_L=7); the field quantities are converged from N_r=7." title="" id="15" name="Picture"/>
+            <wp:docPr descr="Axial-node convergence, the binding direction (N_r=15, N_L=7); N_z=5 gives a 9.4% error, with the clean serial cost." title="" id="16" name="Picture"/>
             <a:graphic>
               <a:graphicData uri="http://schemas.openxmlformats.org/drawingml/2006/picture">
                 <pic:pic>
                   <pic:nvPicPr>
-                    <pic:cNvPr descr="figures_ch4_color/conv_Nr.png" id="16" name="Picture"/>
+                    <pic:cNvPr descr="figures_ch4_color/conv_Nz.png" id="17" name="Picture"/>
                     <pic:cNvPicPr>
                       <a:picLocks noChangeArrowheads="1" noChangeAspect="1"/>
                     </pic:cNvPicPr>
                   </pic:nvPicPr>
                   <pic:blipFill>
-                    <a:blip r:embed="rId14"/>
+                    <a:blip r:embed="rId15"/>
                     <a:stretch>
                       <a:fillRect/>
                     </a:stretch>
@@ -822,7 +1157,7 @@
                   <pic:spPr bwMode="auto">
                     <a:xfrm>
                       <a:off x="0" y="0"/>
-                      <a:ext cx="5334000" cy="4002024"/>
+                      <a:ext cx="5334000" cy="2079671"/>
                     </a:xfrm>
                     <a:prstGeom prst="rect">
                       <a:avLst/>
@@ -846,7 +1181,7 @@
         <w:pStyle w:val="ImageCaption"/>
       </w:pPr>
       <w:r>
-        <w:t xml:space="preserve">Radial-node convergence per layer (N_z=11, N_L=7); the field quantities are converged from N_r=7.</w:t>
+        <w:t xml:space="preserve">Axial-node convergence, the binding direction (N_r=15, N_L=7); N_z=5 gives a 9.4% error, with the clean serial cost.</w:t>
       </w:r>
     </w:p>
     <w:p>
@@ -854,67 +1189,433 @@
         <w:pStyle w:val="BodyText"/>
       </w:pPr>
       <w:r>
-        <w:t xml:space="preserve">Radial convergence within each layer is shown in Figure 4-1(Nr). Increasing the</w:t>
-      </w:r>
-      <w:r>
-        <w:t xml:space="preserve"> </w:t>
-      </w:r>
-      <w:r>
-        <w:t xml:space="preserve">number of radial points per layer through 7, 9, 11, 13 and 15 leaves the</w:t>
-      </w:r>
-      <w:r>
-        <w:t xml:space="preserve"> </w:t>
-      </w:r>
-      <w:r>
-        <w:t xml:space="preserve">inner-surface hoop stress within 0.09 % (1.5251 to 1.5264) and the L₂ profile</w:t>
-      </w:r>
-      <w:r>
-        <w:t xml:space="preserve"> </w:t>
-      </w:r>
-      <w:r>
-        <w:t xml:space="preserve">error below 0.29 % throughout; every mesh from seven points upward is thus</w:t>
-      </w:r>
-      <w:r>
-        <w:t xml:space="preserve"> </w:t>
-      </w:r>
-      <w:r>
-        <w:t xml:space="preserve">converged in the field quantities. This is the hallmark of the spectral</w:t>
-      </w:r>
-      <w:r>
-        <w:t xml:space="preserve"> </w:t>
-      </w:r>
-      <w:r>
-        <w:t xml:space="preserve">(Chebyshev) differential quadrature discretization: three-digit accuracy is</w:t>
-      </w:r>
-      <w:r>
-        <w:t xml:space="preserve"> </w:t>
-      </w:r>
-      <w:r>
-        <w:t xml:space="preserve">reached with a handful of points. The value N_r = 15 is nevertheless adopted for</w:t>
-      </w:r>
-      <w:r>
-        <w:t xml:space="preserve"> </w:t>
-      </w:r>
-      <w:r>
-        <w:t xml:space="preserve">the production runs, because — while it does not change any integral quantity —</w:t>
-      </w:r>
-      <w:r>
-        <w:t xml:space="preserve"> </w:t>
-      </w:r>
-      <w:r>
-        <w:t xml:space="preserve">it renders the sharp, moving second-sound front in the temperature profiles</w:t>
-      </w:r>
-      <w:r>
-        <w:t xml:space="preserve"> </w:t>
-      </w:r>
-      <w:r>
-        <w:t xml:space="preserve">cleanly, without the localized oscillation that a coarser radial mesh leaves at</w:t>
-      </w:r>
-      <w:r>
-        <w:t xml:space="preserve"> </w:t>
-      </w:r>
-      <w:r>
-        <w:t xml:space="preserve">the instant the front sits between two nodes.</w:t>
+        <w:t xml:space="preserve">The axial direction (Figure 4-2) governs the mesh. With only five axial points the</w:t>
+      </w:r>
+      <w:r>
+        <w:t xml:space="preserve"> </w:t>
+      </w:r>
+      <w:r>
+        <w:t xml:space="preserve">inner-surface hoop stress is in error by 9.4 %, because the simply-supported end</w:t>
+      </w:r>
+      <w:r>
+        <w:t xml:space="preserve"> </w:t>
+      </w:r>
+      <w:r>
+        <w:t xml:space="preserve">layer is left unresolved; the error then settles below about 1 % from nine points</w:t>
+      </w:r>
+      <w:r>
+        <w:t xml:space="preserve"> </w:t>
+      </w:r>
+      <w:r>
+        <w:t xml:space="preserve">onward (Table 4-3). The convergence is non-monotonic — the oscillatory envelope</w:t>
+      </w:r>
+      <w:r>
+        <w:t xml:space="preserve"> </w:t>
+      </w:r>
+      <w:r>
+        <w:t xml:space="preserve">typical of spectral methods — but is clearly settled by nine points, and eleven</w:t>
+      </w:r>
+      <w:r>
+        <w:t xml:space="preserve"> </w:t>
+      </w:r>
+      <w:r>
+        <w:t xml:space="preserve">points give an L₂ error of 0.16 %. Eleven axial points are adopted. This direction</w:t>
+      </w:r>
+      <w:r>
+        <w:t xml:space="preserve"> </w:t>
+      </w:r>
+      <w:r>
+        <w:t xml:space="preserve">is also the most expensive: the single-core solve time grows roughly as N_z^2.6</w:t>
+      </w:r>
+      <w:r>
+        <w:t xml:space="preserve"> </w:t>
+      </w:r>
+      <w:r>
+        <w:t xml:space="preserve">(Table 4-3), because each added axial point multiplies the entire through-thickness</w:t>
+      </w:r>
+      <w:r>
+        <w:t xml:space="preserve"> </w:t>
+      </w:r>
+      <w:r>
+        <w:t xml:space="preserve">system. The axial direction is therefore the binding one — both the least accurate</w:t>
+      </w:r>
+      <w:r>
+        <w:t xml:space="preserve"> </w:t>
+      </w:r>
+      <w:r>
+        <w:t xml:space="preserve">per node and the steepest in cost.</w:t>
+      </w:r>
+    </w:p>
+    <w:p>
+      <w:pPr>
+        <w:pStyle w:val="BodyText"/>
+      </w:pPr>
+      <w:r>
+        <w:rPr>
+          <w:b/>
+          <w:bCs/>
+        </w:rPr>
+        <w:t xml:space="preserve">Table 4-3: Axial-node convergence and cost (N_r = 15, N_L = 7).</w:t>
+      </w:r>
+    </w:p>
+    <w:tbl>
+      <w:tblPr>
+        <w:tblStyle w:val="Table"/>
+        <w:tblW w:type="auto" w:w="0"/>
+        <w:tblLook w:firstRow="1" w:lastRow="0" w:firstColumn="0" w:lastColumn="0" w:noHBand="0" w:noVBand="0" w:val="0020"/>
+      </w:tblPr>
+      <w:tblGrid>
+        <w:gridCol w:w="1980"/>
+        <w:gridCol w:w="1980"/>
+        <w:gridCol w:w="1980"/>
+        <w:gridCol w:w="1980"/>
+      </w:tblGrid>
+      <w:tr>
+        <w:trPr>
+          <w:tblHeader w:val="on"/>
+        </w:trPr>
+        <w:tc>
+          <w:tcPr/>
+          <w:p>
+            <w:pPr>
+              <w:pStyle w:val="Compact"/>
+            </w:pPr>
+            <w:r>
+              <w:t xml:space="preserve">N_z</w:t>
+            </w:r>
+          </w:p>
+        </w:tc>
+        <w:tc>
+          <w:tcPr/>
+          <w:p>
+            <w:pPr>
+              <w:pStyle w:val="Compact"/>
+            </w:pPr>
+            <w:r>
+              <w:t xml:space="preserve">Σθθ (inner)</w:t>
+            </w:r>
+          </w:p>
+        </w:tc>
+        <w:tc>
+          <w:tcPr/>
+          <w:p>
+            <w:pPr>
+              <w:pStyle w:val="Compact"/>
+            </w:pPr>
+            <w:r>
+              <w:t xml:space="preserve">L₂ error (%)</w:t>
+            </w:r>
+          </w:p>
+        </w:tc>
+        <w:tc>
+          <w:tcPr/>
+          <w:p>
+            <w:pPr>
+              <w:pStyle w:val="Compact"/>
+            </w:pPr>
+            <w:r>
+              <w:t xml:space="preserve">solve time (s)</w:t>
+            </w:r>
+          </w:p>
+        </w:tc>
+      </w:tr>
+      <w:tr>
+        <w:tc>
+          <w:tcPr/>
+          <w:p>
+            <w:pPr>
+              <w:pStyle w:val="Compact"/>
+            </w:pPr>
+            <w:r>
+              <w:t xml:space="preserve">5</w:t>
+            </w:r>
+          </w:p>
+        </w:tc>
+        <w:tc>
+          <w:tcPr/>
+          <w:p>
+            <w:pPr>
+              <w:pStyle w:val="Compact"/>
+            </w:pPr>
+            <w:r>
+              <w:t xml:space="preserve">1.3844</w:t>
+            </w:r>
+          </w:p>
+        </w:tc>
+        <w:tc>
+          <w:tcPr/>
+          <w:p>
+            <w:pPr>
+              <w:pStyle w:val="Compact"/>
+            </w:pPr>
+            <w:r>
+              <w:t xml:space="preserve">3.92</w:t>
+            </w:r>
+          </w:p>
+        </w:tc>
+        <w:tc>
+          <w:tcPr/>
+          <w:p>
+            <w:pPr>
+              <w:pStyle w:val="Compact"/>
+            </w:pPr>
+            <w:r>
+              <w:t xml:space="preserve">90</w:t>
+            </w:r>
+          </w:p>
+        </w:tc>
+      </w:tr>
+      <w:tr>
+        <w:tc>
+          <w:tcPr/>
+          <w:p>
+            <w:pPr>
+              <w:pStyle w:val="Compact"/>
+            </w:pPr>
+            <w:r>
+              <w:t xml:space="preserve">7</w:t>
+            </w:r>
+          </w:p>
+        </w:tc>
+        <w:tc>
+          <w:tcPr/>
+          <w:p>
+            <w:pPr>
+              <w:pStyle w:val="Compact"/>
+            </w:pPr>
+            <w:r>
+              <w:t xml:space="preserve">1.5333</w:t>
+            </w:r>
+          </w:p>
+        </w:tc>
+        <w:tc>
+          <w:tcPr/>
+          <w:p>
+            <w:pPr>
+              <w:pStyle w:val="Compact"/>
+            </w:pPr>
+            <w:r>
+              <w:t xml:space="preserve">1.07</w:t>
+            </w:r>
+          </w:p>
+        </w:tc>
+        <w:tc>
+          <w:tcPr/>
+          <w:p>
+            <w:pPr>
+              <w:pStyle w:val="Compact"/>
+            </w:pPr>
+            <w:r>
+              <w:t xml:space="preserve">198</w:t>
+            </w:r>
+          </w:p>
+        </w:tc>
+      </w:tr>
+      <w:tr>
+        <w:tc>
+          <w:tcPr/>
+          <w:p>
+            <w:pPr>
+              <w:pStyle w:val="Compact"/>
+            </w:pPr>
+            <w:r>
+              <w:t xml:space="preserve">9</w:t>
+            </w:r>
+          </w:p>
+        </w:tc>
+        <w:tc>
+          <w:tcPr/>
+          <w:p>
+            <w:pPr>
+              <w:pStyle w:val="Compact"/>
+            </w:pPr>
+            <w:r>
+              <w:t xml:space="preserve">1.5434</w:t>
+            </w:r>
+          </w:p>
+        </w:tc>
+        <w:tc>
+          <w:tcPr/>
+          <w:p>
+            <w:pPr>
+              <w:pStyle w:val="Compact"/>
+            </w:pPr>
+            <w:r>
+              <w:t xml:space="preserve">0.23</w:t>
+            </w:r>
+          </w:p>
+        </w:tc>
+        <w:tc>
+          <w:tcPr/>
+          <w:p>
+            <w:pPr>
+              <w:pStyle w:val="Compact"/>
+            </w:pPr>
+            <w:r>
+              <w:t xml:space="preserve">349</w:t>
+            </w:r>
+          </w:p>
+        </w:tc>
+      </w:tr>
+      <w:tr>
+        <w:tc>
+          <w:tcPr/>
+          <w:p>
+            <w:pPr>
+              <w:pStyle w:val="Compact"/>
+            </w:pPr>
+            <w:r>
+              <w:t xml:space="preserve">11</w:t>
+            </w:r>
+          </w:p>
+        </w:tc>
+        <w:tc>
+          <w:tcPr/>
+          <w:p>
+            <w:pPr>
+              <w:pStyle w:val="Compact"/>
+            </w:pPr>
+            <w:r>
+              <w:t xml:space="preserve">1.5264</w:t>
+            </w:r>
+          </w:p>
+        </w:tc>
+        <w:tc>
+          <w:tcPr/>
+          <w:p>
+            <w:pPr>
+              <w:pStyle w:val="Compact"/>
+            </w:pPr>
+            <w:r>
+              <w:t xml:space="preserve">0.16</w:t>
+            </w:r>
+          </w:p>
+        </w:tc>
+        <w:tc>
+          <w:tcPr/>
+          <w:p>
+            <w:pPr>
+              <w:pStyle w:val="Compact"/>
+            </w:pPr>
+            <w:r>
+              <w:t xml:space="preserve">—</w:t>
+            </w:r>
+          </w:p>
+        </w:tc>
+      </w:tr>
+      <w:tr>
+        <w:tc>
+          <w:tcPr/>
+          <w:p>
+            <w:pPr>
+              <w:pStyle w:val="Compact"/>
+            </w:pPr>
+            <w:r>
+              <w:t xml:space="preserve">13</w:t>
+            </w:r>
+          </w:p>
+        </w:tc>
+        <w:tc>
+          <w:tcPr/>
+          <w:p>
+            <w:pPr>
+              <w:pStyle w:val="Compact"/>
+            </w:pPr>
+            <w:r>
+              <w:t xml:space="preserve">1.5274</w:t>
+            </w:r>
+          </w:p>
+        </w:tc>
+        <w:tc>
+          <w:tcPr/>
+          <w:p>
+            <w:pPr>
+              <w:pStyle w:val="Compact"/>
+            </w:pPr>
+            <w:r>
+              <w:t xml:space="preserve">0.27</w:t>
+            </w:r>
+          </w:p>
+        </w:tc>
+        <w:tc>
+          <w:tcPr/>
+          <w:p>
+            <w:pPr>
+              <w:pStyle w:val="Compact"/>
+            </w:pPr>
+            <w:r>
+              <w:t xml:space="preserve">987</w:t>
+            </w:r>
+          </w:p>
+        </w:tc>
+      </w:tr>
+      <w:tr>
+        <w:tc>
+          <w:tcPr/>
+          <w:p>
+            <w:pPr>
+              <w:pStyle w:val="Compact"/>
+            </w:pPr>
+            <w:r>
+              <w:t xml:space="preserve">15</w:t>
+            </w:r>
+          </w:p>
+        </w:tc>
+        <w:tc>
+          <w:tcPr/>
+          <w:p>
+            <w:pPr>
+              <w:pStyle w:val="Compact"/>
+            </w:pPr>
+            <w:r>
+              <w:t xml:space="preserve">1.5278</w:t>
+            </w:r>
+          </w:p>
+        </w:tc>
+        <w:tc>
+          <w:tcPr/>
+          <w:p>
+            <w:pPr>
+              <w:pStyle w:val="Compact"/>
+            </w:pPr>
+            <w:r>
+              <w:t xml:space="preserve">ref</w:t>
+            </w:r>
+          </w:p>
+        </w:tc>
+        <w:tc>
+          <w:tcPr/>
+          <w:p>
+            <w:pPr>
+              <w:pStyle w:val="Compact"/>
+            </w:pPr>
+            <w:r>
+              <w:t xml:space="preserve">1630</w:t>
+            </w:r>
+          </w:p>
+        </w:tc>
+      </w:tr>
+    </w:tbl>
+    <w:bookmarkEnd w:id="18"/>
+    <w:bookmarkStart w:id="22" w:name="number-of-layers-n_l"/>
+    <w:p>
+      <w:pPr>
+        <w:pStyle w:val="Heading3"/>
+      </w:pPr>
+      <w:r>
+        <w:t xml:space="preserve">4-3-3. Number of layers (N_L)</w:t>
+      </w:r>
+    </w:p>
+    <w:p>
+      <w:pPr>
+        <w:pStyle w:val="FirstParagraph"/>
+      </w:pPr>
+      <w:r>
+        <w:rPr>
+          <w:b/>
+          <w:bCs/>
+        </w:rPr>
+        <w:t xml:space="preserve">Figure 4-3.</w:t>
       </w:r>
     </w:p>
     <w:p>
@@ -924,20 +1625,20 @@
       <w:r>
         <w:drawing>
           <wp:inline>
-            <wp:extent cx="5334000" cy="3243072"/>
+            <wp:extent cx="5334000" cy="2079671"/>
             <wp:effectExtent b="0" l="0" r="0" t="0"/>
-            <wp:docPr descr="Axial-node convergence, the binding direction (N_r=15, N_L=7); N_z=5 gives a 9.4% error, with the clean serial cost." title="" id="18" name="Picture"/>
+            <wp:docPr descr="Layer-count convergence: hoop-stress and temperature profiles, L2 error and cost vs number of layers N_L (N_r=15, N_z=11)." title="" id="20" name="Picture"/>
             <a:graphic>
               <a:graphicData uri="http://schemas.openxmlformats.org/drawingml/2006/picture">
                 <pic:pic>
                   <pic:nvPicPr>
-                    <pic:cNvPr descr="figures_ch4_color/conv_Nz.png" id="19" name="Picture"/>
+                    <pic:cNvPr descr="figures_ch4_color/conv_NL.png" id="21" name="Picture"/>
                     <pic:cNvPicPr>
                       <a:picLocks noChangeArrowheads="1" noChangeAspect="1"/>
                     </pic:cNvPicPr>
                   </pic:nvPicPr>
                   <pic:blipFill>
-                    <a:blip r:embed="rId17"/>
+                    <a:blip r:embed="rId19"/>
                     <a:stretch>
                       <a:fillRect/>
                     </a:stretch>
@@ -945,7 +1646,7 @@
                   <pic:spPr bwMode="auto">
                     <a:xfrm>
                       <a:off x="0" y="0"/>
-                      <a:ext cx="5334000" cy="3243072"/>
+                      <a:ext cx="5334000" cy="2079671"/>
                     </a:xfrm>
                     <a:prstGeom prst="rect">
                       <a:avLst/>
@@ -969,7 +1670,7 @@
         <w:pStyle w:val="ImageCaption"/>
       </w:pPr>
       <w:r>
-        <w:t xml:space="preserve">Axial-node convergence, the binding direction (N_r=15, N_L=7); N_z=5 gives a 9.4% error, with the clean serial cost.</w:t>
+        <w:t xml:space="preserve">Layer-count convergence: hoop-stress and temperature profiles, L2 error and cost vs number of layers N_L (N_r=15, N_z=11).</w:t>
       </w:r>
     </w:p>
     <w:p>
@@ -977,73 +1678,920 @@
         <w:pStyle w:val="BodyText"/>
       </w:pPr>
       <w:r>
-        <w:t xml:space="preserve">The axial direction, shown in Figure 4-1(Nz), is the one that actually governs</w:t>
-      </w:r>
-      <w:r>
-        <w:t xml:space="preserve"> </w:t>
-      </w:r>
-      <w:r>
-        <w:t xml:space="preserve">the mesh. With only five axial points the inner-surface hoop stress is in error</w:t>
-      </w:r>
-      <w:r>
-        <w:t xml:space="preserve"> </w:t>
-      </w:r>
-      <w:r>
-        <w:t xml:space="preserve">by 9.4 % (1.3844 against the converged 1.5278), because the simply-supported</w:t>
-      </w:r>
-      <w:r>
-        <w:t xml:space="preserve"> </w:t>
-      </w:r>
-      <w:r>
-        <w:t xml:space="preserve">end layer is left unresolved; the error then falls to 0.36 %, 1.0 %, 0.09 % and</w:t>
-      </w:r>
-      <w:r>
-        <w:t xml:space="preserve"> </w:t>
-      </w:r>
-      <w:r>
-        <w:t xml:space="preserve">0.02 % for seven, nine, eleven and thirteen points. The convergence is</w:t>
-      </w:r>
-      <w:r>
-        <w:t xml:space="preserve"> </w:t>
-      </w:r>
-      <w:r>
-        <w:t xml:space="preserve">non-monotonic — the oscillatory envelope characteristic of spectral methods —</w:t>
-      </w:r>
-      <w:r>
-        <w:t xml:space="preserve"> </w:t>
-      </w:r>
-      <w:r>
-        <w:t xml:space="preserve">but is clearly settled by nine points, and eleven points give an L₂ profile</w:t>
-      </w:r>
-      <w:r>
-        <w:t xml:space="preserve"> </w:t>
-      </w:r>
-      <w:r>
-        <w:t xml:space="preserve">error of 0.16 %. Eleven axial points are adopted. Unlike the radial direction,</w:t>
-      </w:r>
-      <w:r>
-        <w:t xml:space="preserve"> </w:t>
-      </w:r>
-      <w:r>
-        <w:t xml:space="preserve">the axial one is also the most expensive: measured on a single core, one solve</w:t>
-      </w:r>
-      <w:r>
-        <w:t xml:space="preserve"> </w:t>
-      </w:r>
-      <w:r>
-        <w:t xml:space="preserve">costs 90, 198, 349, 987 and 1630 s for five, seven, nine, thirteen and fifteen</w:t>
-      </w:r>
-      <w:r>
-        <w:t xml:space="preserve"> </w:t>
-      </w:r>
-      <w:r>
-        <w:t xml:space="preserve">axial points, i.e. the cost grows roughly as N_z^2.6, because each added axial</w:t>
-      </w:r>
-      <w:r>
-        <w:t xml:space="preserve"> </w:t>
-      </w:r>
-      <w:r>
-        <w:t xml:space="preserve">point multiplies the entire through-thickness system.</w:t>
+        <w:t xml:space="preserve">Figure 4-3 shows the profiles for N_L = 3 … 15 (N_r = 15, N_z = 11). The</w:t>
+      </w:r>
+      <w:r>
+        <w:t xml:space="preserve"> </w:t>
+      </w:r>
+      <w:r>
+        <w:t xml:space="preserve">inner-surface hoop stress varies by less than 0.05 % and the L₂ error stays below</w:t>
+      </w:r>
+      <w:r>
+        <w:t xml:space="preserve"> </w:t>
+      </w:r>
+      <w:r>
+        <w:t xml:space="preserve">0.26 % (Table 4-4); the field quantities are essentially layer-independent from</w:t>
+      </w:r>
+      <w:r>
+        <w:t xml:space="preserve"> </w:t>
+      </w:r>
+      <w:r>
+        <w:t xml:space="preserve">three layers. The only effect of more layers is a finer staircase in the</w:t>
+      </w:r>
+      <w:r>
+        <w:t xml:space="preserve"> </w:t>
+      </w:r>
+      <w:r>
+        <w:t xml:space="preserve">hoop-stress profile at the interfaces — the natural signature of the layerwise</w:t>
+      </w:r>
+      <w:r>
+        <w:t xml:space="preserve"> </w:t>
+      </w:r>
+      <w:r>
+        <w:t xml:space="preserve">property model. Seven layers are adopted, matching the seven-layer graded build of</w:t>
+      </w:r>
+      <w:r>
+        <w:t xml:space="preserve"> </w:t>
+      </w:r>
+      <w:r>
+        <w:t xml:space="preserve">the reference cylinder.</w:t>
+      </w:r>
+    </w:p>
+    <w:p>
+      <w:pPr>
+        <w:pStyle w:val="BodyText"/>
+      </w:pPr>
+      <w:r>
+        <w:rPr>
+          <w:b/>
+          <w:bCs/>
+        </w:rPr>
+        <w:t xml:space="preserve">Table 4-4: Layer convergence (N_r = 15, N_z = 11).</w:t>
+      </w:r>
+    </w:p>
+    <w:tbl>
+      <w:tblPr>
+        <w:tblStyle w:val="Table"/>
+        <w:tblW w:type="auto" w:w="0"/>
+        <w:tblLook w:firstRow="1" w:lastRow="0" w:firstColumn="0" w:lastColumn="0" w:noHBand="0" w:noVBand="0" w:val="0020"/>
+      </w:tblPr>
+      <w:tblGrid>
+        <w:gridCol w:w="1980"/>
+        <w:gridCol w:w="1980"/>
+        <w:gridCol w:w="1980"/>
+        <w:gridCol w:w="1980"/>
+      </w:tblGrid>
+      <w:tr>
+        <w:trPr>
+          <w:tblHeader w:val="on"/>
+        </w:trPr>
+        <w:tc>
+          <w:tcPr/>
+          <w:p>
+            <w:pPr>
+              <w:pStyle w:val="Compact"/>
+            </w:pPr>
+            <w:r>
+              <w:t xml:space="preserve">N_L</w:t>
+            </w:r>
+          </w:p>
+        </w:tc>
+        <w:tc>
+          <w:tcPr/>
+          <w:p>
+            <w:pPr>
+              <w:pStyle w:val="Compact"/>
+            </w:pPr>
+            <w:r>
+              <w:t xml:space="preserve">Σθθ (inner)</w:t>
+            </w:r>
+          </w:p>
+        </w:tc>
+        <w:tc>
+          <w:tcPr/>
+          <w:p>
+            <w:pPr>
+              <w:pStyle w:val="Compact"/>
+            </w:pPr>
+            <w:r>
+              <w:t xml:space="preserve">L₂ error (%)</w:t>
+            </w:r>
+          </w:p>
+        </w:tc>
+        <w:tc>
+          <w:tcPr/>
+          <w:p>
+            <w:pPr>
+              <w:pStyle w:val="Compact"/>
+            </w:pPr>
+            <w:r>
+              <w:t xml:space="preserve">N_dof</w:t>
+            </w:r>
+          </w:p>
+        </w:tc>
+      </w:tr>
+      <w:tr>
+        <w:tc>
+          <w:tcPr/>
+          <w:p>
+            <w:pPr>
+              <w:pStyle w:val="Compact"/>
+            </w:pPr>
+            <w:r>
+              <w:t xml:space="preserve">3</w:t>
+            </w:r>
+          </w:p>
+        </w:tc>
+        <w:tc>
+          <w:tcPr/>
+          <w:p>
+            <w:pPr>
+              <w:pStyle w:val="Compact"/>
+            </w:pPr>
+            <w:r>
+              <w:t xml:space="preserve">1.5261</w:t>
+            </w:r>
+          </w:p>
+        </w:tc>
+        <w:tc>
+          <w:tcPr/>
+          <w:p>
+            <w:pPr>
+              <w:pStyle w:val="Compact"/>
+            </w:pPr>
+            <w:r>
+              <w:t xml:space="preserve">0.26</w:t>
+            </w:r>
+          </w:p>
+        </w:tc>
+        <w:tc>
+          <w:tcPr/>
+          <w:p>
+            <w:pPr>
+              <w:pStyle w:val="Compact"/>
+            </w:pPr>
+            <w:r>
+              <w:t xml:space="preserve">1485</w:t>
+            </w:r>
+          </w:p>
+        </w:tc>
+      </w:tr>
+      <w:tr>
+        <w:tc>
+          <w:tcPr/>
+          <w:p>
+            <w:pPr>
+              <w:pStyle w:val="Compact"/>
+            </w:pPr>
+            <w:r>
+              <w:t xml:space="preserve">5</w:t>
+            </w:r>
+          </w:p>
+        </w:tc>
+        <w:tc>
+          <w:tcPr/>
+          <w:p>
+            <w:pPr>
+              <w:pStyle w:val="Compact"/>
+            </w:pPr>
+            <w:r>
+              <w:t xml:space="preserve">1.5257</w:t>
+            </w:r>
+          </w:p>
+        </w:tc>
+        <w:tc>
+          <w:tcPr/>
+          <w:p>
+            <w:pPr>
+              <w:pStyle w:val="Compact"/>
+            </w:pPr>
+            <w:r>
+              <w:t xml:space="preserve">0.21</w:t>
+            </w:r>
+          </w:p>
+        </w:tc>
+        <w:tc>
+          <w:tcPr/>
+          <w:p>
+            <w:pPr>
+              <w:pStyle w:val="Compact"/>
+            </w:pPr>
+            <w:r>
+              <w:t xml:space="preserve">2475</w:t>
+            </w:r>
+          </w:p>
+        </w:tc>
+      </w:tr>
+      <w:tr>
+        <w:tc>
+          <w:tcPr/>
+          <w:p>
+            <w:pPr>
+              <w:pStyle w:val="Compact"/>
+            </w:pPr>
+            <w:r>
+              <w:t xml:space="preserve">7</w:t>
+            </w:r>
+          </w:p>
+        </w:tc>
+        <w:tc>
+          <w:tcPr/>
+          <w:p>
+            <w:pPr>
+              <w:pStyle w:val="Compact"/>
+            </w:pPr>
+            <w:r>
+              <w:t xml:space="preserve">1.5264</w:t>
+            </w:r>
+          </w:p>
+        </w:tc>
+        <w:tc>
+          <w:tcPr/>
+          <w:p>
+            <w:pPr>
+              <w:pStyle w:val="Compact"/>
+            </w:pPr>
+            <w:r>
+              <w:t xml:space="preserve">0.16</w:t>
+            </w:r>
+          </w:p>
+        </w:tc>
+        <w:tc>
+          <w:tcPr/>
+          <w:p>
+            <w:pPr>
+              <w:pStyle w:val="Compact"/>
+            </w:pPr>
+            <w:r>
+              <w:t xml:space="preserve">3465</w:t>
+            </w:r>
+          </w:p>
+        </w:tc>
+      </w:tr>
+      <w:tr>
+        <w:tc>
+          <w:tcPr/>
+          <w:p>
+            <w:pPr>
+              <w:pStyle w:val="Compact"/>
+            </w:pPr>
+            <w:r>
+              <w:t xml:space="preserve">9</w:t>
+            </w:r>
+          </w:p>
+        </w:tc>
+        <w:tc>
+          <w:tcPr/>
+          <w:p>
+            <w:pPr>
+              <w:pStyle w:val="Compact"/>
+            </w:pPr>
+            <w:r>
+              <w:t xml:space="preserve">1.5264</w:t>
+            </w:r>
+          </w:p>
+        </w:tc>
+        <w:tc>
+          <w:tcPr/>
+          <w:p>
+            <w:pPr>
+              <w:pStyle w:val="Compact"/>
+            </w:pPr>
+            <w:r>
+              <w:t xml:space="preserve">0.14</w:t>
+            </w:r>
+          </w:p>
+        </w:tc>
+        <w:tc>
+          <w:tcPr/>
+          <w:p>
+            <w:pPr>
+              <w:pStyle w:val="Compact"/>
+            </w:pPr>
+            <w:r>
+              <w:t xml:space="preserve">4455</w:t>
+            </w:r>
+          </w:p>
+        </w:tc>
+      </w:tr>
+      <w:tr>
+        <w:tc>
+          <w:tcPr/>
+          <w:p>
+            <w:pPr>
+              <w:pStyle w:val="Compact"/>
+            </w:pPr>
+            <w:r>
+              <w:t xml:space="preserve">15</w:t>
+            </w:r>
+          </w:p>
+        </w:tc>
+        <w:tc>
+          <w:tcPr/>
+          <w:p>
+            <w:pPr>
+              <w:pStyle w:val="Compact"/>
+            </w:pPr>
+            <w:r>
+              <w:t xml:space="preserve">1.5265</w:t>
+            </w:r>
+          </w:p>
+        </w:tc>
+        <w:tc>
+          <w:tcPr/>
+          <w:p>
+            <w:pPr>
+              <w:pStyle w:val="Compact"/>
+            </w:pPr>
+            <w:r>
+              <w:t xml:space="preserve">ref</w:t>
+            </w:r>
+          </w:p>
+        </w:tc>
+        <w:tc>
+          <w:tcPr/>
+          <w:p>
+            <w:pPr>
+              <w:pStyle w:val="Compact"/>
+            </w:pPr>
+            <w:r>
+              <w:t xml:space="preserve">7425</w:t>
+            </w:r>
+          </w:p>
+        </w:tc>
+      </w:tr>
+    </w:tbl>
+    <w:bookmarkEnd w:id="22"/>
+    <w:bookmarkStart w:id="23" w:name="time-step-δt"/>
+    <w:p>
+      <w:pPr>
+        <w:pStyle w:val="Heading3"/>
+      </w:pPr>
+      <w:r>
+        <w:t xml:space="preserve">4-3-4. Time step (Δt)</w:t>
+      </w:r>
+    </w:p>
+    <w:p>
+      <w:pPr>
+        <w:pStyle w:val="FirstParagraph"/>
+      </w:pPr>
+      <w:r>
+        <w:t xml:space="preserve">The time step is converged for Δt ≤ 2 s; at Δt = 5 s a spurious 3 % overshoot</w:t>
+      </w:r>
+      <w:r>
+        <w:t xml:space="preserve"> </w:t>
+      </w:r>
+      <w:r>
+        <w:t xml:space="preserve">appears in the peak temperature as the Newmark integrator under-resolves the sharp</w:t>
+      </w:r>
+      <w:r>
+        <w:t xml:space="preserve"> </w:t>
+      </w:r>
+      <w:r>
+        <w:t xml:space="preserve">thermal front (Table 4-5). Δt = 1 s is adopted, which resolves the shock with a</w:t>
+      </w:r>
+      <w:r>
+        <w:t xml:space="preserve"> </w:t>
+      </w:r>
+      <w:r>
+        <w:t xml:space="preserve">comfortable margin.</w:t>
+      </w:r>
+    </w:p>
+    <w:p>
+      <w:pPr>
+        <w:pStyle w:val="BodyText"/>
+      </w:pPr>
+      <w:r>
+        <w:rPr>
+          <w:b/>
+          <w:bCs/>
+        </w:rPr>
+        <w:t xml:space="preserve">Table 4-5: Time-step convergence (N_r = 15, N_z = 11, N_L = 7).</w:t>
+      </w:r>
+    </w:p>
+    <w:tbl>
+      <w:tblPr>
+        <w:tblStyle w:val="Table"/>
+        <w:tblW w:type="auto" w:w="0"/>
+        <w:tblLook w:firstRow="1" w:lastRow="0" w:firstColumn="0" w:lastColumn="0" w:noHBand="0" w:noVBand="0" w:val="0020"/>
+      </w:tblPr>
+      <w:tblGrid>
+        <w:gridCol w:w="1980"/>
+        <w:gridCol w:w="1980"/>
+        <w:gridCol w:w="1980"/>
+        <w:gridCol w:w="1980"/>
+      </w:tblGrid>
+      <w:tr>
+        <w:trPr>
+          <w:tblHeader w:val="on"/>
+        </w:trPr>
+        <w:tc>
+          <w:tcPr/>
+          <w:p>
+            <w:pPr>
+              <w:pStyle w:val="Compact"/>
+            </w:pPr>
+            <w:r>
+              <w:t xml:space="preserve">Δt (s)</w:t>
+            </w:r>
+          </w:p>
+        </w:tc>
+        <w:tc>
+          <w:tcPr/>
+          <w:p>
+            <w:pPr>
+              <w:pStyle w:val="Compact"/>
+            </w:pPr>
+            <w:r>
+              <w:t xml:space="preserve">time steps</w:t>
+            </w:r>
+          </w:p>
+        </w:tc>
+        <w:tc>
+          <w:tcPr/>
+          <w:p>
+            <w:pPr>
+              <w:pStyle w:val="Compact"/>
+            </w:pPr>
+            <w:r>
+              <w:t xml:space="preserve">L₂ error (%)</w:t>
+            </w:r>
+          </w:p>
+        </w:tc>
+        <w:tc>
+          <w:tcPr/>
+          <w:p>
+            <w:pPr>
+              <w:pStyle w:val="Compact"/>
+            </w:pPr>
+            <w:r>
+              <w:t xml:space="preserve">note</w:t>
+            </w:r>
+          </w:p>
+        </w:tc>
+      </w:tr>
+      <w:tr>
+        <w:tc>
+          <w:tcPr/>
+          <w:p>
+            <w:pPr>
+              <w:pStyle w:val="Compact"/>
+            </w:pPr>
+            <w:r>
+              <w:t xml:space="preserve">0.5</w:t>
+            </w:r>
+          </w:p>
+        </w:tc>
+        <w:tc>
+          <w:tcPr/>
+          <w:p>
+            <w:pPr>
+              <w:pStyle w:val="Compact"/>
+            </w:pPr>
+            <w:r>
+              <w:t xml:space="preserve">6000</w:t>
+            </w:r>
+          </w:p>
+        </w:tc>
+        <w:tc>
+          <w:tcPr/>
+          <w:p>
+            <w:pPr>
+              <w:pStyle w:val="Compact"/>
+            </w:pPr>
+            <w:r>
+              <w:t xml:space="preserve">ref</w:t>
+            </w:r>
+          </w:p>
+        </w:tc>
+        <w:tc>
+          <w:tcPr/>
+          <w:p>
+            <w:pPr>
+              <w:pStyle w:val="Compact"/>
+            </w:pPr>
+            <w:r>
+              <w:t xml:space="preserve">—</w:t>
+            </w:r>
+          </w:p>
+        </w:tc>
+      </w:tr>
+      <w:tr>
+        <w:tc>
+          <w:tcPr/>
+          <w:p>
+            <w:pPr>
+              <w:pStyle w:val="Compact"/>
+            </w:pPr>
+            <w:r>
+              <w:t xml:space="preserve">1</w:t>
+            </w:r>
+          </w:p>
+        </w:tc>
+        <w:tc>
+          <w:tcPr/>
+          <w:p>
+            <w:pPr>
+              <w:pStyle w:val="Compact"/>
+            </w:pPr>
+            <w:r>
+              <w:t xml:space="preserve">3000</w:t>
+            </w:r>
+          </w:p>
+        </w:tc>
+        <w:tc>
+          <w:tcPr/>
+          <w:p>
+            <w:pPr>
+              <w:pStyle w:val="Compact"/>
+            </w:pPr>
+            <w:r>
+              <w:t xml:space="preserve">0.17</w:t>
+            </w:r>
+          </w:p>
+        </w:tc>
+        <w:tc>
+          <w:tcPr/>
+          <w:p>
+            <w:pPr>
+              <w:pStyle w:val="Compact"/>
+            </w:pPr>
+            <w:r>
+              <w:t xml:space="preserve">adopted</w:t>
+            </w:r>
+          </w:p>
+        </w:tc>
+      </w:tr>
+      <w:tr>
+        <w:tc>
+          <w:tcPr/>
+          <w:p>
+            <w:pPr>
+              <w:pStyle w:val="Compact"/>
+            </w:pPr>
+            <w:r>
+              <w:t xml:space="preserve">2</w:t>
+            </w:r>
+          </w:p>
+        </w:tc>
+        <w:tc>
+          <w:tcPr/>
+          <w:p>
+            <w:pPr>
+              <w:pStyle w:val="Compact"/>
+            </w:pPr>
+            <w:r>
+              <w:t xml:space="preserve">1500</w:t>
+            </w:r>
+          </w:p>
+        </w:tc>
+        <w:tc>
+          <w:tcPr/>
+          <w:p>
+            <w:pPr>
+              <w:pStyle w:val="Compact"/>
+            </w:pPr>
+            <w:r>
+              <w:t xml:space="preserve">0.25</w:t>
+            </w:r>
+          </w:p>
+        </w:tc>
+        <w:tc>
+          <w:tcPr/>
+          <w:p>
+            <w:pPr>
+              <w:pStyle w:val="Compact"/>
+            </w:pPr>
+            <w:r>
+              <w:t xml:space="preserve">—</w:t>
+            </w:r>
+          </w:p>
+        </w:tc>
+      </w:tr>
+      <w:tr>
+        <w:tc>
+          <w:tcPr/>
+          <w:p>
+            <w:pPr>
+              <w:pStyle w:val="Compact"/>
+            </w:pPr>
+            <w:r>
+              <w:t xml:space="preserve">5</w:t>
+            </w:r>
+          </w:p>
+        </w:tc>
+        <w:tc>
+          <w:tcPr/>
+          <w:p>
+            <w:pPr>
+              <w:pStyle w:val="Compact"/>
+            </w:pPr>
+            <w:r>
+              <w:t xml:space="preserve">600</w:t>
+            </w:r>
+          </w:p>
+        </w:tc>
+        <w:tc>
+          <w:tcPr/>
+          <w:p>
+            <w:pPr>
+              <w:pStyle w:val="Compact"/>
+            </w:pPr>
+            <w:r>
+              <w:t xml:space="preserve">0.64</w:t>
+            </w:r>
+          </w:p>
+        </w:tc>
+        <w:tc>
+          <w:tcPr/>
+          <w:p>
+            <w:pPr>
+              <w:pStyle w:val="Compact"/>
+            </w:pPr>
+            <w:r>
+              <w:t xml:space="preserve">3 % peak overshoot</w:t>
+            </w:r>
+          </w:p>
+        </w:tc>
+      </w:tr>
+    </w:tbl>
+    <w:p>
+      <w:pPr>
+        <w:pStyle w:val="BodyText"/>
+      </w:pPr>
+      <w:r>
+        <w:t xml:space="preserve">Overall, the adopted production mesh (N_r = 15, N_z = 11, N_L = 7, Δt = 1 s)</w:t>
+      </w:r>
+      <w:r>
+        <w:t xml:space="preserve"> </w:t>
+      </w:r>
+      <w:r>
+        <w:t xml:space="preserve">delivers the field quantities to better than 0.2 %: the radial and layer directions</w:t>
+      </w:r>
+      <w:r>
+        <w:t xml:space="preserve"> </w:t>
+      </w:r>
+      <w:r>
+        <w:t xml:space="preserve">are effectively free, while the axial direction is the binding and most expensive</w:t>
+      </w:r>
+      <w:r>
+        <w:t xml:space="preserve"> </w:t>
+      </w:r>
+      <w:r>
+        <w:t xml:space="preserve">one. The superiority of the differential-quadrature discretization over the finite</w:t>
+      </w:r>
+      <w:r>
+        <w:t xml:space="preserve"> </w:t>
+      </w:r>
+      <w:r>
+        <w:t xml:space="preserve">difference and finite element methods, in points required per direction, is taken</w:t>
+      </w:r>
+      <w:r>
+        <w:t xml:space="preserve"> </w:t>
+      </w:r>
+      <w:r>
+        <w:t xml:space="preserve">up separately in Section 4-19.</w:t>
+      </w:r>
+    </w:p>
+    <w:bookmarkEnd w:id="23"/>
+    <w:bookmarkEnd w:id="24"/>
+    <w:bookmarkStart w:id="34" w:name="verification"/>
+    <w:p>
+      <w:pPr>
+        <w:pStyle w:val="Heading2"/>
+      </w:pPr>
+      <w:r>
+        <w:t xml:space="preserve">4-4. Verification</w:t>
+      </w:r>
+    </w:p>
+    <w:p>
+      <w:pPr>
+        <w:pStyle w:val="FirstParagraph"/>
+      </w:pPr>
+      <w:r>
+        <w:t xml:space="preserve">The present numerical solution is verified through five independent checks</w:t>
+      </w:r>
+      <w:r>
+        <w:t xml:space="preserve"> </w:t>
+      </w:r>
+      <w:r>
+        <w:t xml:space="preserve">against exact analytical solutions, published results from the literature, and a</w:t>
+      </w:r>
+      <w:r>
+        <w:t xml:space="preserve"> </w:t>
+      </w:r>
+      <w:r>
+        <w:t xml:space="preserve">commercial finite-element solution. In each check, besides the quantitative</w:t>
+      </w:r>
+      <w:r>
+        <w:t xml:space="preserve"> </w:t>
+      </w:r>
+      <w:r>
+        <w:t xml:space="preserve">error, the present result is plotted as a comparison diagram against the</w:t>
+      </w:r>
+      <w:r>
+        <w:t xml:space="preserve"> </w:t>
+      </w:r>
+      <w:r>
+        <w:t xml:space="preserve">corresponding reference so that the coincidence of the curves is shown visually;</w:t>
+      </w:r>
+      <w:r>
+        <w:t xml:space="preserve"> </w:t>
+      </w:r>
+      <w:r>
+        <w:t xml:space="preserve">these diagrams are collected in the verification appendix. First, the assembly</w:t>
+      </w:r>
+      <w:r>
+        <w:t xml:space="preserve"> </w:t>
+      </w:r>
+      <w:r>
+        <w:t xml:space="preserve">of the static matrices is checked against an independent static solver, with a</w:t>
+      </w:r>
+      <w:r>
+        <w:t xml:space="preserve"> </w:t>
+      </w:r>
+      <w:r>
+        <w:t xml:space="preserve">maximum displacement-field difference of order 2×10⁻¹¹, confirming the numerical</w:t>
+      </w:r>
+      <w:r>
+        <w:t xml:space="preserve"> </w:t>
+      </w:r>
+      <w:r>
+        <w:t xml:space="preserve">equivalence of the two implementations and the correctness of the system</w:t>
+      </w:r>
+      <w:r>
+        <w:t xml:space="preserve"> </w:t>
+      </w:r>
+      <w:r>
+        <w:t xml:space="preserve">assembly.</w:t>
+      </w:r>
+    </w:p>
+    <w:p>
+      <w:pPr>
+        <w:pStyle w:val="BodyText"/>
+      </w:pPr>
+      <w:r>
+        <w:t xml:space="preserve">In the second check, the dynamic-mechanical part of the problem is compared with</w:t>
+      </w:r>
+      <w:r>
+        <w:t xml:space="preserve"> </w:t>
+      </w:r>
+      <w:r>
+        <w:t xml:space="preserve">the results of Malekzadeh (Table 6 of reference [31], IJPVP 2012) and with an</w:t>
+      </w:r>
+      <w:r>
+        <w:t xml:space="preserve"> </w:t>
+      </w:r>
+      <w:r>
+        <w:t xml:space="preserve">independent ANSYS finite-element solution; the dimensionless radial displacement</w:t>
+      </w:r>
+      <w:r>
+        <w:t xml:space="preserve"> </w:t>
+      </w:r>
+      <w:r>
+        <w:t xml:space="preserve">is reproduced with a relative difference of 0.1 to 0.2 percent, and the</w:t>
+      </w:r>
+      <w:r>
+        <w:t xml:space="preserve"> </w:t>
+      </w:r>
+      <w:r>
+        <w:t xml:space="preserve">dimensionless inner-surface radial stress is obtained exactly as the negative of</w:t>
+      </w:r>
+      <w:r>
+        <w:t xml:space="preserve"> </w:t>
+      </w:r>
+      <w:r>
+        <w:t xml:space="preserve">the applied pressure, in full agreement with the loading boundary condition.</w:t>
+      </w:r>
+    </w:p>
+    <w:p>
+      <w:pPr>
+        <w:pStyle w:val="BodyText"/>
+      </w:pPr>
+      <w:r>
+        <w:t xml:space="preserve">In the third check, the transient heat-conduction problem is compared with the</w:t>
+      </w:r>
+      <w:r>
+        <w:t xml:space="preserve"> </w:t>
+      </w:r>
+      <w:r>
+        <w:t xml:space="preserve">exact Bessel-series solution; the dimensionless temperature distribution at</w:t>
+      </w:r>
+      <w:r>
+        <w:t xml:space="preserve"> </w:t>
+      </w:r>
+      <w:r>
+        <w:t xml:space="preserve">various times lies on the exact curve, with a relative error of 10⁻⁵ to 10⁻⁷. In</w:t>
+      </w:r>
+      <w:r>
+        <w:t xml:space="preserve"> </w:t>
+      </w:r>
+      <w:r>
+        <w:t xml:space="preserve">the fourth check, the Newmark time integration is validated against MATLAB’s</w:t>
+      </w:r>
+      <w:r>
+        <w:t xml:space="preserve"> </w:t>
+      </w:r>
+      <w:r>
+        <w:t xml:space="preserve">reference solver ode15s, and the maximum temperature difference over the whole</w:t>
+      </w:r>
+      <w:r>
+        <w:t xml:space="preserve"> </w:t>
+      </w:r>
+      <w:r>
+        <w:t xml:space="preserve">interval is 0.003 K, confirming the stability and accuracy of the adopted</w:t>
+      </w:r>
+      <w:r>
+        <w:t xml:space="preserve"> </w:t>
+      </w:r>
+      <w:r>
+        <w:t xml:space="preserve">time-integration scheme. Finally, in the fifth check, the wave-propagation</w:t>
+      </w:r>
+      <w:r>
+        <w:t xml:space="preserve"> </w:t>
+      </w:r>
+      <w:r>
+        <w:t xml:space="preserve">behavior of the coupled Lord-Shulman theory is compared with the results of</w:t>
+      </w:r>
+      <w:r>
+        <w:t xml:space="preserve"> </w:t>
+      </w:r>
+      <w:r>
+        <w:t xml:space="preserve">Bagri and Eslami (2007, reference [7]); both wave speeds (elastic and thermal)</w:t>
+      </w:r>
+      <w:r>
+        <w:t xml:space="preserve"> </w:t>
+      </w:r>
+      <w:r>
+        <w:t xml:space="preserve">and the reflection times within the cylinder wall are correctly reproduced, and</w:t>
+      </w:r>
+      <w:r>
+        <w:t xml:space="preserve"> </w:t>
+      </w:r>
+      <w:r>
+        <w:t xml:space="preserve">the present wave fronts coincide with those of the reference. Taken together,</w:t>
+      </w:r>
+      <w:r>
+        <w:t xml:space="preserve"> </w:t>
+      </w:r>
+      <w:r>
+        <w:t xml:space="preserve">these five checks confirm the validity of the present solution in both the</w:t>
+      </w:r>
+      <w:r>
+        <w:t xml:space="preserve"> </w:t>
+      </w:r>
+      <w:r>
+        <w:t xml:space="preserve">static and the transient regimes and in the coupled and uncoupled cases. A</w:t>
+      </w:r>
+      <w:r>
+        <w:t xml:space="preserve"> </w:t>
+      </w:r>
+      <w:r>
+        <w:t xml:space="preserve">summary is given in Table 4-6.</w:t>
+      </w:r>
+    </w:p>
+    <w:p>
+      <w:pPr>
+        <w:pStyle w:val="BodyText"/>
+      </w:pPr>
+      <w:r>
+        <w:t xml:space="preserve">The three checks that compare against published or exact references are shown</w:t>
+      </w:r>
+      <w:r>
+        <w:t xml:space="preserve"> </w:t>
+      </w:r>
+      <w:r>
+        <w:t xml:space="preserve">below — the mechanical response against Malekzadeh &amp; Heydarpour and ANSYS, the</w:t>
+      </w:r>
+      <w:r>
+        <w:t xml:space="preserve"> </w:t>
+      </w:r>
+      <w:r>
+        <w:t xml:space="preserve">transient conduction against the exact Bessel-series solution, and the coupled</w:t>
+      </w:r>
+      <w:r>
+        <w:t xml:space="preserve"> </w:t>
+      </w:r>
+      <w:r>
+        <w:t xml:space="preserve">Lord-Shulman wave fronts against Bagri &amp; Eslami — with the present curves</w:t>
+      </w:r>
+      <w:r>
+        <w:t xml:space="preserve"> </w:t>
+      </w:r>
+      <w:r>
+        <w:t xml:space="preserve">coinciding with the references in every case.</w:t>
+      </w:r>
+    </w:p>
+    <w:p>
+      <w:pPr>
+        <w:pStyle w:val="BodyText"/>
+      </w:pPr>
+      <w:r>
+        <w:rPr>
+          <w:b/>
+          <w:bCs/>
+        </w:rPr>
+        <w:t xml:space="preserve">Figure 4-4.</w:t>
       </w:r>
     </w:p>
     <w:p>
@@ -1053,464 +2601,20 @@
       <w:r>
         <w:drawing>
           <wp:inline>
-            <wp:extent cx="5334000" cy="3243072"/>
+            <wp:extent cx="5334000" cy="3810348"/>
             <wp:effectExtent b="0" l="0" r="0" t="0"/>
-            <wp:docPr descr="Time-step convergence; steps up to 2 s are converged while 5 s produces a spurious overshoot." title="" id="21" name="Picture"/>
+            <wp:docPr descr="Verification (mechanical): dimensionless inner-surface radial displacement of the present solver against Malekzadeh &amp; Heydarpour (2012) and an independent ANSYS solution." title="" id="26" name="Picture"/>
             <a:graphic>
               <a:graphicData uri="http://schemas.openxmlformats.org/drawingml/2006/picture">
                 <pic:pic>
                   <pic:nvPicPr>
-                    <pic:cNvPr descr="figures_ch4_color/conv_dt.png" id="22" name="Picture"/>
+                    <pic:cNvPr descr="figures_ch4_color/bench1_U.png" id="27" name="Picture"/>
                     <pic:cNvPicPr>
                       <a:picLocks noChangeArrowheads="1" noChangeAspect="1"/>
                     </pic:cNvPicPr>
                   </pic:nvPicPr>
                   <pic:blipFill>
-                    <a:blip r:embed="rId20"/>
-                    <a:stretch>
-                      <a:fillRect/>
-                    </a:stretch>
-                  </pic:blipFill>
-                  <pic:spPr bwMode="auto">
-                    <a:xfrm>
-                      <a:off x="0" y="0"/>
-                      <a:ext cx="5334000" cy="3243072"/>
-                    </a:xfrm>
-                    <a:prstGeom prst="rect">
-                      <a:avLst/>
-                    </a:prstGeom>
-                    <a:noFill/>
-                    <a:ln w="9525">
-                      <a:noFill/>
-                      <a:headEnd/>
-                      <a:tailEnd/>
-                    </a:ln>
-                  </pic:spPr>
-                </pic:pic>
-              </a:graphicData>
-            </a:graphic>
-          </wp:inline>
-        </w:drawing>
-      </w:r>
-    </w:p>
-    <w:p>
-      <w:pPr>
-        <w:pStyle w:val="ImageCaption"/>
-      </w:pPr>
-      <w:r>
-        <w:t xml:space="preserve">Time-step convergence; steps up to 2 s are converged while 5 s produces a spurious overshoot.</w:t>
-      </w:r>
-    </w:p>
-    <w:p>
-      <w:pPr>
-        <w:pStyle w:val="BodyText"/>
-      </w:pPr>
-      <w:r>
-        <w:t xml:space="preserve">Time-step convergence is shown in Figure 4-1(dt). For time steps of 0.5, 1 and</w:t>
-      </w:r>
-      <w:r>
-        <w:t xml:space="preserve"> </w:t>
-      </w:r>
-      <w:r>
-        <w:t xml:space="preserve">2 s the response is unchanged, but at Δt = 5 s a spurious 3 % overshoot appears</w:t>
-      </w:r>
-      <w:r>
-        <w:t xml:space="preserve"> </w:t>
-      </w:r>
-      <w:r>
-        <w:t xml:space="preserve">in the peak temperature as the integrator under-resolves the sharp thermal</w:t>
-      </w:r>
-      <w:r>
-        <w:t xml:space="preserve"> </w:t>
-      </w:r>
-      <w:r>
-        <w:t xml:space="preserve">front; the L₂ error of the final hoop-stress profile relative to Δt = 0.5 s is</w:t>
-      </w:r>
-      <w:r>
-        <w:t xml:space="preserve"> </w:t>
-      </w:r>
-      <w:r>
-        <w:t xml:space="preserve">0.17 %, 0.25 % and 0.64 % for 1, 2 and 5 s. A time step of 1 s is adopted, which</w:t>
-      </w:r>
-      <w:r>
-        <w:t xml:space="preserve"> </w:t>
-      </w:r>
-      <w:r>
-        <w:t xml:space="preserve">both resolves the shock and leaves a comfortable margin.</w:t>
-      </w:r>
-    </w:p>
-    <w:p>
-      <w:pPr>
-        <w:pStyle w:val="CaptionedFigure"/>
-      </w:pPr>
-      <w:r>
-        <w:drawing>
-          <wp:inline>
-            <wp:extent cx="5334000" cy="4036178"/>
-            <wp:effectExtent b="0" l="0" r="0" t="0"/>
-            <wp:docPr descr="L2 hoop-profile error versus problem size N_dof, refined one direction at a time; the axial direction is binding." title="" id="24" name="Picture"/>
-            <a:graphic>
-              <a:graphicData uri="http://schemas.openxmlformats.org/drawingml/2006/picture">
-                <pic:pic>
-                  <pic:nvPicPr>
-                    <pic:cNvPr descr="figures_ch4_color/conv_master.png" id="25" name="Picture"/>
-                    <pic:cNvPicPr>
-                      <a:picLocks noChangeArrowheads="1" noChangeAspect="1"/>
-                    </pic:cNvPicPr>
-                  </pic:nvPicPr>
-                  <pic:blipFill>
-                    <a:blip r:embed="rId23"/>
-                    <a:stretch>
-                      <a:fillRect/>
-                    </a:stretch>
-                  </pic:blipFill>
-                  <pic:spPr bwMode="auto">
-                    <a:xfrm>
-                      <a:off x="0" y="0"/>
-                      <a:ext cx="5334000" cy="4036178"/>
-                    </a:xfrm>
-                    <a:prstGeom prst="rect">
-                      <a:avLst/>
-                    </a:prstGeom>
-                    <a:noFill/>
-                    <a:ln w="9525">
-                      <a:noFill/>
-                      <a:headEnd/>
-                      <a:tailEnd/>
-                    </a:ln>
-                  </pic:spPr>
-                </pic:pic>
-              </a:graphicData>
-            </a:graphic>
-          </wp:inline>
-        </w:drawing>
-      </w:r>
-    </w:p>
-    <w:p>
-      <w:pPr>
-        <w:pStyle w:val="ImageCaption"/>
-      </w:pPr>
-      <w:r>
-        <w:t xml:space="preserve">L2 hoop-profile error versus problem size N_dof, refined one direction at a time; the axial direction is binding.</w:t>
-      </w:r>
-    </w:p>
-    <w:p>
-      <w:pPr>
-        <w:pStyle w:val="BodyText"/>
-      </w:pPr>
-      <w:r>
-        <w:t xml:space="preserve">Figure 4-1(master) collects the four studies as the L₂ profile error against the</w:t>
-      </w:r>
-      <w:r>
-        <w:t xml:space="preserve"> </w:t>
-      </w:r>
-      <w:r>
-        <w:t xml:space="preserve">total number of unknowns N_dof = 3 N_L N_r N_z, refined one direction at a time.</w:t>
-      </w:r>
-      <w:r>
-        <w:t xml:space="preserve"> </w:t>
-      </w:r>
-      <w:r>
-        <w:t xml:space="preserve">The picture summarizes the numerical character of the model: the radial and</w:t>
-      </w:r>
-      <w:r>
-        <w:t xml:space="preserve"> </w:t>
-      </w:r>
-      <w:r>
-        <w:t xml:space="preserve">layer directions sit below 0.3 % from their smallest meshes and are effectively</w:t>
-      </w:r>
-      <w:r>
-        <w:t xml:space="preserve"> </w:t>
-      </w:r>
-      <w:r>
-        <w:t xml:space="preserve">free, whereas the axial direction both starts far above 1 % and is the steepest</w:t>
-      </w:r>
-      <w:r>
-        <w:t xml:space="preserve"> </w:t>
-      </w:r>
-      <w:r>
-        <w:t xml:space="preserve">in cost. The adopted production mesh (N_r = 15, N_z = 11, N_L = 7, Δt = 1 s) is</w:t>
-      </w:r>
-      <w:r>
-        <w:t xml:space="preserve"> </w:t>
-      </w:r>
-      <w:r>
-        <w:t xml:space="preserve">accordingly balanced — generous where refinement is cheap and merely adequate</w:t>
-      </w:r>
-      <w:r>
-        <w:t xml:space="preserve"> </w:t>
-      </w:r>
-      <w:r>
-        <w:t xml:space="preserve">where it is expensive — and delivers the field quantities to better than 0.2 %.</w:t>
-      </w:r>
-      <w:r>
-        <w:t xml:space="preserve"> </w:t>
-      </w:r>
-      <w:r>
-        <w:t xml:space="preserve">The superiority of the differential-quadrature discretization over the finite</w:t>
-      </w:r>
-      <w:r>
-        <w:t xml:space="preserve"> </w:t>
-      </w:r>
-      <w:r>
-        <w:t xml:space="preserve">difference and finite element methods, in points required per direction, is</w:t>
-      </w:r>
-      <w:r>
-        <w:t xml:space="preserve"> </w:t>
-      </w:r>
-      <w:r>
-        <w:t xml:space="preserve">taken up separately as an extension study in Section 4-19.</w:t>
-      </w:r>
-    </w:p>
-    <w:bookmarkEnd w:id="26"/>
-    <w:bookmarkStart w:id="36" w:name="verification"/>
-    <w:p>
-      <w:pPr>
-        <w:pStyle w:val="Heading2"/>
-      </w:pPr>
-      <w:r>
-        <w:t xml:space="preserve">4-4. Verification</w:t>
-      </w:r>
-    </w:p>
-    <w:p>
-      <w:pPr>
-        <w:pStyle w:val="FirstParagraph"/>
-      </w:pPr>
-      <w:r>
-        <w:t xml:space="preserve">The present numerical solution is verified through five independent checks</w:t>
-      </w:r>
-      <w:r>
-        <w:t xml:space="preserve"> </w:t>
-      </w:r>
-      <w:r>
-        <w:t xml:space="preserve">against exact analytical solutions, published results from the literature, and a</w:t>
-      </w:r>
-      <w:r>
-        <w:t xml:space="preserve"> </w:t>
-      </w:r>
-      <w:r>
-        <w:t xml:space="preserve">commercial finite-element solution. In each check, besides the quantitative</w:t>
-      </w:r>
-      <w:r>
-        <w:t xml:space="preserve"> </w:t>
-      </w:r>
-      <w:r>
-        <w:t xml:space="preserve">error, the present result is plotted as a comparison diagram against the</w:t>
-      </w:r>
-      <w:r>
-        <w:t xml:space="preserve"> </w:t>
-      </w:r>
-      <w:r>
-        <w:t xml:space="preserve">corresponding reference so that the coincidence of the curves is shown visually;</w:t>
-      </w:r>
-      <w:r>
-        <w:t xml:space="preserve"> </w:t>
-      </w:r>
-      <w:r>
-        <w:t xml:space="preserve">these diagrams are collected in the verification appendix. First, the assembly</w:t>
-      </w:r>
-      <w:r>
-        <w:t xml:space="preserve"> </w:t>
-      </w:r>
-      <w:r>
-        <w:t xml:space="preserve">of the static matrices is checked against an independent static solver, with a</w:t>
-      </w:r>
-      <w:r>
-        <w:t xml:space="preserve"> </w:t>
-      </w:r>
-      <w:r>
-        <w:t xml:space="preserve">maximum displacement-field difference of order 2×10⁻¹¹, confirming the numerical</w:t>
-      </w:r>
-      <w:r>
-        <w:t xml:space="preserve"> </w:t>
-      </w:r>
-      <w:r>
-        <w:t xml:space="preserve">equivalence of the two implementations and the correctness of the system</w:t>
-      </w:r>
-      <w:r>
-        <w:t xml:space="preserve"> </w:t>
-      </w:r>
-      <w:r>
-        <w:t xml:space="preserve">assembly.</w:t>
-      </w:r>
-    </w:p>
-    <w:p>
-      <w:pPr>
-        <w:pStyle w:val="BodyText"/>
-      </w:pPr>
-      <w:r>
-        <w:t xml:space="preserve">In the second check, the dynamic-mechanical part of the problem is compared with</w:t>
-      </w:r>
-      <w:r>
-        <w:t xml:space="preserve"> </w:t>
-      </w:r>
-      <w:r>
-        <w:t xml:space="preserve">the results of Malekzadeh (Table 6 of reference [31], IJPVP 2012) and with an</w:t>
-      </w:r>
-      <w:r>
-        <w:t xml:space="preserve"> </w:t>
-      </w:r>
-      <w:r>
-        <w:t xml:space="preserve">independent ANSYS finite-element solution; the dimensionless radial displacement</w:t>
-      </w:r>
-      <w:r>
-        <w:t xml:space="preserve"> </w:t>
-      </w:r>
-      <w:r>
-        <w:t xml:space="preserve">is reproduced with a relative difference of 0.1 to 0.2 percent, and the</w:t>
-      </w:r>
-      <w:r>
-        <w:t xml:space="preserve"> </w:t>
-      </w:r>
-      <w:r>
-        <w:t xml:space="preserve">dimensionless inner-surface radial stress is obtained exactly as the negative of</w:t>
-      </w:r>
-      <w:r>
-        <w:t xml:space="preserve"> </w:t>
-      </w:r>
-      <w:r>
-        <w:t xml:space="preserve">the applied pressure, in full agreement with the loading boundary condition.</w:t>
-      </w:r>
-    </w:p>
-    <w:p>
-      <w:pPr>
-        <w:pStyle w:val="BodyText"/>
-      </w:pPr>
-      <w:r>
-        <w:t xml:space="preserve">In the third check, the transient heat-conduction problem is compared with the</w:t>
-      </w:r>
-      <w:r>
-        <w:t xml:space="preserve"> </w:t>
-      </w:r>
-      <w:r>
-        <w:t xml:space="preserve">exact Bessel-series solution; the dimensionless temperature distribution at</w:t>
-      </w:r>
-      <w:r>
-        <w:t xml:space="preserve"> </w:t>
-      </w:r>
-      <w:r>
-        <w:t xml:space="preserve">various times lies on the exact curve, with a relative error of 10⁻⁵ to 10⁻⁷. In</w:t>
-      </w:r>
-      <w:r>
-        <w:t xml:space="preserve"> </w:t>
-      </w:r>
-      <w:r>
-        <w:t xml:space="preserve">the fourth check, the Newmark time integration is validated against MATLAB’s</w:t>
-      </w:r>
-      <w:r>
-        <w:t xml:space="preserve"> </w:t>
-      </w:r>
-      <w:r>
-        <w:t xml:space="preserve">reference solver ode15s, and the maximum temperature difference over the whole</w:t>
-      </w:r>
-      <w:r>
-        <w:t xml:space="preserve"> </w:t>
-      </w:r>
-      <w:r>
-        <w:t xml:space="preserve">interval is 0.003 K, confirming the stability and accuracy of the adopted</w:t>
-      </w:r>
-      <w:r>
-        <w:t xml:space="preserve"> </w:t>
-      </w:r>
-      <w:r>
-        <w:t xml:space="preserve">time-integration scheme. Finally, in the fifth check, the wave-propagation</w:t>
-      </w:r>
-      <w:r>
-        <w:t xml:space="preserve"> </w:t>
-      </w:r>
-      <w:r>
-        <w:t xml:space="preserve">behavior of the coupled Lord-Shulman theory is compared with the results of</w:t>
-      </w:r>
-      <w:r>
-        <w:t xml:space="preserve"> </w:t>
-      </w:r>
-      <w:r>
-        <w:t xml:space="preserve">Bagri and Eslami (2007, reference [7]); both wave speeds (elastic and thermal)</w:t>
-      </w:r>
-      <w:r>
-        <w:t xml:space="preserve"> </w:t>
-      </w:r>
-      <w:r>
-        <w:t xml:space="preserve">and the reflection times within the cylinder wall are correctly reproduced, and</w:t>
-      </w:r>
-      <w:r>
-        <w:t xml:space="preserve"> </w:t>
-      </w:r>
-      <w:r>
-        <w:t xml:space="preserve">the present wave fronts coincide with those of the reference. Taken together,</w:t>
-      </w:r>
-      <w:r>
-        <w:t xml:space="preserve"> </w:t>
-      </w:r>
-      <w:r>
-        <w:t xml:space="preserve">these five checks confirm the validity of the present solution in both the</w:t>
-      </w:r>
-      <w:r>
-        <w:t xml:space="preserve"> </w:t>
-      </w:r>
-      <w:r>
-        <w:t xml:space="preserve">static and the transient regimes and in the coupled and uncoupled cases. A</w:t>
-      </w:r>
-      <w:r>
-        <w:t xml:space="preserve"> </w:t>
-      </w:r>
-      <w:r>
-        <w:t xml:space="preserve">summary is given in Table 4-2.</w:t>
-      </w:r>
-    </w:p>
-    <w:p>
-      <w:pPr>
-        <w:pStyle w:val="BodyText"/>
-      </w:pPr>
-      <w:r>
-        <w:t xml:space="preserve">The three checks that compare against published or exact references are shown</w:t>
-      </w:r>
-      <w:r>
-        <w:t xml:space="preserve"> </w:t>
-      </w:r>
-      <w:r>
-        <w:t xml:space="preserve">below — the mechanical response against Malekzadeh &amp; Heydarpour and ANSYS, the</w:t>
-      </w:r>
-      <w:r>
-        <w:t xml:space="preserve"> </w:t>
-      </w:r>
-      <w:r>
-        <w:t xml:space="preserve">transient conduction against the exact Bessel-series solution, and the coupled</w:t>
-      </w:r>
-      <w:r>
-        <w:t xml:space="preserve"> </w:t>
-      </w:r>
-      <w:r>
-        <w:t xml:space="preserve">Lord-Shulman wave fronts against Bagri &amp; Eslami — with the present curves</w:t>
-      </w:r>
-      <w:r>
-        <w:t xml:space="preserve"> </w:t>
-      </w:r>
-      <w:r>
-        <w:t xml:space="preserve">coinciding with the references in every case.</w:t>
-      </w:r>
-    </w:p>
-    <w:p>
-      <w:pPr>
-        <w:pStyle w:val="CaptionedFigure"/>
-      </w:pPr>
-      <w:r>
-        <w:drawing>
-          <wp:inline>
-            <wp:extent cx="5334000" cy="3810348"/>
-            <wp:effectExtent b="0" l="0" r="0" t="0"/>
-            <wp:docPr descr="Verification (mechanical): dimensionless inner-surface radial displacement of the present solver against Malekzadeh &amp; Heydarpour (2012) and an independent ANSYS solution." title="" id="28" name="Picture"/>
-            <a:graphic>
-              <a:graphicData uri="http://schemas.openxmlformats.org/drawingml/2006/picture">
-                <pic:pic>
-                  <pic:nvPicPr>
-                    <pic:cNvPr descr="figures_ch4_color/bench1_U.png" id="29" name="Picture"/>
-                    <pic:cNvPicPr>
-                      <a:picLocks noChangeArrowheads="1" noChangeAspect="1"/>
-                    </pic:cNvPicPr>
-                  </pic:nvPicPr>
-                  <pic:blipFill>
-                    <a:blip r:embed="rId27"/>
+                    <a:blip r:embed="rId25"/>
                     <a:stretch>
                       <a:fillRect/>
                     </a:stretch>
@@ -1547,6 +2651,18 @@
     </w:p>
     <w:p>
       <w:pPr>
+        <w:pStyle w:val="BodyText"/>
+      </w:pPr>
+      <w:r>
+        <w:rPr>
+          <w:b/>
+          <w:bCs/>
+        </w:rPr>
+        <w:t xml:space="preserve">Figure 4-5.</w:t>
+      </w:r>
+    </w:p>
+    <w:p>
+      <w:pPr>
         <w:pStyle w:val="CaptionedFigure"/>
       </w:pPr>
       <w:r>
@@ -1554,18 +2670,18 @@
           <wp:inline>
             <wp:extent cx="5334000" cy="3697845"/>
             <wp:effectExtent b="0" l="0" r="0" t="0"/>
-            <wp:docPr descr="Verification (thermal): transient temperature profiles from the present DQM+Newmark solver against the exact Bessel-series solution at t = 2, 10 and 40 s." title="" id="31" name="Picture"/>
+            <wp:docPr descr="Verification (thermal): transient temperature profiles from the present DQM+Newmark solver against the exact Bessel-series solution at t = 2, 10 and 40 s." title="" id="29" name="Picture"/>
             <a:graphic>
               <a:graphicData uri="http://schemas.openxmlformats.org/drawingml/2006/picture">
                 <pic:pic>
                   <pic:nvPicPr>
-                    <pic:cNvPr descr="figures_ch4_color/bench2_T_profiles.png" id="32" name="Picture"/>
+                    <pic:cNvPr descr="figures_ch4_color/bench2_T_profiles.png" id="30" name="Picture"/>
                     <pic:cNvPicPr>
                       <a:picLocks noChangeArrowheads="1" noChangeAspect="1"/>
                     </pic:cNvPicPr>
                   </pic:nvPicPr>
                   <pic:blipFill>
-                    <a:blip r:embed="rId30"/>
+                    <a:blip r:embed="rId28"/>
                     <a:stretch>
                       <a:fillRect/>
                     </a:stretch>
@@ -1602,6 +2718,18 @@
     </w:p>
     <w:p>
       <w:pPr>
+        <w:pStyle w:val="BodyText"/>
+      </w:pPr>
+      <w:r>
+        <w:rPr>
+          <w:b/>
+          <w:bCs/>
+        </w:rPr>
+        <w:t xml:space="preserve">Figure 4-6.</w:t>
+      </w:r>
+    </w:p>
+    <w:p>
+      <w:pPr>
         <w:pStyle w:val="CaptionedFigure"/>
       </w:pPr>
       <w:r>
@@ -1609,18 +2737,18 @@
           <wp:inline>
             <wp:extent cx="5334000" cy="3472656"/>
             <wp:effectExtent b="0" l="0" r="0" t="0"/>
-            <wp:docPr descr="Verification (Lord-Shulman waves): second-sound temperature fronts through the wall against Bagri &amp; Eslami (2007), Fig. 2." title="" id="34" name="Picture"/>
+            <wp:docPr descr="Verification (Lord-Shulman waves): second-sound temperature fronts through the wall against Bagri &amp; Eslami (2007), Fig. 2." title="" id="32" name="Picture"/>
             <a:graphic>
               <a:graphicData uri="http://schemas.openxmlformats.org/drawingml/2006/picture">
                 <pic:pic>
                   <pic:nvPicPr>
-                    <pic:cNvPr descr="figures_ch4_color/bench3_theta.png" id="35" name="Picture"/>
+                    <pic:cNvPr descr="figures_ch4_color/bench3_theta.png" id="33" name="Picture"/>
                     <pic:cNvPicPr>
                       <a:picLocks noChangeArrowheads="1" noChangeAspect="1"/>
                     </pic:cNvPicPr>
                   </pic:nvPicPr>
                   <pic:blipFill>
-                    <a:blip r:embed="rId33"/>
+                    <a:blip r:embed="rId31"/>
                     <a:stretch>
                       <a:fillRect/>
                     </a:stretch>
@@ -1664,7 +2792,7 @@
           <w:b/>
           <w:bCs/>
         </w:rPr>
-        <w:t xml:space="preserve">Table 4-2: Summary of the solver verification tests.</w:t>
+        <w:t xml:space="preserve">Table 4-6: Summary of the solver verification tests.</w:t>
       </w:r>
     </w:p>
     <w:tbl>
@@ -1960,8 +3088,8 @@
         </w:tc>
       </w:tr>
     </w:tbl>
-    <w:bookmarkEnd w:id="36"/>
-    <w:bookmarkStart w:id="40" w:name="effect-of-the-gpl-distribution-pattern"/>
+    <w:bookmarkEnd w:id="34"/>
+    <w:bookmarkStart w:id="38" w:name="effect-of-the-gpl-distribution-pattern"/>
     <w:p>
       <w:pPr>
         <w:pStyle w:val="Heading2"/>
@@ -1987,7 +3115,7 @@
         <w:t xml:space="preserve"> </w:t>
       </w:r>
       <w:r>
-        <w:t xml:space="preserve">their reference values. Figure 4-2 shows the time histories of the dimensionless</w:t>
+        <w:t xml:space="preserve">their reference values. Figure 4-7 shows the time histories of the dimensionless</w:t>
       </w:r>
       <w:r>
         <w:t xml:space="preserve"> </w:t>
@@ -2006,6 +3134,18 @@
       </w:r>
       <w:r>
         <w:t xml:space="preserve">the final time.</w:t>
+      </w:r>
+    </w:p>
+    <w:p>
+      <w:pPr>
+        <w:pStyle w:val="BodyText"/>
+      </w:pPr>
+      <w:r>
+        <w:rPr>
+          <w:b/>
+          <w:bCs/>
+        </w:rPr>
+        <w:t xml:space="preserve">Figure 4-7.</w:t>
       </w:r>
     </w:p>
     <w:p>
@@ -2017,18 +3157,18 @@
           <wp:inline>
             <wp:extent cx="5334000" cy="3708431"/>
             <wp:effectExtent b="0" l="0" r="0" t="0"/>
-            <wp:docPr descr="Effect of the GPL distribution pattern (UD, O, X, V, A): mid-point T* and U* histories vs Fo and the final T*, hoop-stress profiles vs xi." title="" id="38" name="Picture"/>
+            <wp:docPr descr="Effect of the GPL distribution pattern (UD, O, X, V, A): mid-point T* and U* histories vs Fo and the final T*, hoop-stress profiles vs xi." title="" id="36" name="Picture"/>
             <a:graphic>
               <a:graphicData uri="http://schemas.openxmlformats.org/drawingml/2006/picture">
                 <pic:pic>
                   <pic:nvPicPr>
-                    <pic:cNvPr descr="figures_ch4_color/A_GPL_patterns.png" id="39" name="Picture"/>
+                    <pic:cNvPr descr="figures_ch4_color/A_GPL_patterns.png" id="37" name="Picture"/>
                     <pic:cNvPicPr>
                       <a:picLocks noChangeArrowheads="1" noChangeAspect="1"/>
                     </pic:cNvPicPr>
                   </pic:nvPicPr>
                   <pic:blipFill>
-                    <a:blip r:embed="rId37"/>
+                    <a:blip r:embed="rId35"/>
                     <a:stretch>
                       <a:fillRect/>
                     </a:stretch>
@@ -2225,8 +3365,64 @@
         <w:t xml:space="preserve">cylinders under internal thermal shock.</w:t>
       </w:r>
     </w:p>
-    <w:bookmarkEnd w:id="40"/>
-    <w:bookmarkStart w:id="47" w:name="X010068c55f76942fb87a50811d0f7ee4b1eb2c3"/>
+    <w:p>
+      <w:pPr>
+        <w:pStyle w:val="BodyText"/>
+      </w:pPr>
+      <w:r>
+        <w:t xml:space="preserve">A feature common to all the hoop-stress profiles is a set of step jumps at the</w:t>
+      </w:r>
+      <w:r>
+        <w:t xml:space="preserve"> </w:t>
+      </w:r>
+      <w:r>
+        <w:t xml:space="preserve">layer interfaces: wherever the layer stiffness changes, Σθθ is genuinely</w:t>
+      </w:r>
+      <w:r>
+        <w:t xml:space="preserve"> </w:t>
+      </w:r>
+      <w:r>
+        <w:t xml:space="preserve">discontinuous, so the graded patterns (O, X, V, A) show a staircase while the</w:t>
+      </w:r>
+      <w:r>
+        <w:t xml:space="preserve"> </w:t>
+      </w:r>
+      <w:r>
+        <w:t xml:space="preserve">uniform UD profile is smooth. These jumps are the physical signature of the</w:t>
+      </w:r>
+      <w:r>
+        <w:t xml:space="preserve"> </w:t>
+      </w:r>
+      <w:r>
+        <w:t xml:space="preserve">piecewise-layered material — not a numerical artifact — and they refine as the</w:t>
+      </w:r>
+      <w:r>
+        <w:t xml:space="preserve"> </w:t>
+      </w:r>
+      <w:r>
+        <w:t xml:space="preserve">layer count grows (Section 4-3). Where a parametric change is severe enough to</w:t>
+      </w:r>
+      <w:r>
+        <w:t xml:space="preserve"> </w:t>
+      </w:r>
+      <w:r>
+        <w:t xml:space="preserve">reverse the sign of the inner-surface hoop stress (as in the porosity-A, high</w:t>
+      </w:r>
+      <w:r>
+        <w:t xml:space="preserve"> </w:t>
+      </w:r>
+      <w:r>
+        <w:t xml:space="preserve">weight-fraction, thick-wall and short-length cases below), that reversal is</w:t>
+      </w:r>
+      <w:r>
+        <w:t xml:space="preserve"> </w:t>
+      </w:r>
+      <w:r>
+        <w:t xml:space="preserve">flagged and explained in the corresponding section.</w:t>
+      </w:r>
+    </w:p>
+    <w:bookmarkEnd w:id="38"/>
+    <w:bookmarkStart w:id="45" w:name="X010068c55f76942fb87a50811d0f7ee4b1eb2c3"/>
     <w:p>
       <w:pPr>
         <w:pStyle w:val="Heading2"/>
@@ -2252,7 +3448,7 @@
         <w:t xml:space="preserve"> </w:t>
       </w:r>
       <w:r>
-        <w:t xml:space="preserve">(UD) and the remaining parameters are held at their reference values. Figure 4-3</w:t>
+        <w:t xml:space="preserve">(UD) and the remaining parameters are held at their reference values. Figure 4-8</w:t>
       </w:r>
       <w:r>
         <w:t xml:space="preserve"> </w:t>
@@ -2295,6 +3491,18 @@
       </w:r>
       <w:r>
         <w:t xml:space="preserve">conduction path fundamentally asymmetric.</w:t>
+      </w:r>
+    </w:p>
+    <w:p>
+      <w:pPr>
+        <w:pStyle w:val="BodyText"/>
+      </w:pPr>
+      <w:r>
+        <w:rPr>
+          <w:b/>
+          <w:bCs/>
+        </w:rPr>
+        <w:t xml:space="preserve">Figure 4-8.</w:t>
       </w:r>
     </w:p>
     <w:p>
@@ -2306,18 +3514,18 @@
           <wp:inline>
             <wp:extent cx="5334000" cy="3708431"/>
             <wp:effectExtent b="0" l="0" r="0" t="0"/>
-            <wp:docPr descr="Effect of the porosity distribution pattern (UD, O, X, V, A), GPL kept uniform; pattern A acts as a thermal barrier." title="" id="42" name="Picture"/>
+            <wp:docPr descr="Effect of the porosity distribution pattern (UD, O, X, V, A), GPL kept uniform; pattern A acts as a thermal barrier." title="" id="40" name="Picture"/>
             <a:graphic>
               <a:graphicData uri="http://schemas.openxmlformats.org/drawingml/2006/picture">
                 <pic:pic>
                   <pic:nvPicPr>
-                    <pic:cNvPr descr="figures_ch4_color/B_porosity_patterns.png" id="43" name="Picture"/>
+                    <pic:cNvPr descr="figures_ch4_color/B_porosity_patterns.png" id="41" name="Picture"/>
                     <pic:cNvPicPr>
                       <a:picLocks noChangeArrowheads="1" noChangeAspect="1"/>
                     </pic:cNvPicPr>
                   </pic:nvPicPr>
                   <pic:blipFill>
-                    <a:blip r:embed="rId41"/>
+                    <a:blip r:embed="rId39"/>
                     <a:stretch>
                       <a:fillRect/>
                     </a:stretch>
@@ -2479,6 +3687,18 @@
     </w:p>
     <w:p>
       <w:pPr>
+        <w:pStyle w:val="BodyText"/>
+      </w:pPr>
+      <w:r>
+        <w:rPr>
+          <w:b/>
+          <w:bCs/>
+        </w:rPr>
+        <w:t xml:space="preserve">Figure 4-9.</w:t>
+      </w:r>
+    </w:p>
+    <w:p>
+      <w:pPr>
         <w:pStyle w:val="CaptionedFigure"/>
       </w:pPr>
       <w:r>
@@ -2486,18 +3706,18 @@
           <wp:inline>
             <wp:extent cx="5334000" cy="3708431"/>
             <wp:effectExtent b="0" l="0" r="0" t="0"/>
-            <wp:docPr descr="Effect of the porosity level e_m3 = 0.9675 / 0.8604 / 0.7776 (light / moderate / heavy)." title="" id="45" name="Picture"/>
+            <wp:docPr descr="Effect of the porosity level e_m3 = 0.9675 / 0.8604 / 0.7776 (light / moderate / heavy)." title="" id="43" name="Picture"/>
             <a:graphic>
               <a:graphicData uri="http://schemas.openxmlformats.org/drawingml/2006/picture">
                 <pic:pic>
                   <pic:nvPicPr>
-                    <pic:cNvPr descr="figures_ch4_color/E_porosity_level.png" id="46" name="Picture"/>
+                    <pic:cNvPr descr="figures_ch4_color/E_porosity_level.png" id="44" name="Picture"/>
                     <pic:cNvPicPr>
                       <a:picLocks noChangeArrowheads="1" noChangeAspect="1"/>
                     </pic:cNvPicPr>
                   </pic:nvPicPr>
                   <pic:blipFill>
-                    <a:blip r:embed="rId44"/>
+                    <a:blip r:embed="rId42"/>
                     <a:stretch>
                       <a:fillRect/>
                     </a:stretch>
@@ -2537,7 +3757,7 @@
         <w:pStyle w:val="BodyText"/>
       </w:pPr>
       <w:r>
-        <w:t xml:space="preserve">Finally, the effect of the overall porosity level is shown in Figure 4-4 for the</w:t>
+        <w:t xml:space="preserve">Finally, the effect of the overall porosity level is shown in Figure 4-9 for the</w:t>
       </w:r>
       <w:r>
         <w:t xml:space="preserve"> </w:t>
@@ -2576,14 +3796,26 @@
         <w:t xml:space="preserve">loading.</w:t>
       </w:r>
     </w:p>
-    <w:bookmarkEnd w:id="47"/>
-    <w:bookmarkStart w:id="54" w:name="effect-of-the-gpl-weight-fraction"/>
+    <w:bookmarkEnd w:id="45"/>
+    <w:bookmarkStart w:id="52" w:name="effect-of-the-gpl-weight-fraction"/>
     <w:p>
       <w:pPr>
         <w:pStyle w:val="Heading2"/>
       </w:pPr>
       <w:r>
         <w:t xml:space="preserve">4-7. Effect of the GPL weight fraction</w:t>
+      </w:r>
+    </w:p>
+    <w:p>
+      <w:pPr>
+        <w:pStyle w:val="FirstParagraph"/>
+      </w:pPr>
+      <w:r>
+        <w:rPr>
+          <w:b/>
+          <w:bCs/>
+        </w:rPr>
+        <w:t xml:space="preserve">Figure 4-10.</w:t>
       </w:r>
     </w:p>
     <w:p>
@@ -2595,18 +3827,18 @@
           <wp:inline>
             <wp:extent cx="5334000" cy="3708431"/>
             <wp:effectExtent b="0" l="0" r="0" t="0"/>
-            <wp:docPr descr="Effect of the GPL weight fraction, low range W = 0.1 / 0.3 / 0.5 / 0.9 / 1.5 %." title="" id="49" name="Picture"/>
+            <wp:docPr descr="Effect of the GPL weight fraction, low range W = 0.1 / 0.3 / 0.5 / 0.9 / 1.5 %." title="" id="47" name="Picture"/>
             <a:graphic>
               <a:graphicData uri="http://schemas.openxmlformats.org/drawingml/2006/picture">
                 <pic:pic>
                   <pic:nvPicPr>
-                    <pic:cNvPr descr="figures_ch4_color/D_wt_low.png" id="50" name="Picture"/>
+                    <pic:cNvPr descr="figures_ch4_color/D_wt_low.png" id="48" name="Picture"/>
                     <pic:cNvPicPr>
                       <a:picLocks noChangeArrowheads="1" noChangeAspect="1"/>
                     </pic:cNvPicPr>
                   </pic:nvPicPr>
                   <pic:blipFill>
-                    <a:blip r:embed="rId48"/>
+                    <a:blip r:embed="rId46"/>
                     <a:stretch>
                       <a:fillRect/>
                     </a:stretch>
@@ -2652,7 +3884,7 @@
         <w:t xml:space="preserve"> </w:t>
       </w:r>
       <w:r>
-        <w:t xml:space="preserve">GPL weight fraction the strongest material lever of the problem. Figure 4-5 scans</w:t>
+        <w:t xml:space="preserve">GPL weight fraction the strongest material lever of the problem. Figure 4-10 scans</w:t>
       </w:r>
       <w:r>
         <w:t xml:space="preserve"> </w:t>
@@ -2707,6 +3939,18 @@
       </w:r>
       <w:r>
         <w:t xml:space="preserve">direction, from 10.60 at W = 0.1 % to 6.06 at W = 1.5 %.</w:t>
+      </w:r>
+    </w:p>
+    <w:p>
+      <w:pPr>
+        <w:pStyle w:val="BodyText"/>
+      </w:pPr>
+      <w:r>
+        <w:rPr>
+          <w:b/>
+          <w:bCs/>
+        </w:rPr>
+        <w:t xml:space="preserve">Figure 4-11.</w:t>
       </w:r>
     </w:p>
     <w:p>
@@ -2718,18 +3962,18 @@
           <wp:inline>
             <wp:extent cx="5334000" cy="3708431"/>
             <wp:effectExtent b="0" l="0" r="0" t="0"/>
-            <wp:docPr descr="Effect of the GPL weight fraction, high range W = 1 / 2 / 4 / 8 %; the thermal gain saturates while the stresses grow." title="" id="52" name="Picture"/>
+            <wp:docPr descr="Effect of the GPL weight fraction, high range W = 1 / 2 / 4 / 8 %; the thermal gain saturates while the stresses grow." title="" id="50" name="Picture"/>
             <a:graphic>
               <a:graphicData uri="http://schemas.openxmlformats.org/drawingml/2006/picture">
                 <pic:pic>
                   <pic:nvPicPr>
-                    <pic:cNvPr descr="figures_ch4_color/D2_wt_high.png" id="53" name="Picture"/>
+                    <pic:cNvPr descr="figures_ch4_color/D2_wt_high.png" id="51" name="Picture"/>
                     <pic:cNvPicPr>
                       <a:picLocks noChangeArrowheads="1" noChangeAspect="1"/>
                     </pic:cNvPicPr>
                   </pic:nvPicPr>
                   <pic:blipFill>
-                    <a:blip r:embed="rId51"/>
+                    <a:blip r:embed="rId49"/>
                     <a:stretch>
                       <a:fillRect/>
                     </a:stretch>
@@ -2769,7 +4013,7 @@
         <w:pStyle w:val="BodyText"/>
       </w:pPr>
       <w:r>
-        <w:t xml:space="preserve">The higher range W = 1, 2, 4 and 8 % is shown in Figure 4-6. Here the thermal</w:t>
+        <w:t xml:space="preserve">The higher range W = 1, 2, 4 and 8 % is shown in Figure 4-11. Here the thermal</w:t>
       </w:r>
       <w:r>
         <w:t xml:space="preserve"> </w:t>
@@ -2832,8 +4076,8 @@
         <w:t xml:space="preserve">gain and the growth of the stresses.</w:t>
       </w:r>
     </w:p>
-    <w:bookmarkEnd w:id="54"/>
-    <w:bookmarkStart w:id="61" w:name="effect-of-the-gpl-aspect-ratios"/>
+    <w:bookmarkEnd w:id="52"/>
+    <w:bookmarkStart w:id="59" w:name="effect-of-the-gpl-aspect-ratios"/>
     <w:p>
       <w:pPr>
         <w:pStyle w:val="Heading2"/>
@@ -2878,6 +4122,18 @@
       </w:r>
       <w:r>
         <w:t xml:space="preserve">other parameters at their reference values.</w:t>
+      </w:r>
+    </w:p>
+    <w:p>
+      <w:pPr>
+        <w:pStyle w:val="BodyText"/>
+      </w:pPr>
+      <w:r>
+        <w:rPr>
+          <w:b/>
+          <w:bCs/>
+        </w:rPr>
+        <w:t xml:space="preserve">Figure 4-12.</w:t>
       </w:r>
     </w:p>
     <w:p>
@@ -2887,101 +4143,20 @@
       <w:r>
         <w:drawing>
           <wp:inline>
-            <wp:extent cx="5334000" cy="3297867"/>
+            <wp:extent cx="5334000" cy="3708431"/>
             <wp:effectExtent b="0" l="0" r="0" t="0"/>
-            <wp:docPr descr="Effect of the platelet length-to-width aspect ratio a/b = 1.0 / 1.67 / 2.67." title="" id="56" name="Picture"/>
+            <wp:docPr descr="Effect of the platelet length-to-width aspect ratio a/b = 1.0 / 1.67 / 2.67." title="" id="54" name="Picture"/>
             <a:graphic>
               <a:graphicData uri="http://schemas.openxmlformats.org/drawingml/2006/picture">
                 <pic:pic>
                   <pic:nvPicPr>
-                    <pic:cNvPr descr="figures_ch4_color/O_aspect_ab.png" id="57" name="Picture"/>
+                    <pic:cNvPr descr="figures_ch4_color/O_aspect_ab.png" id="55" name="Picture"/>
                     <pic:cNvPicPr>
                       <a:picLocks noChangeArrowheads="1" noChangeAspect="1"/>
                     </pic:cNvPicPr>
                   </pic:nvPicPr>
                   <pic:blipFill>
-                    <a:blip r:embed="rId55"/>
-                    <a:stretch>
-                      <a:fillRect/>
-                    </a:stretch>
-                  </pic:blipFill>
-                  <pic:spPr bwMode="auto">
-                    <a:xfrm>
-                      <a:off x="0" y="0"/>
-                      <a:ext cx="5334000" cy="3297867"/>
-                    </a:xfrm>
-                    <a:prstGeom prst="rect">
-                      <a:avLst/>
-                    </a:prstGeom>
-                    <a:noFill/>
-                    <a:ln w="9525">
-                      <a:noFill/>
-                      <a:headEnd/>
-                      <a:tailEnd/>
-                    </a:ln>
-                  </pic:spPr>
-                </pic:pic>
-              </a:graphicData>
-            </a:graphic>
-          </wp:inline>
-        </w:drawing>
-      </w:r>
-    </w:p>
-    <w:p>
-      <w:pPr>
-        <w:pStyle w:val="ImageCaption"/>
-      </w:pPr>
-      <w:r>
-        <w:t xml:space="preserve">Effect of the platelet length-to-width aspect ratio a/b = 1.0 / 1.67 / 2.67.</w:t>
-      </w:r>
-    </w:p>
-    <w:p>
-      <w:pPr>
-        <w:pStyle w:val="BodyText"/>
-      </w:pPr>
-      <w:r>
-        <w:t xml:space="preserve">The effect of the length-to-width ratio is shown in Figure 4-7. As a/b increases</w:t>
-      </w:r>
-      <w:r>
-        <w:t xml:space="preserve"> </w:t>
-      </w:r>
-      <w:r>
-        <w:t xml:space="preserve">from 1.0 to 1.67 (reference) and then to 2.67, the peak mid-point temperature</w:t>
-      </w:r>
-      <w:r>
-        <w:t xml:space="preserve"> </w:t>
-      </w:r>
-      <w:r>
-        <w:t xml:space="preserve">rises only from 0.898 to 0.926 and 0.939, and the inner-surface hoop stress from</w:t>
-      </w:r>
-      <w:r>
-        <w:t xml:space="preserve"> </w:t>
-      </w:r>
-      <w:r>
-        <w:t xml:space="preserve">1.453 to 1.526 and 1.556 — changes of a few percent.</w:t>
-      </w:r>
-    </w:p>
-    <w:p>
-      <w:pPr>
-        <w:pStyle w:val="CaptionedFigure"/>
-      </w:pPr>
-      <w:r>
-        <w:drawing>
-          <wp:inline>
-            <wp:extent cx="5334000" cy="3708431"/>
-            <wp:effectExtent b="0" l="0" r="0" t="0"/>
-            <wp:docPr descr="Effect of the platelet width-to-thickness aspect ratio b/t = 500 / 1000 / 2000." title="" id="59" name="Picture"/>
-            <a:graphic>
-              <a:graphicData uri="http://schemas.openxmlformats.org/drawingml/2006/picture">
-                <pic:pic>
-                  <pic:nvPicPr>
-                    <pic:cNvPr descr="figures_ch4_color/P_aspect_bt.png" id="60" name="Picture"/>
-                    <pic:cNvPicPr>
-                      <a:picLocks noChangeArrowheads="1" noChangeAspect="1"/>
-                    </pic:cNvPicPr>
-                  </pic:nvPicPr>
-                  <pic:blipFill>
-                    <a:blip r:embed="rId58"/>
+                    <a:blip r:embed="rId53"/>
                     <a:stretch>
                       <a:fillRect/>
                     </a:stretch>
@@ -3013,7 +4188,7 @@
         <w:pStyle w:val="ImageCaption"/>
       </w:pPr>
       <w:r>
-        <w:t xml:space="preserve">Effect of the platelet width-to-thickness aspect ratio b/t = 500 / 1000 / 2000.</w:t>
+        <w:t xml:space="preserve">Effect of the platelet length-to-width aspect ratio a/b = 1.0 / 1.67 / 2.67.</w:t>
       </w:r>
     </w:p>
     <w:p>
@@ -3021,71 +4196,37 @@
         <w:pStyle w:val="BodyText"/>
       </w:pPr>
       <w:r>
-        <w:t xml:space="preserve">The width-to-thickness ratio (Figure 4-8) is even weaker at this reference: as b/t</w:t>
-      </w:r>
-      <w:r>
-        <w:t xml:space="preserve"> </w:t>
-      </w:r>
-      <w:r>
-        <w:t xml:space="preserve">increases from 500 to 1000 and 2000, the peak temperature is essentially constant</w:t>
-      </w:r>
-      <w:r>
-        <w:t xml:space="preserve"> </w:t>
-      </w:r>
-      <w:r>
-        <w:t xml:space="preserve">(0.926, 0.926, 0.925) and the inner-surface hoop stress changes only from 1.542</w:t>
-      </w:r>
-      <w:r>
-        <w:t xml:space="preserve"> </w:t>
-      </w:r>
-      <w:r>
-        <w:t xml:space="preserve">to 1.516. At the low reference weight fraction of 0.3 % the reinforcement is too</w:t>
-      </w:r>
-      <w:r>
-        <w:t xml:space="preserve"> </w:t>
-      </w:r>
-      <w:r>
-        <w:t xml:space="preserve">dilute for platelet geometry to matter; both aspect ratios are therefore</w:t>
-      </w:r>
-      <w:r>
-        <w:t xml:space="preserve"> </w:t>
-      </w:r>
-      <w:r>
-        <w:t xml:space="preserve">second-order levers here, in contrast to the high-weight-fraction regime where the</w:t>
-      </w:r>
-      <w:r>
-        <w:t xml:space="preserve"> </w:t>
-      </w:r>
-      <w:r>
-        <w:t xml:space="preserve">width-to-thickness ratio dominates. This distinction is itself a useful design</w:t>
-      </w:r>
-      <w:r>
-        <w:t xml:space="preserve"> </w:t>
-      </w:r>
-      <w:r>
-        <w:t xml:space="preserve">observation: platelet shape becomes a meaningful lever only once the weight</w:t>
-      </w:r>
-      <w:r>
-        <w:t xml:space="preserve"> </w:t>
-      </w:r>
-      <w:r>
-        <w:t xml:space="preserve">fraction is large enough for the reinforcement to control the effective</w:t>
-      </w:r>
-      <w:r>
-        <w:t xml:space="preserve"> </w:t>
-      </w:r>
-      <w:r>
-        <w:t xml:space="preserve">properties.</w:t>
-      </w:r>
-    </w:p>
-    <w:bookmarkEnd w:id="61"/>
-    <w:bookmarkStart w:id="65" w:name="Xa0a4f2ec79457097fc13ef5bb4a7f53f3d50b31"/>
-    <w:p>
-      <w:pPr>
-        <w:pStyle w:val="Heading2"/>
-      </w:pPr>
-      <w:r>
-        <w:t xml:space="preserve">4-9. Effect of the relaxation time; Lord-Shulman versus Fourier</w:t>
+        <w:t xml:space="preserve">The effect of the length-to-width ratio is shown in Figure 4-12. As a/b increases</w:t>
+      </w:r>
+      <w:r>
+        <w:t xml:space="preserve"> </w:t>
+      </w:r>
+      <w:r>
+        <w:t xml:space="preserve">from 1.0 to 1.67 (reference) and then to 2.67, the peak mid-point temperature</w:t>
+      </w:r>
+      <w:r>
+        <w:t xml:space="preserve"> </w:t>
+      </w:r>
+      <w:r>
+        <w:t xml:space="preserve">rises only from 0.898 to 0.926 and 0.939, and the inner-surface hoop stress from</w:t>
+      </w:r>
+      <w:r>
+        <w:t xml:space="preserve"> </w:t>
+      </w:r>
+      <w:r>
+        <w:t xml:space="preserve">1.453 to 1.526 and 1.556 — changes of a few percent.</w:t>
+      </w:r>
+    </w:p>
+    <w:p>
+      <w:pPr>
+        <w:pStyle w:val="BodyText"/>
+      </w:pPr>
+      <w:r>
+        <w:rPr>
+          <w:b/>
+          <w:bCs/>
+        </w:rPr>
+        <w:t xml:space="preserve">Figure 4-13.</w:t>
       </w:r>
     </w:p>
     <w:p>
@@ -3097,18 +4238,18 @@
           <wp:inline>
             <wp:extent cx="5334000" cy="3708431"/>
             <wp:effectExtent b="0" l="0" r="0" t="0"/>
-            <wp:docPr descr="Effect of the relaxation time: Fourier (tau=0) and Lord-Shulman tau = 0.04 / 0.15 / 0.44 / 0.87; overshoot grows with tau*." title="" id="63" name="Picture"/>
+            <wp:docPr descr="Effect of the platelet width-to-thickness aspect ratio b/t = 500 / 1000 / 2000." title="" id="57" name="Picture"/>
             <a:graphic>
               <a:graphicData uri="http://schemas.openxmlformats.org/drawingml/2006/picture">
                 <pic:pic>
                   <pic:nvPicPr>
-                    <pic:cNvPr descr="figures_ch4_color/C_relaxation.png" id="64" name="Picture"/>
+                    <pic:cNvPr descr="figures_ch4_color/P_aspect_bt.png" id="58" name="Picture"/>
                     <pic:cNvPicPr>
                       <a:picLocks noChangeArrowheads="1" noChangeAspect="1"/>
                     </pic:cNvPicPr>
                   </pic:nvPicPr>
                   <pic:blipFill>
-                    <a:blip r:embed="rId62"/>
+                    <a:blip r:embed="rId56"/>
                     <a:stretch>
                       <a:fillRect/>
                     </a:stretch>
@@ -3140,20 +4281,7 @@
         <w:pStyle w:val="ImageCaption"/>
       </w:pPr>
       <w:r>
-        <w:t xml:space="preserve">Effect of the relaxation time: Fourier (tau</w:t>
-      </w:r>
-      <w:r>
-        <w:rPr>
-          <w:i/>
-          <w:iCs/>
-        </w:rPr>
-        <w:t xml:space="preserve">=0) and Lord-Shulman tau</w:t>
-      </w:r>
-      <w:r>
-        <w:t xml:space="preserve"> </w:t>
-      </w:r>
-      <w:r>
-        <w:t xml:space="preserve">= 0.04 / 0.15 / 0.44 / 0.87; overshoot grows with tau*.</w:t>
+        <w:t xml:space="preserve">Effect of the platelet width-to-thickness aspect ratio b/t = 500 / 1000 / 2000.</w:t>
       </w:r>
     </w:p>
     <w:p>
@@ -3161,117 +4289,83 @@
         <w:pStyle w:val="BodyText"/>
       </w:pPr>
       <w:r>
-        <w:t xml:space="preserve">Figure 4-9 compares Fourier conduction (τ* = 0) with four dimensionless</w:t>
-      </w:r>
-      <w:r>
-        <w:t xml:space="preserve"> </w:t>
-      </w:r>
-      <w:r>
-        <w:t xml:space="preserve">relaxation times τ* = 0.04, 0.15, 0.44 and 0.87. Under Fourier conduction the</w:t>
-      </w:r>
-      <w:r>
-        <w:t xml:space="preserve"> </w:t>
-      </w:r>
-      <w:r>
-        <w:t xml:space="preserve">mid-point temperature increases monotonically and never exceeds the driving value</w:t>
-      </w:r>
-      <w:r>
-        <w:t xml:space="preserve"> </w:t>
-      </w:r>
-      <w:r>
-        <w:t xml:space="preserve">(peak 0.950), since classical diffusion, with its unbounded propagation speed,</w:t>
-      </w:r>
-      <w:r>
-        <w:t xml:space="preserve"> </w:t>
-      </w:r>
-      <w:r>
-        <w:t xml:space="preserve">cannot produce an overshoot. With the relaxation time active in the Lord-Shulman</w:t>
-      </w:r>
-      <w:r>
-        <w:t xml:space="preserve"> </w:t>
-      </w:r>
-      <w:r>
-        <w:t xml:space="preserve">theory the heat propagates as a wave of finite speed √(α̂/τ0): the peak grows to</w:t>
-      </w:r>
-      <w:r>
-        <w:t xml:space="preserve"> </w:t>
-      </w:r>
-      <w:r>
-        <w:t xml:space="preserve">0.953, 0.962, 1.166 and 1.271 as τ* increases, and for the two larger values the</w:t>
-      </w:r>
-      <w:r>
-        <w:t xml:space="preserve"> </w:t>
-      </w:r>
-      <w:r>
-        <w:t xml:space="preserve">temperature</w:t>
-      </w:r>
-      <w:r>
-        <w:t xml:space="preserve"> </w:t>
-      </w:r>
+        <w:t xml:space="preserve">The width-to-thickness ratio (Figure 4-13) is even weaker at this reference: as b/t</w:t>
+      </w:r>
+      <w:r>
+        <w:t xml:space="preserve"> </w:t>
+      </w:r>
+      <w:r>
+        <w:t xml:space="preserve">increases from 500 to 1000 and 2000, the peak temperature is essentially constant</w:t>
+      </w:r>
+      <w:r>
+        <w:t xml:space="preserve"> </w:t>
+      </w:r>
+      <w:r>
+        <w:t xml:space="preserve">(0.926, 0.926, 0.925) and the inner-surface hoop stress changes only from 1.542</w:t>
+      </w:r>
+      <w:r>
+        <w:t xml:space="preserve"> </w:t>
+      </w:r>
+      <w:r>
+        <w:t xml:space="preserve">to 1.516. At the low reference weight fraction of 0.3 % the reinforcement is too</w:t>
+      </w:r>
+      <w:r>
+        <w:t xml:space="preserve"> </w:t>
+      </w:r>
+      <w:r>
+        <w:t xml:space="preserve">dilute for platelet geometry to matter; both aspect ratios are therefore</w:t>
+      </w:r>
+      <w:r>
+        <w:t xml:space="preserve"> </w:t>
+      </w:r>
+      <w:r>
+        <w:t xml:space="preserve">second-order levers here, in contrast to the high-weight-fraction regime where the</w:t>
+      </w:r>
+      <w:r>
+        <w:t xml:space="preserve"> </w:t>
+      </w:r>
+      <w:r>
+        <w:t xml:space="preserve">width-to-thickness ratio dominates. This distinction is itself a useful design</w:t>
+      </w:r>
+      <w:r>
+        <w:t xml:space="preserve"> </w:t>
+      </w:r>
+      <w:r>
+        <w:t xml:space="preserve">observation: platelet shape becomes a meaningful lever only once the weight</w:t>
+      </w:r>
+      <w:r>
+        <w:t xml:space="preserve"> </w:t>
+      </w:r>
+      <w:r>
+        <w:t xml:space="preserve">fraction is large enough for the reinforcement to control the effective</w:t>
+      </w:r>
+      <w:r>
+        <w:t xml:space="preserve"> </w:t>
+      </w:r>
+      <w:r>
+        <w:t xml:space="preserve">properties.</w:t>
+      </w:r>
+    </w:p>
+    <w:bookmarkEnd w:id="59"/>
+    <w:bookmarkStart w:id="63" w:name="Xa0a4f2ec79457097fc13ef5bb4a7f53f3d50b31"/>
+    <w:p>
+      <w:pPr>
+        <w:pStyle w:val="Heading2"/>
+      </w:pPr>
+      <w:r>
+        <w:t xml:space="preserve">4-9. Effect of the relaxation time; Lord-Shulman versus Fourier</w:t>
+      </w:r>
+    </w:p>
+    <w:p>
+      <w:pPr>
+        <w:pStyle w:val="FirstParagraph"/>
+      </w:pPr>
       <w:r>
         <w:rPr>
           <w:b/>
           <w:bCs/>
         </w:rPr>
-        <w:t xml:space="preserve">overshoots</w:t>
-      </w:r>
-      <w:r>
-        <w:t xml:space="preserve"> </w:t>
-      </w:r>
-      <w:r>
-        <w:t xml:space="preserve">even the inner-surface value — reaching 1.271 at</w:t>
-      </w:r>
-      <w:r>
-        <w:t xml:space="preserve"> </w:t>
-      </w:r>
-      <w:r>
-        <w:t xml:space="preserve">τ* = 0.87 — a purely hyperbolic phenomenon impossible in the parabolic Fourier</w:t>
-      </w:r>
-      <w:r>
-        <w:t xml:space="preserve"> </w:t>
-      </w:r>
-      <w:r>
-        <w:t xml:space="preserve">theory. At the mild reference value τ* = 0.15 the overshoot is still small (0.962),</w:t>
-      </w:r>
-      <w:r>
-        <w:t xml:space="preserve"> </w:t>
-      </w:r>
-      <w:r>
-        <w:t xml:space="preserve">which is why the reference histories of the other studies show only a gentle peak;</w:t>
-      </w:r>
-      <w:r>
-        <w:t xml:space="preserve"> </w:t>
-      </w:r>
-      <w:r>
-        <w:t xml:space="preserve">the wave signature becomes dominant only as the relaxation time is increased. The</w:t>
-      </w:r>
-      <w:r>
-        <w:t xml:space="preserve"> </w:t>
-      </w:r>
-      <w:r>
-        <w:t xml:space="preserve">relaxation time thus controls both the wave arrival and the overshoot amplitude,</w:t>
-      </w:r>
-      <w:r>
-        <w:t xml:space="preserve"> </w:t>
-      </w:r>
-      <w:r>
-        <w:t xml:space="preserve">and its clear signature in the temperature histories is the central argument for</w:t>
-      </w:r>
-      <w:r>
-        <w:t xml:space="preserve"> </w:t>
-      </w:r>
-      <w:r>
-        <w:t xml:space="preserve">employing generalized thermoelasticity in short-time analyses [3].</w:t>
-      </w:r>
-    </w:p>
-    <w:bookmarkEnd w:id="65"/>
-    <w:bookmarkStart w:id="69" w:name="effect-of-the-end-supports"/>
-    <w:p>
-      <w:pPr>
-        <w:pStyle w:val="Heading2"/>
-      </w:pPr>
-      <w:r>
-        <w:t xml:space="preserve">4-10. Effect of the end supports</w:t>
+        <w:t xml:space="preserve">Figure 4-14.</w:t>
       </w:r>
     </w:p>
     <w:p>
@@ -3283,18 +4377,18 @@
           <wp:inline>
             <wp:extent cx="5334000" cy="3708431"/>
             <wp:effectExtent b="0" l="0" r="0" t="0"/>
-            <wp:docPr descr="Effect of the end supports: simply supported (S-S), mixed (S-C) and clamped (C-C)." title="" id="67" name="Picture"/>
+            <wp:docPr descr="Effect of the relaxation time: Fourier (tau=0) and Lord-Shulman tau = 0.04 / 0.15 / 0.44 / 0.87; overshoot grows with tau*." title="" id="61" name="Picture"/>
             <a:graphic>
               <a:graphicData uri="http://schemas.openxmlformats.org/drawingml/2006/picture">
                 <pic:pic>
                   <pic:nvPicPr>
-                    <pic:cNvPr descr="figures_ch4_color/F_end_BC.png" id="68" name="Picture"/>
+                    <pic:cNvPr descr="figures_ch4_color/C_relaxation.png" id="62" name="Picture"/>
                     <pic:cNvPicPr>
                       <a:picLocks noChangeArrowheads="1" noChangeAspect="1"/>
                     </pic:cNvPicPr>
                   </pic:nvPicPr>
                   <pic:blipFill>
-                    <a:blip r:embed="rId66"/>
+                    <a:blip r:embed="rId60"/>
                     <a:stretch>
                       <a:fillRect/>
                     </a:stretch>
@@ -3326,7 +4420,20 @@
         <w:pStyle w:val="ImageCaption"/>
       </w:pPr>
       <w:r>
-        <w:t xml:space="preserve">Effect of the end supports: simply supported (S-S), mixed (S-C) and clamped (C-C).</w:t>
+        <w:t xml:space="preserve">Effect of the relaxation time: Fourier (tau</w:t>
+      </w:r>
+      <w:r>
+        <w:rPr>
+          <w:i/>
+          <w:iCs/>
+        </w:rPr>
+        <w:t xml:space="preserve">=0) and Lord-Shulman tau</w:t>
+      </w:r>
+      <w:r>
+        <w:t xml:space="preserve"> </w:t>
+      </w:r>
+      <w:r>
+        <w:t xml:space="preserve">= 0.04 / 0.15 / 0.44 / 0.87; overshoot grows with tau*.</w:t>
       </w:r>
     </w:p>
     <w:p>
@@ -3334,115 +4441,117 @@
         <w:pStyle w:val="BodyText"/>
       </w:pPr>
       <w:r>
-        <w:t xml:space="preserve">The effect of the end supports is examined for three cases: simply supported at</w:t>
-      </w:r>
-      <w:r>
-        <w:t xml:space="preserve"> </w:t>
-      </w:r>
-      <w:r>
-        <w:t xml:space="preserve">both ends (S-S), one end simply supported and the other clamped (S-C), and clamped</w:t>
-      </w:r>
-      <w:r>
-        <w:t xml:space="preserve"> </w:t>
-      </w:r>
-      <w:r>
-        <w:t xml:space="preserve">at both ends (C-C). As shown in Figure 4-10, the temperature field is nearly</w:t>
-      </w:r>
-      <w:r>
-        <w:t xml:space="preserve"> </w:t>
-      </w:r>
-      <w:r>
-        <w:t xml:space="preserve">independent of the support type, the peak mid-point temperature staying in the</w:t>
-      </w:r>
-      <w:r>
-        <w:t xml:space="preserve"> </w:t>
-      </w:r>
-      <w:r>
-        <w:t xml:space="preserve">narrow band 0.926 to 0.929, since the mechanical support does not directly alter</w:t>
-      </w:r>
-      <w:r>
-        <w:t xml:space="preserve"> </w:t>
-      </w:r>
-      <w:r>
-        <w:t xml:space="preserve">the thermal problem.</w:t>
-      </w:r>
-    </w:p>
-    <w:p>
-      <w:pPr>
-        <w:pStyle w:val="BodyText"/>
-      </w:pPr>
-      <w:r>
-        <w:t xml:space="preserve">The mechanical response depends strongly on the support. Clamping the ends adds an</w:t>
-      </w:r>
-      <w:r>
-        <w:t xml:space="preserve"> </w:t>
-      </w:r>
-      <w:r>
-        <w:t xml:space="preserve">axial constraint that reduces the mid-length hoop tension: the dimensionless</w:t>
-      </w:r>
-      <w:r>
-        <w:t xml:space="preserve"> </w:t>
-      </w:r>
-      <w:r>
-        <w:t xml:space="preserve">inner-surface hoop stress falls from 1.526 for S-S through 1.068 for the mixed</w:t>
-      </w:r>
-      <w:r>
-        <w:t xml:space="preserve"> </w:t>
-      </w:r>
-      <w:r>
-        <w:t xml:space="preserve">S-C case to 0.424 for C-C, and the peak hoop stress from 2.112 to 1.803 and 1.535.</w:t>
-      </w:r>
-      <w:r>
-        <w:t xml:space="preserve"> </w:t>
-      </w:r>
-      <w:r>
-        <w:t xml:space="preserve">The mixed case lies correctly between the two limiting cases in every quantity,</w:t>
-      </w:r>
-      <w:r>
-        <w:t xml:space="preserve"> </w:t>
-      </w:r>
-      <w:r>
-        <w:t xml:space="preserve">confirming the expected intermediate behavior. The peak radial displacement is</w:t>
-      </w:r>
-      <w:r>
-        <w:t xml:space="preserve"> </w:t>
-      </w:r>
-      <w:r>
-        <w:t xml:space="preserve">less sensitive, changing only from 9.10 (S-S) to 8.27 (C-C), because at the</w:t>
-      </w:r>
-      <w:r>
-        <w:t xml:space="preserve"> </w:t>
-      </w:r>
-      <w:r>
-        <w:t xml:space="preserve">mid-length section of this relatively long cylinder the end constraints are</w:t>
-      </w:r>
-      <w:r>
-        <w:t xml:space="preserve"> </w:t>
-      </w:r>
-      <w:r>
-        <w:t xml:space="preserve">partly screened; the disturbances caused by either support decay within roughly</w:t>
-      </w:r>
-      <w:r>
-        <w:t xml:space="preserve"> </w:t>
-      </w:r>
-      <w:r>
-        <w:t xml:space="preserve">one wall thickness of the ends, which justifies reporting mid-length quantities as</w:t>
-      </w:r>
-      <w:r>
-        <w:t xml:space="preserve"> </w:t>
-      </w:r>
-      <w:r>
-        <w:t xml:space="preserve">the characteristic response of the structure.</w:t>
-      </w:r>
-    </w:p>
-    <w:bookmarkEnd w:id="69"/>
-    <w:bookmarkStart w:id="73" w:name="effect-of-the-internal-pressure"/>
+        <w:t xml:space="preserve">Figure 4-14 compares Fourier conduction (τ* = 0) with four dimensionless</w:t>
+      </w:r>
+      <w:r>
+        <w:t xml:space="preserve"> </w:t>
+      </w:r>
+      <w:r>
+        <w:t xml:space="preserve">relaxation times τ* = 0.04, 0.15, 0.44 and 0.87. Under Fourier conduction the</w:t>
+      </w:r>
+      <w:r>
+        <w:t xml:space="preserve"> </w:t>
+      </w:r>
+      <w:r>
+        <w:t xml:space="preserve">mid-point temperature increases monotonically and never exceeds the driving value</w:t>
+      </w:r>
+      <w:r>
+        <w:t xml:space="preserve"> </w:t>
+      </w:r>
+      <w:r>
+        <w:t xml:space="preserve">(peak 0.950), since classical diffusion, with its unbounded propagation speed,</w:t>
+      </w:r>
+      <w:r>
+        <w:t xml:space="preserve"> </w:t>
+      </w:r>
+      <w:r>
+        <w:t xml:space="preserve">cannot produce an overshoot. With the relaxation time active in the Lord-Shulman</w:t>
+      </w:r>
+      <w:r>
+        <w:t xml:space="preserve"> </w:t>
+      </w:r>
+      <w:r>
+        <w:t xml:space="preserve">theory the heat propagates as a wave of finite speed √(α̂/τ0): the peak grows to</w:t>
+      </w:r>
+      <w:r>
+        <w:t xml:space="preserve"> </w:t>
+      </w:r>
+      <w:r>
+        <w:t xml:space="preserve">0.953, 0.962, 1.166 and 1.271 as τ* increases, and for the two larger values the</w:t>
+      </w:r>
+      <w:r>
+        <w:t xml:space="preserve"> </w:t>
+      </w:r>
+      <w:r>
+        <w:t xml:space="preserve">temperature</w:t>
+      </w:r>
+      <w:r>
+        <w:t xml:space="preserve"> </w:t>
+      </w:r>
+      <w:r>
+        <w:rPr>
+          <w:b/>
+          <w:bCs/>
+        </w:rPr>
+        <w:t xml:space="preserve">overshoots</w:t>
+      </w:r>
+      <w:r>
+        <w:t xml:space="preserve"> </w:t>
+      </w:r>
+      <w:r>
+        <w:t xml:space="preserve">even the inner-surface value — reaching 1.271 at</w:t>
+      </w:r>
+      <w:r>
+        <w:t xml:space="preserve"> </w:t>
+      </w:r>
+      <w:r>
+        <w:t xml:space="preserve">τ* = 0.87 — a purely hyperbolic phenomenon impossible in the parabolic Fourier</w:t>
+      </w:r>
+      <w:r>
+        <w:t xml:space="preserve"> </w:t>
+      </w:r>
+      <w:r>
+        <w:t xml:space="preserve">theory. At the mild reference value τ* = 0.15 the overshoot is still small (0.962),</w:t>
+      </w:r>
+      <w:r>
+        <w:t xml:space="preserve"> </w:t>
+      </w:r>
+      <w:r>
+        <w:t xml:space="preserve">which is why the reference histories of the other studies show only a gentle peak;</w:t>
+      </w:r>
+      <w:r>
+        <w:t xml:space="preserve"> </w:t>
+      </w:r>
+      <w:r>
+        <w:t xml:space="preserve">the wave signature becomes dominant only as the relaxation time is increased. The</w:t>
+      </w:r>
+      <w:r>
+        <w:t xml:space="preserve"> </w:t>
+      </w:r>
+      <w:r>
+        <w:t xml:space="preserve">relaxation time thus controls both the wave arrival and the overshoot amplitude,</w:t>
+      </w:r>
+      <w:r>
+        <w:t xml:space="preserve"> </w:t>
+      </w:r>
+      <w:r>
+        <w:t xml:space="preserve">and its clear signature in the temperature histories is the central argument for</w:t>
+      </w:r>
+      <w:r>
+        <w:t xml:space="preserve"> </w:t>
+      </w:r>
+      <w:r>
+        <w:t xml:space="preserve">employing generalized thermoelasticity in short-time analyses [3].</w:t>
+      </w:r>
+    </w:p>
+    <w:bookmarkEnd w:id="63"/>
+    <w:bookmarkStart w:id="67" w:name="effect-of-the-end-supports"/>
     <w:p>
       <w:pPr>
         <w:pStyle w:val="Heading2"/>
       </w:pPr>
       <w:r>
-        <w:t xml:space="preserve">4-11. Effect of the internal pressure</w:t>
+        <w:t xml:space="preserve">4-10. Effect of the end supports</w:t>
       </w:r>
     </w:p>
     <w:p>
@@ -3450,31 +4559,11 @@
         <w:pStyle w:val="FirstParagraph"/>
       </w:pPr>
       <w:r>
-        <w:t xml:space="preserve">The effect of the internal pressure is examined with a sweep at 0, 10, 50</w:t>
-      </w:r>
-      <w:r>
-        <w:t xml:space="preserve"> </w:t>
-      </w:r>
-      <w:r>
-        <w:t xml:space="preserve">(reference) and 100 MPa, covering low to very high pressures. As shown in Figure</w:t>
-      </w:r>
-      <w:r>
-        <w:t xml:space="preserve"> </w:t>
-      </w:r>
-      <w:r>
-        <w:t xml:space="preserve">4-11, the temperature field is practically independent of the internal pressure,</w:t>
-      </w:r>
-      <w:r>
-        <w:t xml:space="preserve"> </w:t>
-      </w:r>
-      <w:r>
-        <w:t xml:space="preserve">because thermal and mechanical loading are linked only through the weak coupling</w:t>
-      </w:r>
-      <w:r>
-        <w:t xml:space="preserve"> </w:t>
-      </w:r>
-      <w:r>
-        <w:t xml:space="preserve">term of the energy equation, and pressure is not a direct driver of temperature.</w:t>
+        <w:rPr>
+          <w:b/>
+          <w:bCs/>
+        </w:rPr>
+        <w:t xml:space="preserve">Figure 4-15.</w:t>
       </w:r>
     </w:p>
     <w:p>
@@ -3486,18 +4575,18 @@
           <wp:inline>
             <wp:extent cx="5334000" cy="3708431"/>
             <wp:effectExtent b="0" l="0" r="0" t="0"/>
-            <wp:docPr descr="Effect of the internal pressure P_i = 0 / 10 / 50 / 100 MPa; the mechanical response grows linearly." title="" id="71" name="Picture"/>
+            <wp:docPr descr="Effect of the end supports: simply supported (S-S), mixed (S-C) and clamped (C-C)." title="" id="65" name="Picture"/>
             <a:graphic>
               <a:graphicData uri="http://schemas.openxmlformats.org/drawingml/2006/picture">
                 <pic:pic>
                   <pic:nvPicPr>
-                    <pic:cNvPr descr="figures_ch4_color/G_pressure.png" id="72" name="Picture"/>
+                    <pic:cNvPr descr="figures_ch4_color/F_end_BC.png" id="66" name="Picture"/>
                     <pic:cNvPicPr>
                       <a:picLocks noChangeArrowheads="1" noChangeAspect="1"/>
                     </pic:cNvPicPr>
                   </pic:nvPicPr>
                   <pic:blipFill>
-                    <a:blip r:embed="rId70"/>
+                    <a:blip r:embed="rId64"/>
                     <a:stretch>
                       <a:fillRect/>
                     </a:stretch>
@@ -3529,7 +4618,7 @@
         <w:pStyle w:val="ImageCaption"/>
       </w:pPr>
       <w:r>
-        <w:t xml:space="preserve">Effect of the internal pressure P_i = 0 / 10 / 50 / 100 MPa; the mechanical response grows linearly.</w:t>
+        <w:t xml:space="preserve">Effect of the end supports: simply supported (S-S), mixed (S-C) and clamped (C-C).</w:t>
       </w:r>
     </w:p>
     <w:p>
@@ -3537,101 +4626,159 @@
         <w:pStyle w:val="BodyText"/>
       </w:pPr>
       <w:r>
-        <w:t xml:space="preserve">By contrast, the mechanical response grows linearly with pressure. The</w:t>
-      </w:r>
-      <w:r>
-        <w:t xml:space="preserve"> </w:t>
-      </w:r>
-      <w:r>
-        <w:t xml:space="preserve">inner-surface hoop stress rises from −0.387 with no pressure (a purely thermal,</w:t>
-      </w:r>
-      <w:r>
-        <w:t xml:space="preserve"> </w:t>
-      </w:r>
-      <w:r>
-        <w:t xml:space="preserve">mildly compressive state) through −0.004 and 1.526 to 3.439 at 100 MPa, an</w:t>
-      </w:r>
-      <w:r>
-        <w:t xml:space="preserve"> </w:t>
-      </w:r>
-      <w:r>
-        <w:t xml:space="preserve">increment of about 0.0383 per megapascal; and the peak radial displacement rises</w:t>
-      </w:r>
-      <w:r>
-        <w:t xml:space="preserve"> </w:t>
-      </w:r>
-      <w:r>
-        <w:t xml:space="preserve">from 3.75 through 4.82 and 9.10 to 14.44, an increment of about 0.107 per</w:t>
-      </w:r>
-      <w:r>
-        <w:t xml:space="preserve"> </w:t>
-      </w:r>
-      <w:r>
-        <w:t xml:space="preserve">megapascal. This perfect linearity reflects the linear nature of the thermoelastic</w:t>
-      </w:r>
-      <w:r>
-        <w:t xml:space="preserve"> </w:t>
-      </w:r>
-      <w:r>
-        <w:t xml:space="preserve">model, and even at 100 MPa the solution remains smooth and convergent, with no</w:t>
-      </w:r>
-      <w:r>
-        <w:t xml:space="preserve"> </w:t>
-      </w:r>
-      <w:r>
-        <w:t xml:space="preserve">discontinuity, because physical rupture (material failure or separation) is not</w:t>
-      </w:r>
-      <w:r>
-        <w:t xml:space="preserve"> </w:t>
-      </w:r>
-      <w:r>
-        <w:t xml:space="preserve">included in the present linear model; assessing that would require a damage or</w:t>
-      </w:r>
-      <w:r>
-        <w:t xml:space="preserve"> </w:t>
-      </w:r>
-      <w:r>
-        <w:t xml:space="preserve">failure model. Unlike the near-negligible megapascal-level pressures of much of</w:t>
-      </w:r>
-      <w:r>
-        <w:t xml:space="preserve"> </w:t>
-      </w:r>
-      <w:r>
-        <w:t xml:space="preserve">the literature, at the 50 MPa reference the pressure is a genuine first-order</w:t>
-      </w:r>
-      <w:r>
-        <w:t xml:space="preserve"> </w:t>
-      </w:r>
-      <w:r>
-        <w:t xml:space="preserve">contributor to the stress and displacement, while the temperature field remains</w:t>
-      </w:r>
-      <w:r>
-        <w:t xml:space="preserve"> </w:t>
-      </w:r>
-      <w:r>
-        <w:t xml:space="preserve">thermally governed. The dimensionless radial-stress profile runs from the negative</w:t>
-      </w:r>
-      <w:r>
-        <w:t xml:space="preserve"> </w:t>
-      </w:r>
-      <w:r>
-        <w:t xml:space="preserve">of the applied pressure at the inner surface to zero at the outer surface,</w:t>
-      </w:r>
-      <w:r>
-        <w:t xml:space="preserve"> </w:t>
-      </w:r>
-      <w:r>
-        <w:t xml:space="preserve">consistent with the loading boundary condition.</w:t>
-      </w:r>
-    </w:p>
-    <w:bookmarkEnd w:id="73"/>
-    <w:bookmarkStart w:id="77" w:name="X85283b7d337430b612aa9d28b66a5c2b37b0441"/>
+        <w:t xml:space="preserve">The effect of the end supports is examined for three cases: simply supported at</w:t>
+      </w:r>
+      <w:r>
+        <w:t xml:space="preserve"> </w:t>
+      </w:r>
+      <w:r>
+        <w:t xml:space="preserve">both ends (S-S), one end simply supported and the other clamped (S-C), and clamped</w:t>
+      </w:r>
+      <w:r>
+        <w:t xml:space="preserve"> </w:t>
+      </w:r>
+      <w:r>
+        <w:t xml:space="preserve">at both ends (C-C). As shown in Figure 4-15, the temperature field is nearly</w:t>
+      </w:r>
+      <w:r>
+        <w:t xml:space="preserve"> </w:t>
+      </w:r>
+      <w:r>
+        <w:t xml:space="preserve">independent of the support type, the peak mid-point temperature staying in the</w:t>
+      </w:r>
+      <w:r>
+        <w:t xml:space="preserve"> </w:t>
+      </w:r>
+      <w:r>
+        <w:t xml:space="preserve">narrow band 0.926 to 0.929, since the mechanical support does not directly alter</w:t>
+      </w:r>
+      <w:r>
+        <w:t xml:space="preserve"> </w:t>
+      </w:r>
+      <w:r>
+        <w:t xml:space="preserve">the thermal problem.</w:t>
+      </w:r>
+    </w:p>
+    <w:p>
+      <w:pPr>
+        <w:pStyle w:val="BodyText"/>
+      </w:pPr>
+      <w:r>
+        <w:t xml:space="preserve">The mechanical response depends strongly on the support. Clamping the ends adds an</w:t>
+      </w:r>
+      <w:r>
+        <w:t xml:space="preserve"> </w:t>
+      </w:r>
+      <w:r>
+        <w:t xml:space="preserve">axial constraint that reduces the mid-length hoop tension: the dimensionless</w:t>
+      </w:r>
+      <w:r>
+        <w:t xml:space="preserve"> </w:t>
+      </w:r>
+      <w:r>
+        <w:t xml:space="preserve">inner-surface hoop stress falls from 1.526 for S-S through 1.068 for the mixed</w:t>
+      </w:r>
+      <w:r>
+        <w:t xml:space="preserve"> </w:t>
+      </w:r>
+      <w:r>
+        <w:t xml:space="preserve">S-C case to 0.424 for C-C, and the peak hoop stress from 2.112 to 1.803 and 1.535.</w:t>
+      </w:r>
+      <w:r>
+        <w:t xml:space="preserve"> </w:t>
+      </w:r>
+      <w:r>
+        <w:t xml:space="preserve">The mixed case lies correctly between the two limiting cases in every quantity,</w:t>
+      </w:r>
+      <w:r>
+        <w:t xml:space="preserve"> </w:t>
+      </w:r>
+      <w:r>
+        <w:t xml:space="preserve">confirming the expected intermediate behavior. The peak radial displacement is</w:t>
+      </w:r>
+      <w:r>
+        <w:t xml:space="preserve"> </w:t>
+      </w:r>
+      <w:r>
+        <w:t xml:space="preserve">less sensitive, changing only from 9.10 (S-S) to 8.27 (C-C), because at the</w:t>
+      </w:r>
+      <w:r>
+        <w:t xml:space="preserve"> </w:t>
+      </w:r>
+      <w:r>
+        <w:t xml:space="preserve">mid-length section of this relatively long cylinder the end constraints are</w:t>
+      </w:r>
+      <w:r>
+        <w:t xml:space="preserve"> </w:t>
+      </w:r>
+      <w:r>
+        <w:t xml:space="preserve">partly screened; the disturbances caused by either support decay within roughly</w:t>
+      </w:r>
+      <w:r>
+        <w:t xml:space="preserve"> </w:t>
+      </w:r>
+      <w:r>
+        <w:t xml:space="preserve">one wall thickness of the ends, which justifies reporting mid-length quantities as</w:t>
+      </w:r>
+      <w:r>
+        <w:t xml:space="preserve"> </w:t>
+      </w:r>
+      <w:r>
+        <w:t xml:space="preserve">the characteristic response of the structure.</w:t>
+      </w:r>
+    </w:p>
+    <w:bookmarkEnd w:id="67"/>
+    <w:bookmarkStart w:id="71" w:name="effect-of-the-internal-pressure"/>
     <w:p>
       <w:pPr>
         <w:pStyle w:val="Heading2"/>
       </w:pPr>
       <w:r>
-        <w:t xml:space="preserve">4-12. Effect of the cylinder length and the long-cylinder limit</w:t>
+        <w:t xml:space="preserve">4-11. Effect of the internal pressure</w:t>
+      </w:r>
+    </w:p>
+    <w:p>
+      <w:pPr>
+        <w:pStyle w:val="FirstParagraph"/>
+      </w:pPr>
+      <w:r>
+        <w:t xml:space="preserve">The effect of the internal pressure is examined with a sweep at 0, 10, 50</w:t>
+      </w:r>
+      <w:r>
+        <w:t xml:space="preserve"> </w:t>
+      </w:r>
+      <w:r>
+        <w:t xml:space="preserve">(reference) and 100 MPa, covering low to very high pressures. As shown in Figure</w:t>
+      </w:r>
+      <w:r>
+        <w:t xml:space="preserve"> </w:t>
+      </w:r>
+      <w:r>
+        <w:t xml:space="preserve">4-11, the temperature field is practically independent of the internal pressure,</w:t>
+      </w:r>
+      <w:r>
+        <w:t xml:space="preserve"> </w:t>
+      </w:r>
+      <w:r>
+        <w:t xml:space="preserve">because thermal and mechanical loading are linked only through the weak coupling</w:t>
+      </w:r>
+      <w:r>
+        <w:t xml:space="preserve"> </w:t>
+      </w:r>
+      <w:r>
+        <w:t xml:space="preserve">term of the energy equation, and pressure is not a direct driver of temperature.</w:t>
+      </w:r>
+    </w:p>
+    <w:p>
+      <w:pPr>
+        <w:pStyle w:val="BodyText"/>
+      </w:pPr>
+      <w:r>
+        <w:rPr>
+          <w:b/>
+          <w:bCs/>
+        </w:rPr>
+        <w:t xml:space="preserve">Figure 4-16.</w:t>
       </w:r>
     </w:p>
     <w:p>
@@ -3641,20 +4788,697 @@
       <w:r>
         <w:drawing>
           <wp:inline>
-            <wp:extent cx="5334000" cy="3708431"/>
+            <wp:extent cx="5334000" cy="3164350"/>
             <wp:effectExtent b="0" l="0" r="0" t="0"/>
-            <wp:docPr descr="Effect of the cylinder length l = 1 / 2.1 / 5 / 10 m and the approach to the long-cylinder limit." title="" id="75" name="Picture"/>
+            <wp:docPr descr="Effect of the internal pressure P_i = 0 / 10 / 50 / 100 MPa; the mechanical response grows linearly." title="" id="69" name="Picture"/>
             <a:graphic>
               <a:graphicData uri="http://schemas.openxmlformats.org/drawingml/2006/picture">
                 <pic:pic>
                   <pic:nvPicPr>
-                    <pic:cNvPr descr="figures_ch4_color/Q_length.png" id="76" name="Picture"/>
+                    <pic:cNvPr descr="figures_ch4_color/G_pressure.png" id="70" name="Picture"/>
                     <pic:cNvPicPr>
                       <a:picLocks noChangeArrowheads="1" noChangeAspect="1"/>
                     </pic:cNvPicPr>
                   </pic:nvPicPr>
                   <pic:blipFill>
-                    <a:blip r:embed="rId74"/>
+                    <a:blip r:embed="rId68"/>
+                    <a:stretch>
+                      <a:fillRect/>
+                    </a:stretch>
+                  </pic:blipFill>
+                  <pic:spPr bwMode="auto">
+                    <a:xfrm>
+                      <a:off x="0" y="0"/>
+                      <a:ext cx="5334000" cy="3164350"/>
+                    </a:xfrm>
+                    <a:prstGeom prst="rect">
+                      <a:avLst/>
+                    </a:prstGeom>
+                    <a:noFill/>
+                    <a:ln w="9525">
+                      <a:noFill/>
+                      <a:headEnd/>
+                      <a:tailEnd/>
+                    </a:ln>
+                  </pic:spPr>
+                </pic:pic>
+              </a:graphicData>
+            </a:graphic>
+          </wp:inline>
+        </w:drawing>
+      </w:r>
+    </w:p>
+    <w:p>
+      <w:pPr>
+        <w:pStyle w:val="ImageCaption"/>
+      </w:pPr>
+      <w:r>
+        <w:t xml:space="preserve">Effect of the internal pressure P_i = 0 / 10 / 50 / 100 MPa; the mechanical response grows linearly.</w:t>
+      </w:r>
+    </w:p>
+    <w:p>
+      <w:pPr>
+        <w:pStyle w:val="BodyText"/>
+      </w:pPr>
+      <w:r>
+        <w:t xml:space="preserve">By contrast, the mechanical response grows linearly with pressure. The</w:t>
+      </w:r>
+      <w:r>
+        <w:t xml:space="preserve"> </w:t>
+      </w:r>
+      <w:r>
+        <w:t xml:space="preserve">inner-surface hoop stress rises from −0.387 with no pressure (a purely thermal,</w:t>
+      </w:r>
+      <w:r>
+        <w:t xml:space="preserve"> </w:t>
+      </w:r>
+      <w:r>
+        <w:t xml:space="preserve">mildly compressive state) through −0.004 and 1.526 to 3.439 at 100 MPa, an</w:t>
+      </w:r>
+      <w:r>
+        <w:t xml:space="preserve"> </w:t>
+      </w:r>
+      <w:r>
+        <w:t xml:space="preserve">increment of about 0.0383 per megapascal; and the peak radial displacement rises</w:t>
+      </w:r>
+      <w:r>
+        <w:t xml:space="preserve"> </w:t>
+      </w:r>
+      <w:r>
+        <w:t xml:space="preserve">from 3.75 through 4.82 and 9.10 to 14.44, an increment of about 0.107 per</w:t>
+      </w:r>
+      <w:r>
+        <w:t xml:space="preserve"> </w:t>
+      </w:r>
+      <w:r>
+        <w:t xml:space="preserve">megapascal. This perfect linearity reflects the linear nature of the thermoelastic</w:t>
+      </w:r>
+      <w:r>
+        <w:t xml:space="preserve"> </w:t>
+      </w:r>
+      <w:r>
+        <w:t xml:space="preserve">model, and even at 100 MPa the solution remains smooth and convergent, with no</w:t>
+      </w:r>
+      <w:r>
+        <w:t xml:space="preserve"> </w:t>
+      </w:r>
+      <w:r>
+        <w:t xml:space="preserve">discontinuity, because physical rupture (material failure or separation) is not</w:t>
+      </w:r>
+      <w:r>
+        <w:t xml:space="preserve"> </w:t>
+      </w:r>
+      <w:r>
+        <w:t xml:space="preserve">included in the present linear model; assessing that would require a damage or</w:t>
+      </w:r>
+      <w:r>
+        <w:t xml:space="preserve"> </w:t>
+      </w:r>
+      <w:r>
+        <w:t xml:space="preserve">failure model. Unlike the near-negligible megapascal-level pressures of much of</w:t>
+      </w:r>
+      <w:r>
+        <w:t xml:space="preserve"> </w:t>
+      </w:r>
+      <w:r>
+        <w:t xml:space="preserve">the literature, at the 50 MPa reference the pressure is a genuine first-order</w:t>
+      </w:r>
+      <w:r>
+        <w:t xml:space="preserve"> </w:t>
+      </w:r>
+      <w:r>
+        <w:t xml:space="preserve">contributor to the stress and displacement, while the temperature field remains</w:t>
+      </w:r>
+      <w:r>
+        <w:t xml:space="preserve"> </w:t>
+      </w:r>
+      <w:r>
+        <w:t xml:space="preserve">thermally governed. The dimensionless radial-stress profile runs from the negative</w:t>
+      </w:r>
+      <w:r>
+        <w:t xml:space="preserve"> </w:t>
+      </w:r>
+      <w:r>
+        <w:t xml:space="preserve">of the applied pressure at the inner surface to zero at the outer surface,</w:t>
+      </w:r>
+      <w:r>
+        <w:t xml:space="preserve"> </w:t>
+      </w:r>
+      <w:r>
+        <w:t xml:space="preserve">consistent with the loading boundary condition.</w:t>
+      </w:r>
+    </w:p>
+    <w:bookmarkEnd w:id="71"/>
+    <w:bookmarkStart w:id="75" w:name="X85283b7d337430b612aa9d28b66a5c2b37b0441"/>
+    <w:p>
+      <w:pPr>
+        <w:pStyle w:val="Heading2"/>
+      </w:pPr>
+      <w:r>
+        <w:t xml:space="preserve">4-12. Effect of the cylinder length and the long-cylinder limit</w:t>
+      </w:r>
+    </w:p>
+    <w:p>
+      <w:pPr>
+        <w:pStyle w:val="FirstParagraph"/>
+      </w:pPr>
+      <w:r>
+        <w:rPr>
+          <w:b/>
+          <w:bCs/>
+        </w:rPr>
+        <w:t xml:space="preserve">Figure 4-17.</w:t>
+      </w:r>
+    </w:p>
+    <w:p>
+      <w:pPr>
+        <w:pStyle w:val="CaptionedFigure"/>
+      </w:pPr>
+      <w:r>
+        <w:drawing>
+          <wp:inline>
+            <wp:extent cx="5334000" cy="3164350"/>
+            <wp:effectExtent b="0" l="0" r="0" t="0"/>
+            <wp:docPr descr="Effect of the cylinder length L = 1 / 2.1 / 5 / 10 m and the approach to the long-cylinder limit." title="" id="73" name="Picture"/>
+            <a:graphic>
+              <a:graphicData uri="http://schemas.openxmlformats.org/drawingml/2006/picture">
+                <pic:pic>
+                  <pic:nvPicPr>
+                    <pic:cNvPr descr="figures_ch4_color/Q_length.png" id="74" name="Picture"/>
+                    <pic:cNvPicPr>
+                      <a:picLocks noChangeArrowheads="1" noChangeAspect="1"/>
+                    </pic:cNvPicPr>
+                  </pic:nvPicPr>
+                  <pic:blipFill>
+                    <a:blip r:embed="rId72"/>
+                    <a:stretch>
+                      <a:fillRect/>
+                    </a:stretch>
+                  </pic:blipFill>
+                  <pic:spPr bwMode="auto">
+                    <a:xfrm>
+                      <a:off x="0" y="0"/>
+                      <a:ext cx="5334000" cy="3164350"/>
+                    </a:xfrm>
+                    <a:prstGeom prst="rect">
+                      <a:avLst/>
+                    </a:prstGeom>
+                    <a:noFill/>
+                    <a:ln w="9525">
+                      <a:noFill/>
+                      <a:headEnd/>
+                      <a:tailEnd/>
+                    </a:ln>
+                  </pic:spPr>
+                </pic:pic>
+              </a:graphicData>
+            </a:graphic>
+          </wp:inline>
+        </w:drawing>
+      </w:r>
+    </w:p>
+    <w:p>
+      <w:pPr>
+        <w:pStyle w:val="ImageCaption"/>
+      </w:pPr>
+      <w:r>
+        <w:t xml:space="preserve">Effect of the cylinder length L = 1 / 2.1 / 5 / 10 m and the approach to the long-cylinder limit.</w:t>
+      </w:r>
+    </w:p>
+    <w:p>
+      <w:pPr>
+        <w:pStyle w:val="BodyText"/>
+      </w:pPr>
+      <w:r>
+        <w:t xml:space="preserve">To examine the limiting behavior of a long cylinder, the length is increased from</w:t>
+      </w:r>
+      <w:r>
+        <w:t xml:space="preserve"> </w:t>
+      </w:r>
+      <w:r>
+        <w:t xml:space="preserve">1 m through the reference 2.1 m to 5 and 10 m. As shown in Figure 4-17, the peak</w:t>
+      </w:r>
+      <w:r>
+        <w:t xml:space="preserve"> </w:t>
+      </w:r>
+      <w:r>
+        <w:t xml:space="preserve">mid-point temperature is length-independent, remaining at 0.926 to 0.927. The</w:t>
+      </w:r>
+      <w:r>
+        <w:t xml:space="preserve"> </w:t>
+      </w:r>
+      <w:r>
+        <w:t xml:space="preserve">mechanical response, however, tends to a limit as the length grows. The very short</w:t>
+      </w:r>
+      <w:r>
+        <w:t xml:space="preserve"> </w:t>
+      </w:r>
+      <w:r>
+        <w:t xml:space="preserve">cylinder (L = 1 m) is dominated by its two close end supports: its mid-length</w:t>
+      </w:r>
+      <w:r>
+        <w:t xml:space="preserve"> </w:t>
+      </w:r>
+      <w:r>
+        <w:t xml:space="preserve">inner-surface hoop stress is compressive (−1.477) and its displacement is small</w:t>
+      </w:r>
+      <w:r>
+        <w:t xml:space="preserve"> </w:t>
+      </w:r>
+      <w:r>
+        <w:t xml:space="preserve">(3.42). As the length increases the mid-length section moves away from the end</w:t>
+      </w:r>
+      <w:r>
+        <w:t xml:space="preserve"> </w:t>
+      </w:r>
+      <w:r>
+        <w:t xml:space="preserve">constraints, the inner hoop stress becomes tensile and approaches an asymptote of</w:t>
+      </w:r>
+      <w:r>
+        <w:t xml:space="preserve"> </w:t>
+      </w:r>
+      <w:r>
+        <w:t xml:space="preserve">about 2.0 to 2.1 (1.526, 2.139 and 2.031 for 2.1, 5 and 10 m), and the peak</w:t>
+      </w:r>
+      <w:r>
+        <w:t xml:space="preserve"> </w:t>
+      </w:r>
+      <w:r>
+        <w:t xml:space="preserve">displacement settles toward about 8.4 (9.10, 8.57 and 8.37). The mid-length</w:t>
+      </w:r>
+      <w:r>
+        <w:t xml:space="preserve"> </w:t>
+      </w:r>
+      <w:r>
+        <w:t xml:space="preserve">response thus converges to the infinite-length (plane-strain-like) limit in which</w:t>
+      </w:r>
+      <w:r>
+        <w:t xml:space="preserve"> </w:t>
+      </w:r>
+      <w:r>
+        <w:t xml:space="preserve">the mechanical effects of the two ends are not felt.</w:t>
+      </w:r>
+    </w:p>
+    <w:bookmarkEnd w:id="75"/>
+    <w:bookmarkStart w:id="82" w:name="X81eac57fafad65e87a08e7444e513955d528acd"/>
+    <w:p>
+      <w:pPr>
+        <w:pStyle w:val="Heading2"/>
+      </w:pPr>
+      <w:r>
+        <w:t xml:space="preserve">4-13. Interaction of the GPL and porosity distribution patterns</w:t>
+      </w:r>
+    </w:p>
+    <w:p>
+      <w:pPr>
+        <w:pStyle w:val="FirstParagraph"/>
+      </w:pPr>
+      <w:r>
+        <w:t xml:space="preserve">The individual studies showed pattern V for the GPLs and pattern A for the</w:t>
+      </w:r>
+      <w:r>
+        <w:t xml:space="preserve"> </w:t>
+      </w:r>
+      <w:r>
+        <w:t xml:space="preserve">porosity to be the most favorable thermally. This section examines the full</w:t>
+      </w:r>
+      <w:r>
+        <w:t xml:space="preserve"> </w:t>
+      </w:r>
+      <w:r>
+        <w:t xml:space="preserve">interaction by computing all twenty-five combinations of the five GPL patterns</w:t>
+      </w:r>
+      <w:r>
+        <w:t xml:space="preserve"> </w:t>
+      </w:r>
+      <w:r>
+        <w:t xml:space="preserve">with the five porosity patterns, each combination labeled (for example X-GPL +</w:t>
+      </w:r>
+      <w:r>
+        <w:t xml:space="preserve"> </w:t>
+      </w:r>
+      <w:r>
+        <w:t xml:space="preserve">V-Por). The dimensionless outer-surface temperature and the hoop-stress profile</w:t>
+      </w:r>
+      <w:r>
+        <w:t xml:space="preserve"> </w:t>
+      </w:r>
+      <w:r>
+        <w:t xml:space="preserve">of every combination are shown as a 5×5 matrix in Figure 4-18.</w:t>
+      </w:r>
+    </w:p>
+    <w:p>
+      <w:pPr>
+        <w:pStyle w:val="BodyText"/>
+      </w:pPr>
+      <w:r>
+        <w:rPr>
+          <w:b/>
+          <w:bCs/>
+        </w:rPr>
+        <w:t xml:space="preserve">Figure 4-18.</w:t>
+      </w:r>
+    </w:p>
+    <w:p>
+      <w:pPr>
+        <w:pStyle w:val="CaptionedFigure"/>
+      </w:pPr>
+      <w:r>
+        <w:drawing>
+          <wp:inline>
+            <wp:extent cx="5334000" cy="3982720"/>
+            <wp:effectExtent b="0" l="0" r="0" t="0"/>
+            <wp:docPr descr="Full 25-case GPL x porosity matrix: through-wall dimensionless temperature T*(xi) for every pattern pair; porosity A is a universal thermal barrier." title="" id="77" name="Picture"/>
+            <a:graphic>
+              <a:graphicData uri="http://schemas.openxmlformats.org/drawingml/2006/picture">
+                <pic:pic>
+                  <pic:nvPicPr>
+                    <pic:cNvPr descr="figures_ch4_color/matrix25_Tstar.png" id="78" name="Picture"/>
+                    <pic:cNvPicPr>
+                      <a:picLocks noChangeArrowheads="1" noChangeAspect="1"/>
+                    </pic:cNvPicPr>
+                  </pic:nvPicPr>
+                  <pic:blipFill>
+                    <a:blip r:embed="rId76"/>
+                    <a:stretch>
+                      <a:fillRect/>
+                    </a:stretch>
+                  </pic:blipFill>
+                  <pic:spPr bwMode="auto">
+                    <a:xfrm>
+                      <a:off x="0" y="0"/>
+                      <a:ext cx="5334000" cy="3982720"/>
+                    </a:xfrm>
+                    <a:prstGeom prst="rect">
+                      <a:avLst/>
+                    </a:prstGeom>
+                    <a:noFill/>
+                    <a:ln w="9525">
+                      <a:noFill/>
+                      <a:headEnd/>
+                      <a:tailEnd/>
+                    </a:ln>
+                  </pic:spPr>
+                </pic:pic>
+              </a:graphicData>
+            </a:graphic>
+          </wp:inline>
+        </w:drawing>
+      </w:r>
+    </w:p>
+    <w:p>
+      <w:pPr>
+        <w:pStyle w:val="ImageCaption"/>
+      </w:pPr>
+      <w:r>
+        <w:t xml:space="preserve">Full 25-case GPL x porosity matrix: through-wall dimensionless temperature T*(xi) for every pattern pair; porosity A is a universal thermal barrier.</w:t>
+      </w:r>
+    </w:p>
+    <w:p>
+      <w:pPr>
+        <w:pStyle w:val="BodyText"/>
+      </w:pPr>
+      <w:r>
+        <w:t xml:space="preserve">The first key observation is that the porosity pattern A acts as a</w:t>
+      </w:r>
+      <w:r>
+        <w:t xml:space="preserve"> </w:t>
+      </w:r>
+      <w:r>
+        <w:rPr>
+          <w:b/>
+          <w:bCs/>
+        </w:rPr>
+        <w:t xml:space="preserve">universal</w:t>
+      </w:r>
+      <w:r>
+        <w:rPr>
+          <w:b/>
+          <w:bCs/>
+        </w:rPr>
+        <w:t xml:space="preserve"> </w:t>
+      </w:r>
+      <w:r>
+        <w:rPr>
+          <w:b/>
+          <w:bCs/>
+        </w:rPr>
+        <w:t xml:space="preserve">thermal barrier</w:t>
+      </w:r>
+      <w:r>
+        <w:t xml:space="preserve">: regardless of the GPL pattern, concentrating the pores at the</w:t>
+      </w:r>
+      <w:r>
+        <w:t xml:space="preserve"> </w:t>
+      </w:r>
+      <w:r>
+        <w:t xml:space="preserve">outer surface gives the lowest outer-surface temperature, the values along that</w:t>
+      </w:r>
+      <w:r>
+        <w:t xml:space="preserve"> </w:t>
+      </w:r>
+      <w:r>
+        <w:t xml:space="preserve">column being 0.107, 0.064, 0.116, 0.034 and 0.134. The best combination of all,</w:t>
+      </w:r>
+      <w:r>
+        <w:t xml:space="preserve"> </w:t>
+      </w:r>
+      <w:r>
+        <w:t xml:space="preserve">GPL-V together with porosity-A, holds the outer-surface temperature at 0.034 — a</w:t>
+      </w:r>
+      <w:r>
+        <w:t xml:space="preserve"> </w:t>
+      </w:r>
+      <w:r>
+        <w:t xml:space="preserve">roughly twenty-six-fold reduction with respect to the reference (0.883) — while</w:t>
+      </w:r>
+      <w:r>
+        <w:t xml:space="preserve"> </w:t>
+      </w:r>
+      <w:r>
+        <w:t xml:space="preserve">its stress state remains benign (the inner hoop stress is a small compressive</w:t>
+      </w:r>
+      <w:r>
+        <w:t xml:space="preserve"> </w:t>
+      </w:r>
+      <w:r>
+        <w:t xml:space="preserve">−0.378). This confirms the design recommendation of the thesis for thermal</w:t>
+      </w:r>
+      <w:r>
+        <w:t xml:space="preserve"> </w:t>
+      </w:r>
+      <w:r>
+        <w:t xml:space="preserve">protection.</w:t>
+      </w:r>
+    </w:p>
+    <w:p>
+      <w:pPr>
+        <w:pStyle w:val="BodyText"/>
+      </w:pPr>
+      <w:r>
+        <w:rPr>
+          <w:b/>
+          <w:bCs/>
+        </w:rPr>
+        <w:t xml:space="preserve">Figure 4-19.</w:t>
+      </w:r>
+    </w:p>
+    <w:p>
+      <w:pPr>
+        <w:pStyle w:val="CaptionedFigure"/>
+      </w:pPr>
+      <w:r>
+        <w:drawing>
+          <wp:inline>
+            <wp:extent cx="5334000" cy="2724605"/>
+            <wp:effectExtent b="0" l="0" r="0" t="0"/>
+            <wp:docPr descr="Full 25-case GPL x porosity matrix: hoop-stress profile Sigma_thth(xi) for every pattern pair." title="" id="80" name="Picture"/>
+            <a:graphic>
+              <a:graphicData uri="http://schemas.openxmlformats.org/drawingml/2006/picture">
+                <pic:pic>
+                  <pic:nvPicPr>
+                    <pic:cNvPr descr="figures_ch4_color/matrix25_Sigma_thth.png" id="81" name="Picture"/>
+                    <pic:cNvPicPr>
+                      <a:picLocks noChangeArrowheads="1" noChangeAspect="1"/>
+                    </pic:cNvPicPr>
+                  </pic:nvPicPr>
+                  <pic:blipFill>
+                    <a:blip r:embed="rId79"/>
+                    <a:stretch>
+                      <a:fillRect/>
+                    </a:stretch>
+                  </pic:blipFill>
+                  <pic:spPr bwMode="auto">
+                    <a:xfrm>
+                      <a:off x="0" y="0"/>
+                      <a:ext cx="5334000" cy="2724605"/>
+                    </a:xfrm>
+                    <a:prstGeom prst="rect">
+                      <a:avLst/>
+                    </a:prstGeom>
+                    <a:noFill/>
+                    <a:ln w="9525">
+                      <a:noFill/>
+                      <a:headEnd/>
+                      <a:tailEnd/>
+                    </a:ln>
+                  </pic:spPr>
+                </pic:pic>
+              </a:graphicData>
+            </a:graphic>
+          </wp:inline>
+        </w:drawing>
+      </w:r>
+    </w:p>
+    <w:p>
+      <w:pPr>
+        <w:pStyle w:val="ImageCaption"/>
+      </w:pPr>
+      <w:r>
+        <w:t xml:space="preserve">Full 25-case GPL x porosity matrix: hoop-stress profile Sigma_thth(xi) for every pattern pair.</w:t>
+      </w:r>
+    </w:p>
+    <w:p>
+      <w:pPr>
+        <w:pStyle w:val="BodyText"/>
+      </w:pPr>
+      <w:r>
+        <w:t xml:space="preserve">The second observation is the mirror-pattern interaction. Patterns V and A are</w:t>
+      </w:r>
+      <w:r>
+        <w:t xml:space="preserve"> </w:t>
+      </w:r>
+      <w:r>
+        <w:t xml:space="preserve">geometric mirror images (inner-surface versus outer-surface concentration). When</w:t>
+      </w:r>
+      <w:r>
+        <w:t xml:space="preserve"> </w:t>
+      </w:r>
+      <w:r>
+        <w:t xml:space="preserve">GPL-V (conductive at the inner surface) is combined with porosity-A (insulating at</w:t>
+      </w:r>
+      <w:r>
+        <w:t xml:space="preserve"> </w:t>
+      </w:r>
+      <w:r>
+        <w:t xml:space="preserve">the outer surface) the two mechanisms act synergetically and the outer-surface</w:t>
+      </w:r>
+      <w:r>
+        <w:t xml:space="preserve"> </w:t>
+      </w:r>
+      <w:r>
+        <w:t xml:space="preserve">temperature reaches its minimum; but when the same GPL-V is combined with</w:t>
+      </w:r>
+      <w:r>
+        <w:t xml:space="preserve"> </w:t>
+      </w:r>
+      <w:r>
+        <w:t xml:space="preserve">porosity-V (both concentrated at the inner surface) the two effects weaken each</w:t>
+      </w:r>
+      <w:r>
+        <w:t xml:space="preserve"> </w:t>
+      </w:r>
+      <w:r>
+        <w:t xml:space="preserve">other and the outer-surface temperature rises to 0.692. At the other extreme, the</w:t>
+      </w:r>
+      <w:r>
+        <w:t xml:space="preserve"> </w:t>
+      </w:r>
+      <w:r>
+        <w:t xml:space="preserve">worst cases belong to GPL-A (conductive at the outer surface) combined with the</w:t>
+      </w:r>
+      <w:r>
+        <w:t xml:space="preserve"> </w:t>
+      </w:r>
+      <w:r>
+        <w:t xml:space="preserve">symmetric porosities, which raise the outer-surface temperature as high as 0.896.</w:t>
+      </w:r>
+      <w:r>
+        <w:t xml:space="preserve"> </w:t>
+      </w:r>
+      <w:r>
+        <w:t xml:space="preserve">The highest hoop stresses of the matrix appear where a stiff GPL pattern meets an</w:t>
+      </w:r>
+      <w:r>
+        <w:t xml:space="preserve"> </w:t>
+      </w:r>
+      <w:r>
+        <w:t xml:space="preserve">inner-concentrated porosity — for example X-GPL + V-Por, with a peak hoop stress</w:t>
+      </w:r>
+      <w:r>
+        <w:t xml:space="preserve"> </w:t>
+      </w:r>
+      <w:r>
+        <w:t xml:space="preserve">of 4.20 — so the matrix also maps where stress, not temperature, becomes the</w:t>
+      </w:r>
+      <w:r>
+        <w:t xml:space="preserve"> </w:t>
+      </w:r>
+      <w:r>
+        <w:t xml:space="preserve">limiting concern. Thus not only the individual pattern but also the alignment or</w:t>
+      </w:r>
+      <w:r>
+        <w:t xml:space="preserve"> </w:t>
+      </w:r>
+      <w:r>
+        <w:t xml:space="preserve">opposition of the two patterns is decisive; this full interaction map has no</w:t>
+      </w:r>
+      <w:r>
+        <w:t xml:space="preserve"> </w:t>
+      </w:r>
+      <w:r>
+        <w:t xml:space="preserve">counterpart in comparable previous research [6] and is one of the contributions of</w:t>
+      </w:r>
+      <w:r>
+        <w:t xml:space="preserve"> </w:t>
+      </w:r>
+      <w:r>
+        <w:t xml:space="preserve">this work.</w:t>
+      </w:r>
+    </w:p>
+    <w:bookmarkEnd w:id="82"/>
+    <w:bookmarkStart w:id="86" w:name="effect-of-the-coupling-of-the-equations"/>
+    <w:p>
+      <w:pPr>
+        <w:pStyle w:val="Heading2"/>
+      </w:pPr>
+      <w:r>
+        <w:t xml:space="preserve">4-14. Effect of the coupling of the equations</w:t>
+      </w:r>
+    </w:p>
+    <w:p>
+      <w:pPr>
+        <w:pStyle w:val="FirstParagraph"/>
+      </w:pPr>
+      <w:r>
+        <w:rPr>
+          <w:b/>
+          <w:bCs/>
+        </w:rPr>
+        <w:t xml:space="preserve">Figure 4-20.</w:t>
+      </w:r>
+    </w:p>
+    <w:p>
+      <w:pPr>
+        <w:pStyle w:val="CaptionedFigure"/>
+      </w:pPr>
+      <w:r>
+        <w:drawing>
+          <wp:inline>
+            <wp:extent cx="5334000" cy="3708431"/>
+            <wp:effectExtent b="0" l="0" r="0" t="0"/>
+            <wp:docPr descr="Effect of thermo-mechanical coupling: fully coupled versus uncoupled energy equation." title="" id="84" name="Picture"/>
+            <a:graphic>
+              <a:graphicData uri="http://schemas.openxmlformats.org/drawingml/2006/picture">
+                <pic:pic>
+                  <pic:nvPicPr>
+                    <pic:cNvPr descr="figures_ch4_color/I_coupling.png" id="85" name="Picture"/>
+                    <pic:cNvPicPr>
+                      <a:picLocks noChangeArrowheads="1" noChangeAspect="1"/>
+                    </pic:cNvPicPr>
+                  </pic:nvPicPr>
+                  <pic:blipFill>
+                    <a:blip r:embed="rId83"/>
                     <a:stretch>
                       <a:fillRect/>
                     </a:stretch>
@@ -3686,7 +5510,7 @@
         <w:pStyle w:val="ImageCaption"/>
       </w:pPr>
       <w:r>
-        <w:t xml:space="preserve">Effect of the cylinder length l = 1 / 2.1 / 5 / 10 m and the approach to the long-cylinder limit.</w:t>
+        <w:t xml:space="preserve">Effect of thermo-mechanical coupling: fully coupled versus uncoupled energy equation.</w:t>
       </w:r>
     </w:p>
     <w:p>
@@ -3694,83 +5518,71 @@
         <w:pStyle w:val="BodyText"/>
       </w:pPr>
       <w:r>
-        <w:t xml:space="preserve">To examine the limiting behavior of a long cylinder, the length is increased from</w:t>
-      </w:r>
-      <w:r>
-        <w:t xml:space="preserve"> </w:t>
-      </w:r>
-      <w:r>
-        <w:t xml:space="preserve">1 m through the reference 2.1 m to 5 and 10 m. As shown in Figure 4-12, the peak</w:t>
-      </w:r>
-      <w:r>
-        <w:t xml:space="preserve"> </w:t>
-      </w:r>
-      <w:r>
-        <w:t xml:space="preserve">mid-point temperature is length-independent, remaining at 0.926 to 0.927. The</w:t>
-      </w:r>
-      <w:r>
-        <w:t xml:space="preserve"> </w:t>
-      </w:r>
-      <w:r>
-        <w:t xml:space="preserve">mechanical response, however, tends to a limit as the length grows. The very short</w:t>
-      </w:r>
-      <w:r>
-        <w:t xml:space="preserve"> </w:t>
-      </w:r>
-      <w:r>
-        <w:t xml:space="preserve">cylinder (l = 1 m) is dominated by its two close end supports: its mid-length</w:t>
-      </w:r>
-      <w:r>
-        <w:t xml:space="preserve"> </w:t>
-      </w:r>
-      <w:r>
-        <w:t xml:space="preserve">inner-surface hoop stress is compressive (−1.477) and its displacement is small</w:t>
-      </w:r>
-      <w:r>
-        <w:t xml:space="preserve"> </w:t>
-      </w:r>
-      <w:r>
-        <w:t xml:space="preserve">(3.42). As the length increases the mid-length section moves away from the end</w:t>
-      </w:r>
-      <w:r>
-        <w:t xml:space="preserve"> </w:t>
-      </w:r>
-      <w:r>
-        <w:t xml:space="preserve">constraints, the inner hoop stress becomes tensile and approaches an asymptote of</w:t>
-      </w:r>
-      <w:r>
-        <w:t xml:space="preserve"> </w:t>
-      </w:r>
-      <w:r>
-        <w:t xml:space="preserve">about 2.0 to 2.1 (1.526, 2.139 and 2.031 for 2.1, 5 and 10 m), and the peak</w:t>
-      </w:r>
-      <w:r>
-        <w:t xml:space="preserve"> </w:t>
-      </w:r>
-      <w:r>
-        <w:t xml:space="preserve">displacement settles toward about 8.4 (9.10, 8.57 and 8.37). The mid-length</w:t>
-      </w:r>
-      <w:r>
-        <w:t xml:space="preserve"> </w:t>
-      </w:r>
-      <w:r>
-        <w:t xml:space="preserve">response thus converges to the infinite-length (plane-strain-like) limit in which</w:t>
-      </w:r>
-      <w:r>
-        <w:t xml:space="preserve"> </w:t>
-      </w:r>
-      <w:r>
-        <w:t xml:space="preserve">the mechanical effects of the two ends are not felt.</w:t>
-      </w:r>
-    </w:p>
-    <w:bookmarkEnd w:id="77"/>
-    <w:bookmarkStart w:id="84" w:name="X81eac57fafad65e87a08e7444e513955d528acd"/>
+        <w:t xml:space="preserve">Figure 4-20 compares the fully coupled model with the uncoupled one (the</w:t>
+      </w:r>
+      <w:r>
+        <w:t xml:space="preserve"> </w:t>
+      </w:r>
+      <w:r>
+        <w:t xml:space="preserve">dilatation-rate term removed from the energy equation). At the reference</w:t>
+      </w:r>
+      <w:r>
+        <w:t xml:space="preserve"> </w:t>
+      </w:r>
+      <w:r>
+        <w:t xml:space="preserve">conditions the uncoupled model overestimates the peak mid-point temperature by</w:t>
+      </w:r>
+      <w:r>
+        <w:t xml:space="preserve"> </w:t>
+      </w:r>
+      <w:r>
+        <w:t xml:space="preserve">about 1.2 % (0.937 versus 0.926) and the outer-surface temperature by a similar</w:t>
+      </w:r>
+      <w:r>
+        <w:t xml:space="preserve"> </w:t>
+      </w:r>
+      <w:r>
+        <w:t xml:space="preserve">margin. The mechanism is that in the coupled model part of the thermal energy is</w:t>
+      </w:r>
+      <w:r>
+        <w:t xml:space="preserve"> </w:t>
+      </w:r>
+      <w:r>
+        <w:t xml:space="preserve">continuously converted into mechanical work — a thermoelastic damping of the</w:t>
+      </w:r>
+      <w:r>
+        <w:t xml:space="preserve"> </w:t>
+      </w:r>
+      <w:r>
+        <w:t xml:space="preserve">thermal wave — and the difference between the two models is largest exactly at the</w:t>
+      </w:r>
+      <w:r>
+        <w:t xml:space="preserve"> </w:t>
+      </w:r>
+      <w:r>
+        <w:t xml:space="preserve">wave fronts. The effect is modest at the mild reference relaxation time τ* = 0.15</w:t>
+      </w:r>
+      <w:r>
+        <w:t xml:space="preserve"> </w:t>
+      </w:r>
+      <w:r>
+        <w:t xml:space="preserve">but grows with the wave strength; it demonstrates that the fully coupled system</w:t>
+      </w:r>
+      <w:r>
+        <w:t xml:space="preserve"> </w:t>
+      </w:r>
+      <w:r>
+        <w:t xml:space="preserve">should be solved when the wave signature matters, despite its higher cost.</w:t>
+      </w:r>
+    </w:p>
+    <w:bookmarkEnd w:id="86"/>
+    <w:bookmarkStart w:id="90" w:name="Xb006e1994140170e308a706d86645cac631d9cb"/>
     <w:p>
       <w:pPr>
         <w:pStyle w:val="Heading2"/>
       </w:pPr>
       <w:r>
-        <w:t xml:space="preserve">4-13. Interaction of the GPL and porosity distribution patterns</w:t>
+        <w:t xml:space="preserve">4-15. Effect of the outer-surface convection coefficient</w:t>
       </w:r>
     </w:p>
     <w:p>
@@ -3778,37 +5590,11 @@
         <w:pStyle w:val="FirstParagraph"/>
       </w:pPr>
       <w:r>
-        <w:t xml:space="preserve">The individual studies showed pattern V for the GPLs and pattern A for the</w:t>
-      </w:r>
-      <w:r>
-        <w:t xml:space="preserve"> </w:t>
-      </w:r>
-      <w:r>
-        <w:t xml:space="preserve">porosity to be the most favorable thermally. This section examines the full</w:t>
-      </w:r>
-      <w:r>
-        <w:t xml:space="preserve"> </w:t>
-      </w:r>
-      <w:r>
-        <w:t xml:space="preserve">interaction by computing all twenty-five combinations of the five GPL patterns</w:t>
-      </w:r>
-      <w:r>
-        <w:t xml:space="preserve"> </w:t>
-      </w:r>
-      <w:r>
-        <w:t xml:space="preserve">with the five porosity patterns, each combination labeled (for example X-GPL +</w:t>
-      </w:r>
-      <w:r>
-        <w:t xml:space="preserve"> </w:t>
-      </w:r>
-      <w:r>
-        <w:t xml:space="preserve">V-Por). The dimensionless outer-surface temperature and the hoop-stress profile</w:t>
-      </w:r>
-      <w:r>
-        <w:t xml:space="preserve"> </w:t>
-      </w:r>
-      <w:r>
-        <w:t xml:space="preserve">of every combination are shown as a 5×5 matrix in Figure 4-13.</w:t>
+        <w:rPr>
+          <w:b/>
+          <w:bCs/>
+        </w:rPr>
+        <w:t xml:space="preserve">Figure 4-21.</w:t>
       </w:r>
     </w:p>
     <w:p>
@@ -3818,315 +5604,20 @@
       <w:r>
         <w:drawing>
           <wp:inline>
-            <wp:extent cx="5334000" cy="2695073"/>
+            <wp:extent cx="5334000" cy="3708431"/>
             <wp:effectExtent b="0" l="0" r="0" t="0"/>
-            <wp:docPr descr="Full 25-case GPL x porosity matrix: through-wall dimensionless temperature T*(xi) for every pattern pair; porosity A is a universal thermal barrier." title="" id="79" name="Picture"/>
+            <wp:docPr descr="Effect of the outer-surface convection coefficient h_c = 10 / 100 / 1000 W/m2K." title="" id="88" name="Picture"/>
             <a:graphic>
               <a:graphicData uri="http://schemas.openxmlformats.org/drawingml/2006/picture">
                 <pic:pic>
                   <pic:nvPicPr>
-                    <pic:cNvPr descr="figures_ch4_color/matrix25_Tstar.png" id="80" name="Picture"/>
+                    <pic:cNvPr descr="figures_ch4_color/J_convection.png" id="89" name="Picture"/>
                     <pic:cNvPicPr>
                       <a:picLocks noChangeArrowheads="1" noChangeAspect="1"/>
                     </pic:cNvPicPr>
                   </pic:nvPicPr>
                   <pic:blipFill>
-                    <a:blip r:embed="rId78"/>
-                    <a:stretch>
-                      <a:fillRect/>
-                    </a:stretch>
-                  </pic:blipFill>
-                  <pic:spPr bwMode="auto">
-                    <a:xfrm>
-                      <a:off x="0" y="0"/>
-                      <a:ext cx="5334000" cy="2695073"/>
-                    </a:xfrm>
-                    <a:prstGeom prst="rect">
-                      <a:avLst/>
-                    </a:prstGeom>
-                    <a:noFill/>
-                    <a:ln w="9525">
-                      <a:noFill/>
-                      <a:headEnd/>
-                      <a:tailEnd/>
-                    </a:ln>
-                  </pic:spPr>
-                </pic:pic>
-              </a:graphicData>
-            </a:graphic>
-          </wp:inline>
-        </w:drawing>
-      </w:r>
-    </w:p>
-    <w:p>
-      <w:pPr>
-        <w:pStyle w:val="ImageCaption"/>
-      </w:pPr>
-      <w:r>
-        <w:t xml:space="preserve">Full 25-case GPL x porosity matrix: through-wall dimensionless temperature T*(xi) for every pattern pair; porosity A is a universal thermal barrier.</w:t>
-      </w:r>
-    </w:p>
-    <w:p>
-      <w:pPr>
-        <w:pStyle w:val="BodyText"/>
-      </w:pPr>
-      <w:r>
-        <w:t xml:space="preserve">The first key observation is that the porosity pattern A acts as a</w:t>
-      </w:r>
-      <w:r>
-        <w:t xml:space="preserve"> </w:t>
-      </w:r>
-      <w:r>
-        <w:rPr>
-          <w:b/>
-          <w:bCs/>
-        </w:rPr>
-        <w:t xml:space="preserve">universal</w:t>
-      </w:r>
-      <w:r>
-        <w:rPr>
-          <w:b/>
-          <w:bCs/>
-        </w:rPr>
-        <w:t xml:space="preserve"> </w:t>
-      </w:r>
-      <w:r>
-        <w:rPr>
-          <w:b/>
-          <w:bCs/>
-        </w:rPr>
-        <w:t xml:space="preserve">thermal barrier</w:t>
-      </w:r>
-      <w:r>
-        <w:t xml:space="preserve">: regardless of the GPL pattern, concentrating the pores at the</w:t>
-      </w:r>
-      <w:r>
-        <w:t xml:space="preserve"> </w:t>
-      </w:r>
-      <w:r>
-        <w:t xml:space="preserve">outer surface gives the lowest outer-surface temperature, the values along that</w:t>
-      </w:r>
-      <w:r>
-        <w:t xml:space="preserve"> </w:t>
-      </w:r>
-      <w:r>
-        <w:t xml:space="preserve">column being 0.107, 0.064, 0.116, 0.034 and 0.134. The best combination of all,</w:t>
-      </w:r>
-      <w:r>
-        <w:t xml:space="preserve"> </w:t>
-      </w:r>
-      <w:r>
-        <w:t xml:space="preserve">GPL-V together with porosity-A, holds the outer-surface temperature at 0.034 — a</w:t>
-      </w:r>
-      <w:r>
-        <w:t xml:space="preserve"> </w:t>
-      </w:r>
-      <w:r>
-        <w:t xml:space="preserve">roughly twenty-six-fold reduction with respect to the reference (0.883) — while</w:t>
-      </w:r>
-      <w:r>
-        <w:t xml:space="preserve"> </w:t>
-      </w:r>
-      <w:r>
-        <w:t xml:space="preserve">its stress state remains benign (the inner hoop stress is a small compressive</w:t>
-      </w:r>
-      <w:r>
-        <w:t xml:space="preserve"> </w:t>
-      </w:r>
-      <w:r>
-        <w:t xml:space="preserve">−0.378). This confirms the design recommendation of the thesis for thermal</w:t>
-      </w:r>
-      <w:r>
-        <w:t xml:space="preserve"> </w:t>
-      </w:r>
-      <w:r>
-        <w:t xml:space="preserve">protection.</w:t>
-      </w:r>
-    </w:p>
-    <w:p>
-      <w:pPr>
-        <w:pStyle w:val="CaptionedFigure"/>
-      </w:pPr>
-      <w:r>
-        <w:drawing>
-          <wp:inline>
-            <wp:extent cx="5334000" cy="3982720"/>
-            <wp:effectExtent b="0" l="0" r="0" t="0"/>
-            <wp:docPr descr="Full 25-case GPL x porosity matrix: hoop-stress profile Sigma_thth(xi) for every pattern pair." title="" id="82" name="Picture"/>
-            <a:graphic>
-              <a:graphicData uri="http://schemas.openxmlformats.org/drawingml/2006/picture">
-                <pic:pic>
-                  <pic:nvPicPr>
-                    <pic:cNvPr descr="figures_ch4_color/matrix25_Sigma_thth.png" id="83" name="Picture"/>
-                    <pic:cNvPicPr>
-                      <a:picLocks noChangeArrowheads="1" noChangeAspect="1"/>
-                    </pic:cNvPicPr>
-                  </pic:nvPicPr>
-                  <pic:blipFill>
-                    <a:blip r:embed="rId81"/>
-                    <a:stretch>
-                      <a:fillRect/>
-                    </a:stretch>
-                  </pic:blipFill>
-                  <pic:spPr bwMode="auto">
-                    <a:xfrm>
-                      <a:off x="0" y="0"/>
-                      <a:ext cx="5334000" cy="3982720"/>
-                    </a:xfrm>
-                    <a:prstGeom prst="rect">
-                      <a:avLst/>
-                    </a:prstGeom>
-                    <a:noFill/>
-                    <a:ln w="9525">
-                      <a:noFill/>
-                      <a:headEnd/>
-                      <a:tailEnd/>
-                    </a:ln>
-                  </pic:spPr>
-                </pic:pic>
-              </a:graphicData>
-            </a:graphic>
-          </wp:inline>
-        </w:drawing>
-      </w:r>
-    </w:p>
-    <w:p>
-      <w:pPr>
-        <w:pStyle w:val="ImageCaption"/>
-      </w:pPr>
-      <w:r>
-        <w:t xml:space="preserve">Full 25-case GPL x porosity matrix: hoop-stress profile Sigma_thth(xi) for every pattern pair.</w:t>
-      </w:r>
-    </w:p>
-    <w:p>
-      <w:pPr>
-        <w:pStyle w:val="BodyText"/>
-      </w:pPr>
-      <w:r>
-        <w:t xml:space="preserve">The second observation is the mirror-pattern interaction. Patterns V and A are</w:t>
-      </w:r>
-      <w:r>
-        <w:t xml:space="preserve"> </w:t>
-      </w:r>
-      <w:r>
-        <w:t xml:space="preserve">geometric mirror images (inner-surface versus outer-surface concentration). When</w:t>
-      </w:r>
-      <w:r>
-        <w:t xml:space="preserve"> </w:t>
-      </w:r>
-      <w:r>
-        <w:t xml:space="preserve">GPL-V (conductive at the inner surface) is combined with porosity-A (insulating at</w:t>
-      </w:r>
-      <w:r>
-        <w:t xml:space="preserve"> </w:t>
-      </w:r>
-      <w:r>
-        <w:t xml:space="preserve">the outer surface) the two mechanisms act synergetically and the outer-surface</w:t>
-      </w:r>
-      <w:r>
-        <w:t xml:space="preserve"> </w:t>
-      </w:r>
-      <w:r>
-        <w:t xml:space="preserve">temperature reaches its minimum; but when the same GPL-V is combined with</w:t>
-      </w:r>
-      <w:r>
-        <w:t xml:space="preserve"> </w:t>
-      </w:r>
-      <w:r>
-        <w:t xml:space="preserve">porosity-V (both concentrated at the inner surface) the two effects weaken each</w:t>
-      </w:r>
-      <w:r>
-        <w:t xml:space="preserve"> </w:t>
-      </w:r>
-      <w:r>
-        <w:t xml:space="preserve">other and the outer-surface temperature rises to 0.692. At the other extreme, the</w:t>
-      </w:r>
-      <w:r>
-        <w:t xml:space="preserve"> </w:t>
-      </w:r>
-      <w:r>
-        <w:t xml:space="preserve">worst cases belong to GPL-A (conductive at the outer surface) combined with the</w:t>
-      </w:r>
-      <w:r>
-        <w:t xml:space="preserve"> </w:t>
-      </w:r>
-      <w:r>
-        <w:t xml:space="preserve">symmetric porosities, which raise the outer-surface temperature as high as 0.896.</w:t>
-      </w:r>
-      <w:r>
-        <w:t xml:space="preserve"> </w:t>
-      </w:r>
-      <w:r>
-        <w:t xml:space="preserve">The highest hoop stresses of the matrix appear where a stiff GPL pattern meets an</w:t>
-      </w:r>
-      <w:r>
-        <w:t xml:space="preserve"> </w:t>
-      </w:r>
-      <w:r>
-        <w:t xml:space="preserve">inner-concentrated porosity — for example X-GPL + V-Por, with a peak hoop stress</w:t>
-      </w:r>
-      <w:r>
-        <w:t xml:space="preserve"> </w:t>
-      </w:r>
-      <w:r>
-        <w:t xml:space="preserve">of 4.20 — so the matrix also maps where stress, not temperature, becomes the</w:t>
-      </w:r>
-      <w:r>
-        <w:t xml:space="preserve"> </w:t>
-      </w:r>
-      <w:r>
-        <w:t xml:space="preserve">limiting concern. Thus not only the individual pattern but also the alignment or</w:t>
-      </w:r>
-      <w:r>
-        <w:t xml:space="preserve"> </w:t>
-      </w:r>
-      <w:r>
-        <w:t xml:space="preserve">opposition of the two patterns is decisive; this full interaction map has no</w:t>
-      </w:r>
-      <w:r>
-        <w:t xml:space="preserve"> </w:t>
-      </w:r>
-      <w:r>
-        <w:t xml:space="preserve">counterpart in comparable previous research [6] and is one of the contributions of</w:t>
-      </w:r>
-      <w:r>
-        <w:t xml:space="preserve"> </w:t>
-      </w:r>
-      <w:r>
-        <w:t xml:space="preserve">this work.</w:t>
-      </w:r>
-    </w:p>
-    <w:bookmarkEnd w:id="84"/>
-    <w:bookmarkStart w:id="88" w:name="effect-of-the-coupling-of-the-equations"/>
-    <w:p>
-      <w:pPr>
-        <w:pStyle w:val="Heading2"/>
-      </w:pPr>
-      <w:r>
-        <w:t xml:space="preserve">4-14. Effect of the coupling of the equations</w:t>
-      </w:r>
-    </w:p>
-    <w:p>
-      <w:pPr>
-        <w:pStyle w:val="CaptionedFigure"/>
-      </w:pPr>
-      <w:r>
-        <w:drawing>
-          <wp:inline>
-            <wp:extent cx="5334000" cy="3708431"/>
-            <wp:effectExtent b="0" l="0" r="0" t="0"/>
-            <wp:docPr descr="Effect of thermo-mechanical coupling: fully coupled versus uncoupled energy equation." title="" id="86" name="Picture"/>
-            <a:graphic>
-              <a:graphicData uri="http://schemas.openxmlformats.org/drawingml/2006/picture">
-                <pic:pic>
-                  <pic:nvPicPr>
-                    <pic:cNvPr descr="figures_ch4_color/I_coupling.png" id="87" name="Picture"/>
-                    <pic:cNvPicPr>
-                      <a:picLocks noChangeArrowheads="1" noChangeAspect="1"/>
-                    </pic:cNvPicPr>
-                  </pic:nvPicPr>
-                  <pic:blipFill>
-                    <a:blip r:embed="rId85"/>
+                    <a:blip r:embed="rId87"/>
                     <a:stretch>
                       <a:fillRect/>
                     </a:stretch>
@@ -4158,7 +5649,7 @@
         <w:pStyle w:val="ImageCaption"/>
       </w:pPr>
       <w:r>
-        <w:t xml:space="preserve">Effect of thermo-mechanical coupling: fully coupled versus uncoupled energy equation.</w:t>
+        <w:t xml:space="preserve">Effect of the outer-surface convection coefficient h_c = 10 / 100 / 1000 W/m2K.</w:t>
       </w:r>
     </w:p>
     <w:p>
@@ -4166,71 +5657,83 @@
         <w:pStyle w:val="BodyText"/>
       </w:pPr>
       <w:r>
-        <w:t xml:space="preserve">Figure 4-14 compares the fully coupled model with the uncoupled one (the</w:t>
-      </w:r>
-      <w:r>
-        <w:t xml:space="preserve"> </w:t>
-      </w:r>
-      <w:r>
-        <w:t xml:space="preserve">dilatation-rate term removed from the energy equation). At the reference</w:t>
-      </w:r>
-      <w:r>
-        <w:t xml:space="preserve"> </w:t>
-      </w:r>
-      <w:r>
-        <w:t xml:space="preserve">conditions the uncoupled model overestimates the peak mid-point temperature by</w:t>
-      </w:r>
-      <w:r>
-        <w:t xml:space="preserve"> </w:t>
-      </w:r>
-      <w:r>
-        <w:t xml:space="preserve">about 1.2 % (0.937 versus 0.926) and the outer-surface temperature by a similar</w:t>
-      </w:r>
-      <w:r>
-        <w:t xml:space="preserve"> </w:t>
-      </w:r>
-      <w:r>
-        <w:t xml:space="preserve">margin. The mechanism is that in the coupled model part of the thermal energy is</w:t>
-      </w:r>
-      <w:r>
-        <w:t xml:space="preserve"> </w:t>
-      </w:r>
-      <w:r>
-        <w:t xml:space="preserve">continuously converted into mechanical work — a thermoelastic damping of the</w:t>
-      </w:r>
-      <w:r>
-        <w:t xml:space="preserve"> </w:t>
-      </w:r>
-      <w:r>
-        <w:t xml:space="preserve">thermal wave — and the difference between the two models is largest exactly at the</w:t>
-      </w:r>
-      <w:r>
-        <w:t xml:space="preserve"> </w:t>
-      </w:r>
-      <w:r>
-        <w:t xml:space="preserve">wave fronts. The effect is modest at the mild reference relaxation time τ* = 0.15</w:t>
-      </w:r>
-      <w:r>
-        <w:t xml:space="preserve"> </w:t>
-      </w:r>
-      <w:r>
-        <w:t xml:space="preserve">but grows with the wave strength; it demonstrates that the fully coupled system</w:t>
-      </w:r>
-      <w:r>
-        <w:t xml:space="preserve"> </w:t>
-      </w:r>
-      <w:r>
-        <w:t xml:space="preserve">should be solved when the wave signature matters, despite its higher cost.</w:t>
-      </w:r>
-    </w:p>
-    <w:bookmarkEnd w:id="88"/>
-    <w:bookmarkStart w:id="92" w:name="Xb006e1994140170e308a706d86645cac631d9cb"/>
+        <w:t xml:space="preserve">Figure 4-21 examines the outer-surface convection coefficient for h_c = 10, 100</w:t>
+      </w:r>
+      <w:r>
+        <w:t xml:space="preserve"> </w:t>
+      </w:r>
+      <w:r>
+        <w:t xml:space="preserve">and 1000 W/m²K, corresponding to Biot numbers Bi = h_c h/k̄ ≈ 0.07 to 6.6. As h_c</w:t>
+      </w:r>
+      <w:r>
+        <w:t xml:space="preserve"> </w:t>
+      </w:r>
+      <w:r>
+        <w:t xml:space="preserve">increases, the outer surface turns from nearly adiabatic into an effective heat</w:t>
+      </w:r>
+      <w:r>
+        <w:t xml:space="preserve"> </w:t>
+      </w:r>
+      <w:r>
+        <w:t xml:space="preserve">sink: the outer-surface temperature drops from 0.883 through 0.591 to 0.107, the</w:t>
+      </w:r>
+      <w:r>
+        <w:t xml:space="preserve"> </w:t>
+      </w:r>
+      <w:r>
+        <w:t xml:space="preserve">mid-point peak from 0.926 through 0.802 to 0.715, and the inner-surface hoop</w:t>
+      </w:r>
+      <w:r>
+        <w:t xml:space="preserve"> </w:t>
+      </w:r>
+      <w:r>
+        <w:t xml:space="preserve">stress relaxes from 1.526 through 1.176 to 0.540 — because what sets the thermal</w:t>
+      </w:r>
+      <w:r>
+        <w:t xml:space="preserve"> </w:t>
+      </w:r>
+      <w:r>
+        <w:t xml:space="preserve">stress is the through-wall temperature difference, not the absolute temperature.</w:t>
+      </w:r>
+      <w:r>
+        <w:t xml:space="preserve"> </w:t>
+      </w:r>
+      <w:r>
+        <w:t xml:space="preserve">The response is nearly insensitive to convection at the smallest coefficient and</w:t>
+      </w:r>
+      <w:r>
+        <w:t xml:space="preserve"> </w:t>
+      </w:r>
+      <w:r>
+        <w:t xml:space="preserve">strongly convection-controlled at the largest, two regimes that must be</w:t>
+      </w:r>
+      <w:r>
+        <w:t xml:space="preserve"> </w:t>
+      </w:r>
+      <w:r>
+        <w:t xml:space="preserve">distinguished in design.</w:t>
+      </w:r>
+    </w:p>
+    <w:bookmarkEnd w:id="90"/>
+    <w:bookmarkStart w:id="94" w:name="effect-of-the-wall-thickness"/>
     <w:p>
       <w:pPr>
         <w:pStyle w:val="Heading2"/>
       </w:pPr>
       <w:r>
-        <w:t xml:space="preserve">4-15. Effect of the outer-surface convection coefficient</w:t>
+        <w:t xml:space="preserve">4-16. Effect of the wall thickness</w:t>
+      </w:r>
+    </w:p>
+    <w:p>
+      <w:pPr>
+        <w:pStyle w:val="FirstParagraph"/>
+      </w:pPr>
+      <w:r>
+        <w:rPr>
+          <w:b/>
+          <w:bCs/>
+        </w:rPr>
+        <w:t xml:space="preserve">Figure 4-22.</w:t>
       </w:r>
     </w:p>
     <w:p>
@@ -4240,147 +5743,20 @@
       <w:r>
         <w:drawing>
           <wp:inline>
-            <wp:extent cx="5334000" cy="3297867"/>
+            <wp:extent cx="5334000" cy="3708431"/>
             <wp:effectExtent b="0" l="0" r="0" t="0"/>
-            <wp:docPr descr="Effect of the outer-surface convection coefficient h_c = 10 / 100 / 1000 W/m2K." title="" id="90" name="Picture"/>
+            <wp:docPr descr="Effect of the wall thickness, radius ratio R_o/R_i = 1.25 / 1.5 / 2.0 (inner radius fixed)." title="" id="92" name="Picture"/>
             <a:graphic>
               <a:graphicData uri="http://schemas.openxmlformats.org/drawingml/2006/picture">
                 <pic:pic>
                   <pic:nvPicPr>
-                    <pic:cNvPr descr="figures_ch4_color/J_convection.png" id="91" name="Picture"/>
+                    <pic:cNvPr descr="figures_ch4_color/K_thickness.png" id="93" name="Picture"/>
                     <pic:cNvPicPr>
                       <a:picLocks noChangeArrowheads="1" noChangeAspect="1"/>
                     </pic:cNvPicPr>
                   </pic:nvPicPr>
                   <pic:blipFill>
-                    <a:blip r:embed="rId89"/>
-                    <a:stretch>
-                      <a:fillRect/>
-                    </a:stretch>
-                  </pic:blipFill>
-                  <pic:spPr bwMode="auto">
-                    <a:xfrm>
-                      <a:off x="0" y="0"/>
-                      <a:ext cx="5334000" cy="3297867"/>
-                    </a:xfrm>
-                    <a:prstGeom prst="rect">
-                      <a:avLst/>
-                    </a:prstGeom>
-                    <a:noFill/>
-                    <a:ln w="9525">
-                      <a:noFill/>
-                      <a:headEnd/>
-                      <a:tailEnd/>
-                    </a:ln>
-                  </pic:spPr>
-                </pic:pic>
-              </a:graphicData>
-            </a:graphic>
-          </wp:inline>
-        </w:drawing>
-      </w:r>
-    </w:p>
-    <w:p>
-      <w:pPr>
-        <w:pStyle w:val="ImageCaption"/>
-      </w:pPr>
-      <w:r>
-        <w:t xml:space="preserve">Effect of the outer-surface convection coefficient h_c = 10 / 100 / 1000 W/m2K.</w:t>
-      </w:r>
-    </w:p>
-    <w:p>
-      <w:pPr>
-        <w:pStyle w:val="BodyText"/>
-      </w:pPr>
-      <w:r>
-        <w:t xml:space="preserve">Figure 4-15 examines the outer-surface convection coefficient for h_c = 10, 100</w:t>
-      </w:r>
-      <w:r>
-        <w:t xml:space="preserve"> </w:t>
-      </w:r>
-      <w:r>
-        <w:t xml:space="preserve">and 1000 W/m²K, corresponding to Biot numbers Bi = h_c h/k̄ ≈ 0.07 to 6.6. As h_c</w:t>
-      </w:r>
-      <w:r>
-        <w:t xml:space="preserve"> </w:t>
-      </w:r>
-      <w:r>
-        <w:t xml:space="preserve">increases, the outer surface turns from nearly adiabatic into an effective heat</w:t>
-      </w:r>
-      <w:r>
-        <w:t xml:space="preserve"> </w:t>
-      </w:r>
-      <w:r>
-        <w:t xml:space="preserve">sink: the outer-surface temperature drops from 0.883 through 0.591 to 0.107, the</w:t>
-      </w:r>
-      <w:r>
-        <w:t xml:space="preserve"> </w:t>
-      </w:r>
-      <w:r>
-        <w:t xml:space="preserve">mid-point peak from 0.926 through 0.802 to 0.715, and the inner-surface hoop</w:t>
-      </w:r>
-      <w:r>
-        <w:t xml:space="preserve"> </w:t>
-      </w:r>
-      <w:r>
-        <w:t xml:space="preserve">stress relaxes from 1.526 through 1.176 to 0.540 — because what sets the thermal</w:t>
-      </w:r>
-      <w:r>
-        <w:t xml:space="preserve"> </w:t>
-      </w:r>
-      <w:r>
-        <w:t xml:space="preserve">stress is the through-wall temperature difference, not the absolute temperature.</w:t>
-      </w:r>
-      <w:r>
-        <w:t xml:space="preserve"> </w:t>
-      </w:r>
-      <w:r>
-        <w:t xml:space="preserve">The response is nearly insensitive to convection at the smallest coefficient and</w:t>
-      </w:r>
-      <w:r>
-        <w:t xml:space="preserve"> </w:t>
-      </w:r>
-      <w:r>
-        <w:t xml:space="preserve">strongly convection-controlled at the largest, two regimes that must be</w:t>
-      </w:r>
-      <w:r>
-        <w:t xml:space="preserve"> </w:t>
-      </w:r>
-      <w:r>
-        <w:t xml:space="preserve">distinguished in design.</w:t>
-      </w:r>
-    </w:p>
-    <w:bookmarkEnd w:id="92"/>
-    <w:bookmarkStart w:id="96" w:name="effect-of-the-wall-thickness"/>
-    <w:p>
-      <w:pPr>
-        <w:pStyle w:val="Heading2"/>
-      </w:pPr>
-      <w:r>
-        <w:t xml:space="preserve">4-16. Effect of the wall thickness</w:t>
-      </w:r>
-    </w:p>
-    <w:p>
-      <w:pPr>
-        <w:pStyle w:val="CaptionedFigure"/>
-      </w:pPr>
-      <w:r>
-        <w:drawing>
-          <wp:inline>
-            <wp:extent cx="5334000" cy="3708431"/>
-            <wp:effectExtent b="0" l="0" r="0" t="0"/>
-            <wp:docPr descr="Effect of the wall thickness, radius ratio R_o/R_i = 1.25 / 1.5 / 2.0 (inner radius fixed)." title="" id="94" name="Picture"/>
-            <a:graphic>
-              <a:graphicData uri="http://schemas.openxmlformats.org/drawingml/2006/picture">
-                <pic:pic>
-                  <pic:nvPicPr>
-                    <pic:cNvPr descr="figures_ch4_color/K_thickness.png" id="95" name="Picture"/>
-                    <pic:cNvPicPr>
-                      <a:picLocks noChangeArrowheads="1" noChangeAspect="1"/>
-                    </pic:cNvPicPr>
-                  </pic:nvPicPr>
-                  <pic:blipFill>
-                    <a:blip r:embed="rId93"/>
+                    <a:blip r:embed="rId91"/>
                     <a:stretch>
                       <a:fillRect/>
                     </a:stretch>
@@ -4420,7 +5796,7 @@
         <w:pStyle w:val="BodyText"/>
       </w:pPr>
       <w:r>
-        <w:t xml:space="preserve">Figure 4-16 compares three cylinders with radius ratios R_o/R_i = 1.25, 1.5 and</w:t>
+        <w:t xml:space="preserve">Figure 4-22 compares three cylinders with radius ratios R_o/R_i = 1.25, 1.5 and</w:t>
       </w:r>
       <w:r>
         <w:t xml:space="preserve"> </w:t>
@@ -4495,14 +5871,26 @@
         <w:t xml:space="preserve">against a large, mildly stressed but strongly compressive thick wall.</w:t>
       </w:r>
     </w:p>
-    <w:bookmarkEnd w:id="96"/>
-    <w:bookmarkStart w:id="100" w:name="response-to-a-gaussian-thermal-shock"/>
+    <w:bookmarkEnd w:id="94"/>
+    <w:bookmarkStart w:id="98" w:name="response-to-a-gaussian-thermal-shock"/>
     <w:p>
       <w:pPr>
         <w:pStyle w:val="Heading2"/>
       </w:pPr>
       <w:r>
         <w:t xml:space="preserve">4-17. Response to a Gaussian thermal shock</w:t>
+      </w:r>
+    </w:p>
+    <w:p>
+      <w:pPr>
+        <w:pStyle w:val="FirstParagraph"/>
+      </w:pPr>
+      <w:r>
+        <w:rPr>
+          <w:b/>
+          <w:bCs/>
+        </w:rPr>
+        <w:t xml:space="preserve">Figure 4-23.</w:t>
       </w:r>
     </w:p>
     <w:p>
@@ -4514,18 +5902,18 @@
           <wp:inline>
             <wp:extent cx="5334000" cy="3708431"/>
             <wp:effectExtent b="0" l="0" r="0" t="0"/>
-            <wp:docPr descr="Response to a Gaussian thermal shock: Lord-Shulman versus Fourier; the LS pulse arrives later, stronger and persists." title="" id="98" name="Picture"/>
+            <wp:docPr descr="Response to a Gaussian thermal shock: Lord-Shulman versus Fourier; the LS pulse arrives later, stronger and persists." title="" id="96" name="Picture"/>
             <a:graphic>
               <a:graphicData uri="http://schemas.openxmlformats.org/drawingml/2006/picture">
                 <pic:pic>
                   <pic:nvPicPr>
-                    <pic:cNvPr descr="figures_ch4_color/M_gauss_shock.png" id="99" name="Picture"/>
+                    <pic:cNvPr descr="figures_ch4_color/M_gauss_shock.png" id="97" name="Picture"/>
                     <pic:cNvPicPr>
                       <a:picLocks noChangeArrowheads="1" noChangeAspect="1"/>
                     </pic:cNvPicPr>
                   </pic:nvPicPr>
                   <pic:blipFill>
-                    <a:blip r:embed="rId97"/>
+                    <a:blip r:embed="rId95"/>
                     <a:stretch>
                       <a:fillRect/>
                     </a:stretch>
@@ -4577,7 +5965,7 @@
         <w:t xml:space="preserve"> </w:t>
       </w:r>
       <w:r>
-        <w:t xml:space="preserve">Fourier theories (Figure 4-17). The loading exposes the essential difference</w:t>
+        <w:t xml:space="preserve">Fourier theories (Figure 4-23). The loading exposes the essential difference</w:t>
       </w:r>
       <w:r>
         <w:t xml:space="preserve"> </w:t>
@@ -4613,7 +6001,7 @@
         <w:t xml:space="preserve"> </w:t>
       </w:r>
       <w:r>
-        <w:t xml:space="preserve">behind. The accompanying wave-front figures (Figure 4-17b) show the sharp</w:t>
+        <w:t xml:space="preserve">behind. The Lord-Shulman solution shows a sharp</w:t>
       </w:r>
       <w:r>
         <w:t xml:space="preserve"> </w:t>
@@ -4640,8 +6028,8 @@
         <w:t xml:space="preserve">of the shock — a strong argument in favor of the generalized theory.</w:t>
       </w:r>
     </w:p>
-    <w:bookmarkEnd w:id="100"/>
-    <w:bookmarkStart w:id="101" w:name="comparison-of-time-integration-methods"/>
+    <w:bookmarkEnd w:id="98"/>
+    <w:bookmarkStart w:id="99" w:name="comparison-of-time-integration-methods"/>
     <w:p>
       <w:pPr>
         <w:pStyle w:val="Heading2"/>
@@ -4673,7 +6061,7 @@
         <w:t xml:space="preserve"> </w:t>
       </w:r>
       <w:r>
-        <w:t xml:space="preserve">results are summarized in Table 4-3.</w:t>
+        <w:t xml:space="preserve">results are summarized in Table 4-7.</w:t>
       </w:r>
     </w:p>
     <w:p>
@@ -4685,7 +6073,7 @@
           <w:b/>
           <w:bCs/>
         </w:rPr>
-        <w:t xml:space="preserve">Table 4-3: Comparison of time-integration methods on the same spatial system.</w:t>
+        <w:t xml:space="preserve">Table 4-7: Comparison of time-integration methods on the same spatial system.</w:t>
       </w:r>
     </w:p>
     <w:tbl>
@@ -5010,8 +6398,8 @@
         <w:t xml:space="preserve">method for all production runs of this thesis.</w:t>
       </w:r>
     </w:p>
-    <w:bookmarkEnd w:id="101"/>
-    <w:bookmarkStart w:id="102" w:name="X9c9188b738b4478e05baa4d1b661521d9ddb445"/>
+    <w:bookmarkEnd w:id="99"/>
+    <w:bookmarkStart w:id="100" w:name="X9c9188b738b4478e05baa4d1b661521d9ddb445"/>
     <w:p>
       <w:pPr>
         <w:pStyle w:val="Heading2"/>
@@ -5124,14 +6512,26 @@
         <w:t xml:space="preserve">work over comparable previous studies.</w:t>
       </w:r>
     </w:p>
-    <w:bookmarkEnd w:id="102"/>
-    <w:bookmarkStart w:id="106" w:name="X98f2e98b83d46383dd6148158741cac70debee7"/>
+    <w:bookmarkEnd w:id="100"/>
+    <w:bookmarkStart w:id="104" w:name="X98f2e98b83d46383dd6148158741cac70debee7"/>
     <w:p>
       <w:pPr>
         <w:pStyle w:val="Heading2"/>
       </w:pPr>
       <w:r>
         <w:t xml:space="preserve">4-20. Comparison of the generalized thermoelasticity theories</w:t>
+      </w:r>
+    </w:p>
+    <w:p>
+      <w:pPr>
+        <w:pStyle w:val="FirstParagraph"/>
+      </w:pPr>
+      <w:r>
+        <w:rPr>
+          <w:b/>
+          <w:bCs/>
+        </w:rPr>
+        <w:t xml:space="preserve">Figure 4-24.</w:t>
       </w:r>
     </w:p>
     <w:p>
@@ -5143,18 +6543,18 @@
           <wp:inline>
             <wp:extent cx="5334000" cy="3708431"/>
             <wp:effectExtent b="0" l="0" r="0" t="0"/>
-            <wp:docPr descr="Comparison of the generalized thermoelasticity theories: Fourier / Lord-Shulman / dual-phase-lag / Green-Naghdi III." title="" id="104" name="Picture"/>
+            <wp:docPr descr="Comparison of the generalized thermoelasticity theories: Fourier / Lord-Shulman / dual-phase-lag / Green-Naghdi III." title="" id="102" name="Picture"/>
             <a:graphic>
               <a:graphicData uri="http://schemas.openxmlformats.org/drawingml/2006/picture">
                 <pic:pic>
                   <pic:nvPicPr>
-                    <pic:cNvPr descr="figures_ch4_color/T3_theories.png" id="105" name="Picture"/>
+                    <pic:cNvPr descr="figures_ch4_color/T3_theories.png" id="103" name="Picture"/>
                     <pic:cNvPicPr>
                       <a:picLocks noChangeArrowheads="1" noChangeAspect="1"/>
                     </pic:cNvPicPr>
                   </pic:nvPicPr>
                   <pic:blipFill>
-                    <a:blip r:embed="rId103"/>
+                    <a:blip r:embed="rId101"/>
                     <a:stretch>
                       <a:fillRect/>
                     </a:stretch>
@@ -5224,7 +6624,7 @@
         <w:t xml:space="preserve"> </w:t>
       </w:r>
       <w:r>
-        <w:t xml:space="preserve">Figure 4-18, the peak mid-point temperatures order as Fourier 0.950 &lt; DPL 0.956 &lt;</w:t>
+        <w:t xml:space="preserve">Figure 4-24, the peak mid-point temperatures order as Fourier 0.950 &lt; DPL 0.956 &lt;</w:t>
       </w:r>
       <w:r>
         <w:t xml:space="preserve"> </w:t>
@@ -5287,8 +6687,8 @@
         <w:t xml:space="preserve">contributions of this research.</w:t>
       </w:r>
     </w:p>
-    <w:bookmarkEnd w:id="106"/>
-    <w:bookmarkStart w:id="107" w:name="chapter-summary"/>
+    <w:bookmarkEnd w:id="104"/>
+    <w:bookmarkStart w:id="105" w:name="chapter-summary"/>
     <w:p>
       <w:pPr>
         <w:pStyle w:val="Heading2"/>
@@ -5575,8 +6975,8 @@
         <w:t xml:space="preserve">theories diverge for this class of structures.</w:t>
       </w:r>
     </w:p>
-    <w:bookmarkEnd w:id="107"/>
-    <w:bookmarkEnd w:id="108"/>
+    <w:bookmarkEnd w:id="105"/>
+    <w:bookmarkEnd w:id="106"/>
     <w:sectPr>
       <w:footnotePr>
         <w:numRestart w:val="eachSect"/>

--- a/claude/thesis_chapter/RESULTS_CHAPTER_EN_R4_color.docx
+++ b/claude/thesis_chapter/RESULTS_CHAPTER_EN_R4_color.docx
@@ -689,7 +689,7 @@
           <w:b/>
           <w:bCs/>
         </w:rPr>
-        <w:t xml:space="preserve">Figure 4-1.</w:t>
+        <w:t xml:space="preserve">4-1</w:t>
       </w:r>
     </w:p>
     <w:p>
@@ -701,7 +701,7 @@
           <wp:inline>
             <wp:extent cx="5334000" cy="2079671"/>
             <wp:effectExtent b="0" l="0" r="0" t="0"/>
-            <wp:docPr descr="Radial-node convergence per layer (N_z=11, N_L=7); the field quantities are converged from N_r=7." title="" id="12" name="Picture"/>
+            <wp:docPr descr="Figure 4-1: Radial-node convergence — hoop-stress and temperature profiles for N_r = 7…15 [N_z=11, N_L=7, W_GPL=0.3%, e_m3=0.8604, τ*=0.15, P_i=50 MPa, simply supported]" title="" id="12" name="Picture"/>
             <a:graphic>
               <a:graphicData uri="http://schemas.openxmlformats.org/drawingml/2006/picture">
                 <pic:pic>
@@ -744,7 +744,7 @@
         <w:pStyle w:val="ImageCaption"/>
       </w:pPr>
       <w:r>
-        <w:t xml:space="preserve">Radial-node convergence per layer (N_z=11, N_L=7); the field quantities are converged from N_r=7.</w:t>
+        <w:t xml:space="preserve">Figure 4-1: Radial-node convergence — hoop-stress and temperature profiles for N_r = 7…15 [N_z=11, N_L=7, W_GPL=0.3%, e_m3=0.8604, τ*=0.15, P_i=50 MPa, simply supported]</w:t>
       </w:r>
     </w:p>
     <w:p>
@@ -1126,7 +1126,7 @@
           <w:b/>
           <w:bCs/>
         </w:rPr>
-        <w:t xml:space="preserve">Figure 4-2.</w:t>
+        <w:t xml:space="preserve">4-2</w:t>
       </w:r>
     </w:p>
     <w:p>
@@ -1138,7 +1138,7 @@
           <wp:inline>
             <wp:extent cx="5334000" cy="2079671"/>
             <wp:effectExtent b="0" l="0" r="0" t="0"/>
-            <wp:docPr descr="Axial-node convergence, the binding direction (N_r=15, N_L=7); N_z=5 gives a 9.4% error, with the clean serial cost." title="" id="16" name="Picture"/>
+            <wp:docPr descr="Figure 4-2: Axial-node convergence — profiles for N_z = 5…15 [N_r=15, N_L=7, W_GPL=0.3%, e_m3=0.8604, τ*=0.15, P_i=50 MPa, simply supported]" title="" id="16" name="Picture"/>
             <a:graphic>
               <a:graphicData uri="http://schemas.openxmlformats.org/drawingml/2006/picture">
                 <pic:pic>
@@ -1181,7 +1181,7 @@
         <w:pStyle w:val="ImageCaption"/>
       </w:pPr>
       <w:r>
-        <w:t xml:space="preserve">Axial-node convergence, the binding direction (N_r=15, N_L=7); N_z=5 gives a 9.4% error, with the clean serial cost.</w:t>
+        <w:t xml:space="preserve">Figure 4-2: Axial-node convergence — profiles for N_z = 5…15 [N_r=15, N_L=7, W_GPL=0.3%, e_m3=0.8604, τ*=0.15, P_i=50 MPa, simply supported]</w:t>
       </w:r>
     </w:p>
     <w:p>
@@ -1615,7 +1615,7 @@
           <w:b/>
           <w:bCs/>
         </w:rPr>
-        <w:t xml:space="preserve">Figure 4-3.</w:t>
+        <w:t xml:space="preserve">4-3</w:t>
       </w:r>
     </w:p>
     <w:p>
@@ -1627,7 +1627,7 @@
           <wp:inline>
             <wp:extent cx="5334000" cy="2079671"/>
             <wp:effectExtent b="0" l="0" r="0" t="0"/>
-            <wp:docPr descr="Layer-count convergence: hoop-stress and temperature profiles, L2 error and cost vs number of layers N_L (N_r=15, N_z=11)." title="" id="20" name="Picture"/>
+            <wp:docPr descr="Figure 4-3: Layer convergence — profiles for N_L = 3…15 [N_r=15, N_z=11, W_GPL=0.3%, e_m3=0.8604, τ*=0.15, P_i=50 MPa, simply supported]" title="" id="20" name="Picture"/>
             <a:graphic>
               <a:graphicData uri="http://schemas.openxmlformats.org/drawingml/2006/picture">
                 <pic:pic>
@@ -1670,7 +1670,7 @@
         <w:pStyle w:val="ImageCaption"/>
       </w:pPr>
       <w:r>
-        <w:t xml:space="preserve">Layer-count convergence: hoop-stress and temperature profiles, L2 error and cost vs number of layers N_L (N_r=15, N_z=11).</w:t>
+        <w:t xml:space="preserve">Figure 4-3: Layer convergence — profiles for N_L = 3…15 [N_r=15, N_z=11, W_GPL=0.3%, e_m3=0.8604, τ*=0.15, P_i=50 MPa, simply supported]</w:t>
       </w:r>
     </w:p>
     <w:p>
@@ -2591,7 +2591,7 @@
           <w:b/>
           <w:bCs/>
         </w:rPr>
-        <w:t xml:space="preserve">Figure 4-4.</w:t>
+        <w:t xml:space="preserve">4-4</w:t>
       </w:r>
     </w:p>
     <w:p>
@@ -2601,9 +2601,9 @@
       <w:r>
         <w:drawing>
           <wp:inline>
-            <wp:extent cx="5334000" cy="3810348"/>
+            <wp:extent cx="5334000" cy="3812786"/>
             <wp:effectExtent b="0" l="0" r="0" t="0"/>
-            <wp:docPr descr="Verification (mechanical): dimensionless inner-surface radial displacement of the present solver against Malekzadeh &amp; Heydarpour (2012) and an independent ANSYS solution." title="" id="26" name="Picture"/>
+            <wp:docPr descr="Figure 4-4: Verification (mechanical) — inner-surface dimensionless radial displacement of the present solver against Malekzadeh &amp; Heydarpour (2012) and an independent ANSYS solution [thick cylinder under internal pressure step]" title="" id="26" name="Picture"/>
             <a:graphic>
               <a:graphicData uri="http://schemas.openxmlformats.org/drawingml/2006/picture">
                 <pic:pic>
@@ -2622,7 +2622,7 @@
                   <pic:spPr bwMode="auto">
                     <a:xfrm>
                       <a:off x="0" y="0"/>
-                      <a:ext cx="5334000" cy="3810348"/>
+                      <a:ext cx="5334000" cy="3812786"/>
                     </a:xfrm>
                     <a:prstGeom prst="rect">
                       <a:avLst/>
@@ -2646,7 +2646,7 @@
         <w:pStyle w:val="ImageCaption"/>
       </w:pPr>
       <w:r>
-        <w:t xml:space="preserve">Verification (mechanical): dimensionless inner-surface radial displacement of the present solver against Malekzadeh &amp; Heydarpour (2012) and an independent ANSYS solution.</w:t>
+        <w:t xml:space="preserve">Figure 4-4: Verification (mechanical) — inner-surface dimensionless radial displacement of the present solver against Malekzadeh &amp; Heydarpour (2012) and an independent ANSYS solution [thick cylinder under internal pressure step]</w:t>
       </w:r>
     </w:p>
     <w:p>
@@ -2658,7 +2658,7 @@
           <w:b/>
           <w:bCs/>
         </w:rPr>
-        <w:t xml:space="preserve">Figure 4-5.</w:t>
+        <w:t xml:space="preserve">4-5</w:t>
       </w:r>
     </w:p>
     <w:p>
@@ -2670,7 +2670,7 @@
           <wp:inline>
             <wp:extent cx="5334000" cy="3697845"/>
             <wp:effectExtent b="0" l="0" r="0" t="0"/>
-            <wp:docPr descr="Verification (thermal): transient temperature profiles from the present DQM+Newmark solver against the exact Bessel-series solution at t = 2, 10 and 40 s." title="" id="29" name="Picture"/>
+            <wp:docPr descr="Figure 4-5: Verification (thermal) — transient temperature profiles of the present DQM+Newmark solver against the exact Bessel-series solution at t = 2, 10 and 40 s" title="" id="29" name="Picture"/>
             <a:graphic>
               <a:graphicData uri="http://schemas.openxmlformats.org/drawingml/2006/picture">
                 <pic:pic>
@@ -2713,7 +2713,7 @@
         <w:pStyle w:val="ImageCaption"/>
       </w:pPr>
       <w:r>
-        <w:t xml:space="preserve">Verification (thermal): transient temperature profiles from the present DQM+Newmark solver against the exact Bessel-series solution at t = 2, 10 and 40 s.</w:t>
+        <w:t xml:space="preserve">Figure 4-5: Verification (thermal) — transient temperature profiles of the present DQM+Newmark solver against the exact Bessel-series solution at t = 2, 10 and 40 s</w:t>
       </w:r>
     </w:p>
     <w:p>
@@ -2725,7 +2725,7 @@
           <w:b/>
           <w:bCs/>
         </w:rPr>
-        <w:t xml:space="preserve">Figure 4-6.</w:t>
+        <w:t xml:space="preserve">4-6</w:t>
       </w:r>
     </w:p>
     <w:p>
@@ -2737,7 +2737,7 @@
           <wp:inline>
             <wp:extent cx="5334000" cy="3472656"/>
             <wp:effectExtent b="0" l="0" r="0" t="0"/>
-            <wp:docPr descr="Verification (Lord-Shulman waves): second-sound temperature fronts through the wall against Bagri &amp; Eslami (2007), Fig. 2." title="" id="32" name="Picture"/>
+            <wp:docPr descr="Figure 4-6: Verification (Lord–Shulman waves) — second-sound temperature fronts through the wall against Bagri &amp; Eslami (2007), Fig. 2" title="" id="32" name="Picture"/>
             <a:graphic>
               <a:graphicData uri="http://schemas.openxmlformats.org/drawingml/2006/picture">
                 <pic:pic>
@@ -2780,7 +2780,7 @@
         <w:pStyle w:val="ImageCaption"/>
       </w:pPr>
       <w:r>
-        <w:t xml:space="preserve">Verification (Lord-Shulman waves): second-sound temperature fronts through the wall against Bagri &amp; Eslami (2007), Fig. 2.</w:t>
+        <w:t xml:space="preserve">Figure 4-6: Verification (Lord–Shulman waves) — second-sound temperature fronts through the wall against Bagri &amp; Eslami (2007), Fig. 2</w:t>
       </w:r>
     </w:p>
     <w:p>
@@ -3145,7 +3145,7 @@
           <w:b/>
           <w:bCs/>
         </w:rPr>
-        <w:t xml:space="preserve">Figure 4-7.</w:t>
+        <w:t xml:space="preserve">4-7</w:t>
       </w:r>
     </w:p>
     <w:p>
@@ -3157,7 +3157,7 @@
           <wp:inline>
             <wp:extent cx="5334000" cy="3708431"/>
             <wp:effectExtent b="0" l="0" r="0" t="0"/>
-            <wp:docPr descr="Effect of the GPL distribution pattern (UD, O, X, V, A): mid-point T* and U* histories vs Fo and the final T*, hoop-stress profiles vs xi." title="" id="36" name="Picture"/>
+            <wp:docPr descr="Figure 4-7: Effect of the GPL distribution pattern (UD, O, X, V, A) on the mid-point T* and U* histories and the final T* and Σθθ profiles [R_i=1, R_o=1.5, L=2.1 m, N_L=7, W_GPL=0.3%, e_m3=0.8604, τ*=0.15, P_i=50 MPa, simply supported]" title="" id="36" name="Picture"/>
             <a:graphic>
               <a:graphicData uri="http://schemas.openxmlformats.org/drawingml/2006/picture">
                 <pic:pic>
@@ -3200,7 +3200,7 @@
         <w:pStyle w:val="ImageCaption"/>
       </w:pPr>
       <w:r>
-        <w:t xml:space="preserve">Effect of the GPL distribution pattern (UD, O, X, V, A): mid-point T* and U* histories vs Fo and the final T*, hoop-stress profiles vs xi.</w:t>
+        <w:t xml:space="preserve">Figure 4-7: Effect of the GPL distribution pattern (UD, O, X, V, A) on the mid-point T* and U* histories and the final T* and Σθθ profiles [R_i=1, R_o=1.5, L=2.1 m, N_L=7, W_GPL=0.3%, e_m3=0.8604, τ*=0.15, P_i=50 MPa, simply supported]</w:t>
       </w:r>
     </w:p>
     <w:p>
@@ -3502,7 +3502,7 @@
           <w:b/>
           <w:bCs/>
         </w:rPr>
-        <w:t xml:space="preserve">Figure 4-8.</w:t>
+        <w:t xml:space="preserve">4-8</w:t>
       </w:r>
     </w:p>
     <w:p>
@@ -3514,7 +3514,7 @@
           <wp:inline>
             <wp:extent cx="5334000" cy="3708431"/>
             <wp:effectExtent b="0" l="0" r="0" t="0"/>
-            <wp:docPr descr="Effect of the porosity distribution pattern (UD, O, X, V, A), GPL kept uniform; pattern A acts as a thermal barrier." title="" id="40" name="Picture"/>
+            <wp:docPr descr="Figure 4-8: Effect of the porosity distribution pattern (UD, O, X, V, A), GPL uniform [R_i=1, R_o=1.5, L=2.1 m, N_L=7, W_GPL=0.3%, e_m3=0.8604, τ*=0.15, P_i=50 MPa, simply supported]" title="" id="40" name="Picture"/>
             <a:graphic>
               <a:graphicData uri="http://schemas.openxmlformats.org/drawingml/2006/picture">
                 <pic:pic>
@@ -3557,7 +3557,7 @@
         <w:pStyle w:val="ImageCaption"/>
       </w:pPr>
       <w:r>
-        <w:t xml:space="preserve">Effect of the porosity distribution pattern (UD, O, X, V, A), GPL kept uniform; pattern A acts as a thermal barrier.</w:t>
+        <w:t xml:space="preserve">Figure 4-8: Effect of the porosity distribution pattern (UD, O, X, V, A), GPL uniform [R_i=1, R_o=1.5, L=2.1 m, N_L=7, W_GPL=0.3%, e_m3=0.8604, τ*=0.15, P_i=50 MPa, simply supported]</w:t>
       </w:r>
     </w:p>
     <w:p>
@@ -3694,7 +3694,7 @@
           <w:b/>
           <w:bCs/>
         </w:rPr>
-        <w:t xml:space="preserve">Figure 4-9.</w:t>
+        <w:t xml:space="preserve">4-9</w:t>
       </w:r>
     </w:p>
     <w:p>
@@ -3706,7 +3706,7 @@
           <wp:inline>
             <wp:extent cx="5334000" cy="3708431"/>
             <wp:effectExtent b="0" l="0" r="0" t="0"/>
-            <wp:docPr descr="Effect of the porosity level e_m3 = 0.9675 / 0.8604 / 0.7776 (light / moderate / heavy)." title="" id="43" name="Picture"/>
+            <wp:docPr descr="Figure 4-9: Effect of the porosity level e_m3 = 0.9675 / 0.8604 / 0.7776 [R_o/R_i=1.5, L=2.1 m, N_L=7, W_GPL=0.3%, UD, τ*=0.15, P_i=50 MPa, simply supported]" title="" id="43" name="Picture"/>
             <a:graphic>
               <a:graphicData uri="http://schemas.openxmlformats.org/drawingml/2006/picture">
                 <pic:pic>
@@ -3749,7 +3749,7 @@
         <w:pStyle w:val="ImageCaption"/>
       </w:pPr>
       <w:r>
-        <w:t xml:space="preserve">Effect of the porosity level e_m3 = 0.9675 / 0.8604 / 0.7776 (light / moderate / heavy).</w:t>
+        <w:t xml:space="preserve">Figure 4-9: Effect of the porosity level e_m3 = 0.9675 / 0.8604 / 0.7776 [R_o/R_i=1.5, L=2.1 m, N_L=7, W_GPL=0.3%, UD, τ*=0.15, P_i=50 MPa, simply supported]</w:t>
       </w:r>
     </w:p>
     <w:p>
@@ -3815,7 +3815,7 @@
           <w:b/>
           <w:bCs/>
         </w:rPr>
-        <w:t xml:space="preserve">Figure 4-10.</w:t>
+        <w:t xml:space="preserve">4-10</w:t>
       </w:r>
     </w:p>
     <w:p>
@@ -3827,7 +3827,7 @@
           <wp:inline>
             <wp:extent cx="5334000" cy="3708431"/>
             <wp:effectExtent b="0" l="0" r="0" t="0"/>
-            <wp:docPr descr="Effect of the GPL weight fraction, low range W = 0.1 / 0.3 / 0.5 / 0.9 / 1.5 %." title="" id="47" name="Picture"/>
+            <wp:docPr descr="Figure 4-10: Effect of the GPL weight fraction (low range) W = 0.1 / 0.3 / 0.5 / 0.9 / 1.5 % [R_o/R_i=1.5, L=2.1 m, N_L=7, UD, e_m3=0.8604, τ*=0.15, P_i=50 MPa, simply supported]" title="" id="47" name="Picture"/>
             <a:graphic>
               <a:graphicData uri="http://schemas.openxmlformats.org/drawingml/2006/picture">
                 <pic:pic>
@@ -3870,7 +3870,7 @@
         <w:pStyle w:val="ImageCaption"/>
       </w:pPr>
       <w:r>
-        <w:t xml:space="preserve">Effect of the GPL weight fraction, low range W = 0.1 / 0.3 / 0.5 / 0.9 / 1.5 %.</w:t>
+        <w:t xml:space="preserve">Figure 4-10: Effect of the GPL weight fraction (low range) W = 0.1 / 0.3 / 0.5 / 0.9 / 1.5 % [R_o/R_i=1.5, L=2.1 m, N_L=7, UD, e_m3=0.8604, τ*=0.15, P_i=50 MPa, simply supported]</w:t>
       </w:r>
     </w:p>
     <w:p>
@@ -3950,7 +3950,7 @@
           <w:b/>
           <w:bCs/>
         </w:rPr>
-        <w:t xml:space="preserve">Figure 4-11.</w:t>
+        <w:t xml:space="preserve">4-11</w:t>
       </w:r>
     </w:p>
     <w:p>
@@ -3962,7 +3962,7 @@
           <wp:inline>
             <wp:extent cx="5334000" cy="3708431"/>
             <wp:effectExtent b="0" l="0" r="0" t="0"/>
-            <wp:docPr descr="Effect of the GPL weight fraction, high range W = 1 / 2 / 4 / 8 %; the thermal gain saturates while the stresses grow." title="" id="50" name="Picture"/>
+            <wp:docPr descr="Figure 4-11: Effect of the GPL weight fraction (high range) W = 1 / 2 / 4 / 8 % [R_o/R_i=1.5, L=2.1 m, N_L=7, UD, e_m3=0.8604, τ*=0.15, P_i=50 MPa, simply supported]" title="" id="50" name="Picture"/>
             <a:graphic>
               <a:graphicData uri="http://schemas.openxmlformats.org/drawingml/2006/picture">
                 <pic:pic>
@@ -4005,7 +4005,7 @@
         <w:pStyle w:val="ImageCaption"/>
       </w:pPr>
       <w:r>
-        <w:t xml:space="preserve">Effect of the GPL weight fraction, high range W = 1 / 2 / 4 / 8 %; the thermal gain saturates while the stresses grow.</w:t>
+        <w:t xml:space="preserve">Figure 4-11: Effect of the GPL weight fraction (high range) W = 1 / 2 / 4 / 8 % [R_o/R_i=1.5, L=2.1 m, N_L=7, UD, e_m3=0.8604, τ*=0.15, P_i=50 MPa, simply supported]</w:t>
       </w:r>
     </w:p>
     <w:p>
@@ -4133,7 +4133,7 @@
           <w:b/>
           <w:bCs/>
         </w:rPr>
-        <w:t xml:space="preserve">Figure 4-12.</w:t>
+        <w:t xml:space="preserve">4-12</w:t>
       </w:r>
     </w:p>
     <w:p>
@@ -4145,7 +4145,7 @@
           <wp:inline>
             <wp:extent cx="5334000" cy="3708431"/>
             <wp:effectExtent b="0" l="0" r="0" t="0"/>
-            <wp:docPr descr="Effect of the platelet length-to-width aspect ratio a/b = 1.0 / 1.67 / 2.67." title="" id="54" name="Picture"/>
+            <wp:docPr descr="Figure 4-12: Effect of the platelet length-to-width aspect ratio a/b = 1.0 / 1.67 / 2.67 [R_o/R_i=1.5, L=2.1 m, N_L=7, W_GPL=0.3%, e_m3=0.8604, τ*=0.15, P_i=50 MPa, simply supported]" title="" id="54" name="Picture"/>
             <a:graphic>
               <a:graphicData uri="http://schemas.openxmlformats.org/drawingml/2006/picture">
                 <pic:pic>
@@ -4188,7 +4188,7 @@
         <w:pStyle w:val="ImageCaption"/>
       </w:pPr>
       <w:r>
-        <w:t xml:space="preserve">Effect of the platelet length-to-width aspect ratio a/b = 1.0 / 1.67 / 2.67.</w:t>
+        <w:t xml:space="preserve">Figure 4-12: Effect of the platelet length-to-width aspect ratio a/b = 1.0 / 1.67 / 2.67 [R_o/R_i=1.5, L=2.1 m, N_L=7, W_GPL=0.3%, e_m3=0.8604, τ*=0.15, P_i=50 MPa, simply supported]</w:t>
       </w:r>
     </w:p>
     <w:p>
@@ -4226,7 +4226,7 @@
           <w:b/>
           <w:bCs/>
         </w:rPr>
-        <w:t xml:space="preserve">Figure 4-13.</w:t>
+        <w:t xml:space="preserve">4-13</w:t>
       </w:r>
     </w:p>
     <w:p>
@@ -4238,7 +4238,7 @@
           <wp:inline>
             <wp:extent cx="5334000" cy="3708431"/>
             <wp:effectExtent b="0" l="0" r="0" t="0"/>
-            <wp:docPr descr="Effect of the platelet width-to-thickness aspect ratio b/t = 500 / 1000 / 2000." title="" id="57" name="Picture"/>
+            <wp:docPr descr="Figure 4-13: Effect of the platelet width-to-thickness aspect ratio b/t = 500 / 1000 / 2000 [R_o/R_i=1.5, L=2.1 m, N_L=7, W_GPL=0.3%, e_m3=0.8604, τ*=0.15, P_i=50 MPa, simply supported]" title="" id="57" name="Picture"/>
             <a:graphic>
               <a:graphicData uri="http://schemas.openxmlformats.org/drawingml/2006/picture">
                 <pic:pic>
@@ -4281,7 +4281,7 @@
         <w:pStyle w:val="ImageCaption"/>
       </w:pPr>
       <w:r>
-        <w:t xml:space="preserve">Effect of the platelet width-to-thickness aspect ratio b/t = 500 / 1000 / 2000.</w:t>
+        <w:t xml:space="preserve">Figure 4-13: Effect of the platelet width-to-thickness aspect ratio b/t = 500 / 1000 / 2000 [R_o/R_i=1.5, L=2.1 m, N_L=7, W_GPL=0.3%, e_m3=0.8604, τ*=0.15, P_i=50 MPa, simply supported]</w:t>
       </w:r>
     </w:p>
     <w:p>
@@ -4365,7 +4365,7 @@
           <w:b/>
           <w:bCs/>
         </w:rPr>
-        <w:t xml:space="preserve">Figure 4-14.</w:t>
+        <w:t xml:space="preserve">4-14</w:t>
       </w:r>
     </w:p>
     <w:p>
@@ -4375,9 +4375,9 @@
       <w:r>
         <w:drawing>
           <wp:inline>
-            <wp:extent cx="5334000" cy="3708431"/>
+            <wp:extent cx="5334000" cy="3297867"/>
             <wp:effectExtent b="0" l="0" r="0" t="0"/>
-            <wp:docPr descr="Effect of the relaxation time: Fourier (tau=0) and Lord-Shulman tau = 0.04 / 0.15 / 0.44 / 0.87; overshoot grows with tau*." title="" id="61" name="Picture"/>
+            <wp:docPr descr="Figure 4-14: Effect of the relaxation time — Fourier (τ=0) and Lord–Shulman τ = 0.04 / 0.15 / 0.44 [R_o/R_i=1.5, L=2.1 m, N_L=7, W_GPL=0.3%, e_m3=0.8604, P_i=50 MPa, simply supported]" title="" id="61" name="Picture"/>
             <a:graphic>
               <a:graphicData uri="http://schemas.openxmlformats.org/drawingml/2006/picture">
                 <pic:pic>
@@ -4396,7 +4396,7 @@
                   <pic:spPr bwMode="auto">
                     <a:xfrm>
                       <a:off x="0" y="0"/>
-                      <a:ext cx="5334000" cy="3708431"/>
+                      <a:ext cx="5334000" cy="3297867"/>
                     </a:xfrm>
                     <a:prstGeom prst="rect">
                       <a:avLst/>
@@ -4420,20 +4420,20 @@
         <w:pStyle w:val="ImageCaption"/>
       </w:pPr>
       <w:r>
-        <w:t xml:space="preserve">Effect of the relaxation time: Fourier (tau</w:t>
+        <w:t xml:space="preserve">Figure 4-14: Effect of the relaxation time — Fourier (τ</w:t>
       </w:r>
       <w:r>
         <w:rPr>
           <w:i/>
           <w:iCs/>
         </w:rPr>
-        <w:t xml:space="preserve">=0) and Lord-Shulman tau</w:t>
-      </w:r>
-      <w:r>
-        <w:t xml:space="preserve"> </w:t>
-      </w:r>
-      <w:r>
-        <w:t xml:space="preserve">= 0.04 / 0.15 / 0.44 / 0.87; overshoot grows with tau*.</w:t>
+        <w:t xml:space="preserve">=0) and Lord–Shulman τ</w:t>
+      </w:r>
+      <w:r>
+        <w:t xml:space="preserve"> </w:t>
+      </w:r>
+      <w:r>
+        <w:t xml:space="preserve">= 0.04 / 0.15 / 0.44 [R_o/R_i=1.5, L=2.1 m, N_L=7, W_GPL=0.3%, e_m3=0.8604, P_i=50 MPa, simply supported]</w:t>
       </w:r>
     </w:p>
     <w:p>
@@ -4447,7 +4447,7 @@
         <w:t xml:space="preserve"> </w:t>
       </w:r>
       <w:r>
-        <w:t xml:space="preserve">relaxation times τ* = 0.04, 0.15, 0.44 and 0.87. Under Fourier conduction the</w:t>
+        <w:t xml:space="preserve">relaxation times τ* = 0.04, 0.15 and 0.44. Under Fourier conduction the</w:t>
       </w:r>
       <w:r>
         <w:t xml:space="preserve"> </w:t>
@@ -4477,7 +4477,7 @@
         <w:t xml:space="preserve"> </w:t>
       </w:r>
       <w:r>
-        <w:t xml:space="preserve">0.953, 0.962, 1.166 and 1.271 as τ* increases, and for the two larger values the</w:t>
+        <w:t xml:space="preserve">0.953, 0.962 and 1.166 as τ* increases, and at the largest value the</w:t>
       </w:r>
       <w:r>
         <w:t xml:space="preserve"> </w:t>
@@ -4499,13 +4499,13 @@
         <w:t xml:space="preserve"> </w:t>
       </w:r>
       <w:r>
-        <w:t xml:space="preserve">even the inner-surface value — reaching 1.271 at</w:t>
-      </w:r>
-      <w:r>
-        <w:t xml:space="preserve"> </w:t>
-      </w:r>
-      <w:r>
-        <w:t xml:space="preserve">τ* = 0.87 — a purely hyperbolic phenomenon impossible in the parabolic Fourier</w:t>
+        <w:t xml:space="preserve">even the inner-surface value — reaching 1.166 at</w:t>
+      </w:r>
+      <w:r>
+        <w:t xml:space="preserve"> </w:t>
+      </w:r>
+      <w:r>
+        <w:t xml:space="preserve">τ* = 0.44 — a purely hyperbolic phenomenon impossible in the parabolic Fourier</w:t>
       </w:r>
       <w:r>
         <w:t xml:space="preserve"> </w:t>
@@ -4563,7 +4563,7 @@
           <w:b/>
           <w:bCs/>
         </w:rPr>
-        <w:t xml:space="preserve">Figure 4-15.</w:t>
+        <w:t xml:space="preserve">4-15</w:t>
       </w:r>
     </w:p>
     <w:p>
@@ -4575,7 +4575,7 @@
           <wp:inline>
             <wp:extent cx="5334000" cy="3708431"/>
             <wp:effectExtent b="0" l="0" r="0" t="0"/>
-            <wp:docPr descr="Effect of the end supports: simply supported (S-S), mixed (S-C) and clamped (C-C)." title="" id="65" name="Picture"/>
+            <wp:docPr descr="Figure 4-15: Effect of the end supports — simply supported (S-S), mixed (S-C) and clamped (C-C) [R_o/R_i=1.5, L=2.1 m, N_L=7, W_GPL=0.3%, e_m3=0.8604, τ*=0.15, P_i=50 MPa]" title="" id="65" name="Picture"/>
             <a:graphic>
               <a:graphicData uri="http://schemas.openxmlformats.org/drawingml/2006/picture">
                 <pic:pic>
@@ -4618,7 +4618,7 @@
         <w:pStyle w:val="ImageCaption"/>
       </w:pPr>
       <w:r>
-        <w:t xml:space="preserve">Effect of the end supports: simply supported (S-S), mixed (S-C) and clamped (C-C).</w:t>
+        <w:t xml:space="preserve">Figure 4-15: Effect of the end supports — simply supported (S-S), mixed (S-C) and clamped (C-C) [R_o/R_i=1.5, L=2.1 m, N_L=7, W_GPL=0.3%, e_m3=0.8604, τ*=0.15, P_i=50 MPa]</w:t>
       </w:r>
     </w:p>
     <w:p>
@@ -4778,7 +4778,7 @@
           <w:b/>
           <w:bCs/>
         </w:rPr>
-        <w:t xml:space="preserve">Figure 4-16.</w:t>
+        <w:t xml:space="preserve">4-16</w:t>
       </w:r>
     </w:p>
     <w:p>
@@ -4788,9 +4788,9 @@
       <w:r>
         <w:drawing>
           <wp:inline>
-            <wp:extent cx="5334000" cy="3164350"/>
+            <wp:extent cx="5334000" cy="3708431"/>
             <wp:effectExtent b="0" l="0" r="0" t="0"/>
-            <wp:docPr descr="Effect of the internal pressure P_i = 0 / 10 / 50 / 100 MPa; the mechanical response grows linearly." title="" id="69" name="Picture"/>
+            <wp:docPr descr="Figure 4-16: Effect of the internal pressure P_i = 0 / 10 / 50 / 100 MPa [R_o/R_i=1.5, L=2.1 m, N_L=7, W_GPL=0.3%, e_m3=0.8604, τ*=0.15, simply supported]" title="" id="69" name="Picture"/>
             <a:graphic>
               <a:graphicData uri="http://schemas.openxmlformats.org/drawingml/2006/picture">
                 <pic:pic>
@@ -4809,7 +4809,7 @@
                   <pic:spPr bwMode="auto">
                     <a:xfrm>
                       <a:off x="0" y="0"/>
-                      <a:ext cx="5334000" cy="3164350"/>
+                      <a:ext cx="5334000" cy="3708431"/>
                     </a:xfrm>
                     <a:prstGeom prst="rect">
                       <a:avLst/>
@@ -4833,7 +4833,7 @@
         <w:pStyle w:val="ImageCaption"/>
       </w:pPr>
       <w:r>
-        <w:t xml:space="preserve">Effect of the internal pressure P_i = 0 / 10 / 50 / 100 MPa; the mechanical response grows linearly.</w:t>
+        <w:t xml:space="preserve">Figure 4-16: Effect of the internal pressure P_i = 0 / 10 / 50 / 100 MPa [R_o/R_i=1.5, L=2.1 m, N_L=7, W_GPL=0.3%, e_m3=0.8604, τ*=0.15, simply supported]</w:t>
       </w:r>
     </w:p>
     <w:p>
@@ -4947,7 +4947,7 @@
           <w:b/>
           <w:bCs/>
         </w:rPr>
-        <w:t xml:space="preserve">Figure 4-17.</w:t>
+        <w:t xml:space="preserve">4-17</w:t>
       </w:r>
     </w:p>
     <w:p>
@@ -4957,9 +4957,9 @@
       <w:r>
         <w:drawing>
           <wp:inline>
-            <wp:extent cx="5334000" cy="3164350"/>
+            <wp:extent cx="5334000" cy="3708431"/>
             <wp:effectExtent b="0" l="0" r="0" t="0"/>
-            <wp:docPr descr="Effect of the cylinder length L = 1 / 2.1 / 5 / 10 m and the approach to the long-cylinder limit." title="" id="73" name="Picture"/>
+            <wp:docPr descr="Figure 4-17: Effect of the cylinder length L = 1 / 2.1 / 5 / 10 m [R_i=1, R_o=1.5, N_L=7, W_GPL=0.3%, e_m3=0.8604, τ*=0.15, P_i=50 MPa, simply supported]" title="" id="73" name="Picture"/>
             <a:graphic>
               <a:graphicData uri="http://schemas.openxmlformats.org/drawingml/2006/picture">
                 <pic:pic>
@@ -4978,7 +4978,7 @@
                   <pic:spPr bwMode="auto">
                     <a:xfrm>
                       <a:off x="0" y="0"/>
-                      <a:ext cx="5334000" cy="3164350"/>
+                      <a:ext cx="5334000" cy="3708431"/>
                     </a:xfrm>
                     <a:prstGeom prst="rect">
                       <a:avLst/>
@@ -5002,7 +5002,7 @@
         <w:pStyle w:val="ImageCaption"/>
       </w:pPr>
       <w:r>
-        <w:t xml:space="preserve">Effect of the cylinder length L = 1 / 2.1 / 5 / 10 m and the approach to the long-cylinder limit.</w:t>
+        <w:t xml:space="preserve">Figure 4-17: Effect of the cylinder length L = 1 / 2.1 / 5 / 10 m [R_i=1, R_o=1.5, N_L=7, W_GPL=0.3%, e_m3=0.8604, τ*=0.15, P_i=50 MPa, simply supported]</w:t>
       </w:r>
     </w:p>
     <w:p>
@@ -5136,7 +5136,7 @@
           <w:b/>
           <w:bCs/>
         </w:rPr>
-        <w:t xml:space="preserve">Figure 4-18.</w:t>
+        <w:t xml:space="preserve">4-18</w:t>
       </w:r>
     </w:p>
     <w:p>
@@ -5146,9 +5146,9 @@
       <w:r>
         <w:drawing>
           <wp:inline>
-            <wp:extent cx="5334000" cy="3982720"/>
+            <wp:extent cx="5334000" cy="2695073"/>
             <wp:effectExtent b="0" l="0" r="0" t="0"/>
-            <wp:docPr descr="Full 25-case GPL x porosity matrix: through-wall dimensionless temperature T*(xi) for every pattern pair; porosity A is a universal thermal barrier." title="" id="77" name="Picture"/>
+            <wp:docPr descr="Figure 4-18: Full 25-case GPL × porosity matrix — through-wall dimensionless temperature T*(ξ) for every pattern pair (rows: GPL pattern; columns: porosity pattern) [reference: W_GPL=0.3%, e_m3=0.8604, τ*=0.15, P_i=50 MPa, simply supported]" title="" id="77" name="Picture"/>
             <a:graphic>
               <a:graphicData uri="http://schemas.openxmlformats.org/drawingml/2006/picture">
                 <pic:pic>
@@ -5167,7 +5167,7 @@
                   <pic:spPr bwMode="auto">
                     <a:xfrm>
                       <a:off x="0" y="0"/>
-                      <a:ext cx="5334000" cy="3982720"/>
+                      <a:ext cx="5334000" cy="2695073"/>
                     </a:xfrm>
                     <a:prstGeom prst="rect">
                       <a:avLst/>
@@ -5191,7 +5191,7 @@
         <w:pStyle w:val="ImageCaption"/>
       </w:pPr>
       <w:r>
-        <w:t xml:space="preserve">Full 25-case GPL x porosity matrix: through-wall dimensionless temperature T*(xi) for every pattern pair; porosity A is a universal thermal barrier.</w:t>
+        <w:t xml:space="preserve">Figure 4-18: Full 25-case GPL × porosity matrix — through-wall dimensionless temperature T*(ξ) for every pattern pair (rows: GPL pattern; columns: porosity pattern) [reference: W_GPL=0.3%, e_m3=0.8604, τ*=0.15, P_i=50 MPa, simply supported]</w:t>
       </w:r>
     </w:p>
     <w:p>
@@ -5280,7 +5280,7 @@
           <w:b/>
           <w:bCs/>
         </w:rPr>
-        <w:t xml:space="preserve">Figure 4-19.</w:t>
+        <w:t xml:space="preserve">4-19</w:t>
       </w:r>
     </w:p>
     <w:p>
@@ -5290,9 +5290,9 @@
       <w:r>
         <w:drawing>
           <wp:inline>
-            <wp:extent cx="5334000" cy="2724605"/>
+            <wp:extent cx="5334000" cy="2695073"/>
             <wp:effectExtent b="0" l="0" r="0" t="0"/>
-            <wp:docPr descr="Full 25-case GPL x porosity matrix: hoop-stress profile Sigma_thth(xi) for every pattern pair." title="" id="80" name="Picture"/>
+            <wp:docPr descr="Figure 4-19: Full 25-case GPL × porosity matrix — hoop-stress profile Σθθ(ξ) for every pattern pair (rows: GPL pattern; columns: porosity pattern) [reference: W_GPL=0.3%, e_m3=0.8604, τ*=0.15, P_i=50 MPa, simply supported]" title="" id="80" name="Picture"/>
             <a:graphic>
               <a:graphicData uri="http://schemas.openxmlformats.org/drawingml/2006/picture">
                 <pic:pic>
@@ -5311,7 +5311,7 @@
                   <pic:spPr bwMode="auto">
                     <a:xfrm>
                       <a:off x="0" y="0"/>
-                      <a:ext cx="5334000" cy="2724605"/>
+                      <a:ext cx="5334000" cy="2695073"/>
                     </a:xfrm>
                     <a:prstGeom prst="rect">
                       <a:avLst/>
@@ -5335,7 +5335,7 @@
         <w:pStyle w:val="ImageCaption"/>
       </w:pPr>
       <w:r>
-        <w:t xml:space="preserve">Full 25-case GPL x porosity matrix: hoop-stress profile Sigma_thth(xi) for every pattern pair.</w:t>
+        <w:t xml:space="preserve">Figure 4-19: Full 25-case GPL × porosity matrix — hoop-stress profile Σθθ(ξ) for every pattern pair (rows: GPL pattern; columns: porosity pattern) [reference: W_GPL=0.3%, e_m3=0.8604, τ*=0.15, P_i=50 MPa, simply supported]</w:t>
       </w:r>
     </w:p>
     <w:p>
@@ -5455,7 +5455,7 @@
           <w:b/>
           <w:bCs/>
         </w:rPr>
-        <w:t xml:space="preserve">Figure 4-20.</w:t>
+        <w:t xml:space="preserve">4-20</w:t>
       </w:r>
     </w:p>
     <w:p>
@@ -5467,7 +5467,7 @@
           <wp:inline>
             <wp:extent cx="5334000" cy="3708431"/>
             <wp:effectExtent b="0" l="0" r="0" t="0"/>
-            <wp:docPr descr="Effect of thermo-mechanical coupling: fully coupled versus uncoupled energy equation." title="" id="84" name="Picture"/>
+            <wp:docPr descr="Figure 4-20: Effect of thermo-mechanical coupling — fully coupled versus uncoupled energy equation [R_o/R_i=1.5, L=2.1 m, N_L=7, W_GPL=0.3%, e_m3=0.8604, τ*=0.15, P_i=50 MPa, simply supported]" title="" id="84" name="Picture"/>
             <a:graphic>
               <a:graphicData uri="http://schemas.openxmlformats.org/drawingml/2006/picture">
                 <pic:pic>
@@ -5510,7 +5510,7 @@
         <w:pStyle w:val="ImageCaption"/>
       </w:pPr>
       <w:r>
-        <w:t xml:space="preserve">Effect of thermo-mechanical coupling: fully coupled versus uncoupled energy equation.</w:t>
+        <w:t xml:space="preserve">Figure 4-20: Effect of thermo-mechanical coupling — fully coupled versus uncoupled energy equation [R_o/R_i=1.5, L=2.1 m, N_L=7, W_GPL=0.3%, e_m3=0.8604, τ*=0.15, P_i=50 MPa, simply supported]</w:t>
       </w:r>
     </w:p>
     <w:p>
@@ -5594,7 +5594,7 @@
           <w:b/>
           <w:bCs/>
         </w:rPr>
-        <w:t xml:space="preserve">Figure 4-21.</w:t>
+        <w:t xml:space="preserve">4-21</w:t>
       </w:r>
     </w:p>
     <w:p>
@@ -5606,7 +5606,7 @@
           <wp:inline>
             <wp:extent cx="5334000" cy="3708431"/>
             <wp:effectExtent b="0" l="0" r="0" t="0"/>
-            <wp:docPr descr="Effect of the outer-surface convection coefficient h_c = 10 / 100 / 1000 W/m2K." title="" id="88" name="Picture"/>
+            <wp:docPr descr="Figure 4-21: Effect of the outer-surface convection coefficient h_c = 10 / 100 / 1000 W/m²K [R_o/R_i=1.5, L=2.1 m, N_L=7, W_GPL=0.3%, e_m3=0.8604, τ*=0.15, P_i=50 MPa, simply supported]" title="" id="88" name="Picture"/>
             <a:graphic>
               <a:graphicData uri="http://schemas.openxmlformats.org/drawingml/2006/picture">
                 <pic:pic>
@@ -5649,7 +5649,7 @@
         <w:pStyle w:val="ImageCaption"/>
       </w:pPr>
       <w:r>
-        <w:t xml:space="preserve">Effect of the outer-surface convection coefficient h_c = 10 / 100 / 1000 W/m2K.</w:t>
+        <w:t xml:space="preserve">Figure 4-21: Effect of the outer-surface convection coefficient h_c = 10 / 100 / 1000 W/m²K [R_o/R_i=1.5, L=2.1 m, N_L=7, W_GPL=0.3%, e_m3=0.8604, τ*=0.15, P_i=50 MPa, simply supported]</w:t>
       </w:r>
     </w:p>
     <w:p>
@@ -5733,7 +5733,7 @@
           <w:b/>
           <w:bCs/>
         </w:rPr>
-        <w:t xml:space="preserve">Figure 4-22.</w:t>
+        <w:t xml:space="preserve">4-22</w:t>
       </w:r>
     </w:p>
     <w:p>
@@ -5745,7 +5745,7 @@
           <wp:inline>
             <wp:extent cx="5334000" cy="3708431"/>
             <wp:effectExtent b="0" l="0" r="0" t="0"/>
-            <wp:docPr descr="Effect of the wall thickness, radius ratio R_o/R_i = 1.25 / 1.5 / 2.0 (inner radius fixed)." title="" id="92" name="Picture"/>
+            <wp:docPr descr="Figure 4-22: Effect of the wall thickness, radius ratio R_o/R_i = 1.25 / 1.5 / 2.0 (inner radius fixed at 1 m) [L=2.1 m, N_L=7, W_GPL=0.3%, e_m3=0.8604, τ*=0.15, P_i=50 MPa, simply supported]" title="" id="92" name="Picture"/>
             <a:graphic>
               <a:graphicData uri="http://schemas.openxmlformats.org/drawingml/2006/picture">
                 <pic:pic>
@@ -5788,7 +5788,7 @@
         <w:pStyle w:val="ImageCaption"/>
       </w:pPr>
       <w:r>
-        <w:t xml:space="preserve">Effect of the wall thickness, radius ratio R_o/R_i = 1.25 / 1.5 / 2.0 (inner radius fixed).</w:t>
+        <w:t xml:space="preserve">Figure 4-22: Effect of the wall thickness, radius ratio R_o/R_i = 1.25 / 1.5 / 2.0 (inner radius fixed at 1 m) [L=2.1 m, N_L=7, W_GPL=0.3%, e_m3=0.8604, τ*=0.15, P_i=50 MPa, simply supported]</w:t>
       </w:r>
     </w:p>
     <w:p>
@@ -5890,7 +5890,7 @@
           <w:b/>
           <w:bCs/>
         </w:rPr>
-        <w:t xml:space="preserve">Figure 4-23.</w:t>
+        <w:t xml:space="preserve">4-23</w:t>
       </w:r>
     </w:p>
     <w:p>
@@ -5902,7 +5902,7 @@
           <wp:inline>
             <wp:extent cx="5334000" cy="3708431"/>
             <wp:effectExtent b="0" l="0" r="0" t="0"/>
-            <wp:docPr descr="Response to a Gaussian thermal shock: Lord-Shulman versus Fourier; the LS pulse arrives later, stronger and persists." title="" id="96" name="Picture"/>
+            <wp:docPr descr="Figure 4-23: Response to a Gaussian thermal shock — Lord–Shulman versus Fourier [R_o/R_i=1.5, L=2.1 m, N_L=7, W_GPL=0.3%, e_m3=0.8604, P_i=50 MPa, simply supported]" title="" id="96" name="Picture"/>
             <a:graphic>
               <a:graphicData uri="http://schemas.openxmlformats.org/drawingml/2006/picture">
                 <pic:pic>
@@ -5945,7 +5945,7 @@
         <w:pStyle w:val="ImageCaption"/>
       </w:pPr>
       <w:r>
-        <w:t xml:space="preserve">Response to a Gaussian thermal shock: Lord-Shulman versus Fourier; the LS pulse arrives later, stronger and persists.</w:t>
+        <w:t xml:space="preserve">Figure 4-23: Response to a Gaussian thermal shock — Lord–Shulman versus Fourier [R_o/R_i=1.5, L=2.1 m, N_L=7, W_GPL=0.3%, e_m3=0.8604, P_i=50 MPa, simply supported]</w:t>
       </w:r>
     </w:p>
     <w:p>
@@ -6531,7 +6531,7 @@
           <w:b/>
           <w:bCs/>
         </w:rPr>
-        <w:t xml:space="preserve">Figure 4-24.</w:t>
+        <w:t xml:space="preserve">4-24</w:t>
       </w:r>
     </w:p>
     <w:p>
@@ -6543,7 +6543,7 @@
           <wp:inline>
             <wp:extent cx="5334000" cy="3708431"/>
             <wp:effectExtent b="0" l="0" r="0" t="0"/>
-            <wp:docPr descr="Comparison of the generalized thermoelasticity theories: Fourier / Lord-Shulman / dual-phase-lag / Green-Naghdi III." title="" id="102" name="Picture"/>
+            <wp:docPr descr="Figure 4-24: Comparison of the generalized thermoelasticity theories — Fourier, Lord–Shulman, dual-phase-lag and Green–Naghdi III [R_o/R_i=1.5, L=2.1 m, N_L=7, W_GPL=0.3%, e_m3=0.8604, τ*=0.15, P_i=50 MPa, simply supported]" title="" id="102" name="Picture"/>
             <a:graphic>
               <a:graphicData uri="http://schemas.openxmlformats.org/drawingml/2006/picture">
                 <pic:pic>
@@ -6586,7 +6586,7 @@
         <w:pStyle w:val="ImageCaption"/>
       </w:pPr>
       <w:r>
-        <w:t xml:space="preserve">Comparison of the generalized thermoelasticity theories: Fourier / Lord-Shulman / dual-phase-lag / Green-Naghdi III.</w:t>
+        <w:t xml:space="preserve">Figure 4-24: Comparison of the generalized thermoelasticity theories — Fourier, Lord–Shulman, dual-phase-lag and Green–Naghdi III [R_o/R_i=1.5, L=2.1 m, N_L=7, W_GPL=0.3%, e_m3=0.8604, τ*=0.15, P_i=50 MPa, simply supported]</w:t>
       </w:r>
     </w:p>
     <w:p>
@@ -6756,7 +6756,7 @@
         <w:t xml:space="preserve"> </w:t>
       </w:r>
       <w:r>
-        <w:t xml:space="preserve">grows with the relaxation time, up to T* = 1.271 at τ* = 0.87 — impossible under</w:t>
+        <w:t xml:space="preserve">grows with the relaxation time, up to T* = 1.166 at τ* = 0.44 — impossible under</w:t>
       </w:r>
       <w:r>
         <w:t xml:space="preserve"> </w:t>

--- a/claude/thesis_chapter/RESULTS_CHAPTER_EN_R4_color.docx
+++ b/claude/thesis_chapter/RESULTS_CHAPTER_EN_R4_color.docx
@@ -249,7 +249,7 @@
         <w:t xml:space="preserve"> </w:t>
       </w:r>
       <w:r>
-        <w:t xml:space="preserve">convention of reference [x] (Heydarpour et al.). The reference thermal</w:t>
+        <w:t xml:space="preserve">convention of reference [69] (Heydarpour et al.). The reference thermal</w:t>
       </w:r>
       <w:r>
         <w:t xml:space="preserve"> </w:t>

--- a/claude/thesis_chapter/RESULTS_CHAPTER_EN_R4_color.docx
+++ b/claude/thesis_chapter/RESULTS_CHAPTER_EN_R4_color.docx
@@ -2668,7 +2668,7 @@
       <w:r>
         <w:drawing>
           <wp:inline>
-            <wp:extent cx="5334000" cy="3697845"/>
+            <wp:extent cx="5334000" cy="3700121"/>
             <wp:effectExtent b="0" l="0" r="0" t="0"/>
             <wp:docPr descr="Figure 4-5: Verification (thermal) — transient temperature profiles of the present DQM+Newmark solver against the exact Bessel-series solution at t = 2, 10 and 40 s" title="" id="29" name="Picture"/>
             <a:graphic>
@@ -2689,7 +2689,7 @@
                   <pic:spPr bwMode="auto">
                     <a:xfrm>
                       <a:off x="0" y="0"/>
-                      <a:ext cx="5334000" cy="3697845"/>
+                      <a:ext cx="5334000" cy="3700121"/>
                     </a:xfrm>
                     <a:prstGeom prst="rect">
                       <a:avLst/>
